--- a/por/docx/55.content.docx
+++ b/por/docx/55.content.docx
@@ -2269,7 +2269,163 @@
         <w:rPr>
           <w:lang w:val="pt_PT" w:bidi="pt_PT"/>
         </w:rPr>
-        <w:t xml:space="preserve"> (veja as notas de estudo em </w:t>
+        <w:t xml:space="preserve"> (veja as notas de estudo em 1.12,14). A própria guarda do depósito por Timóteo inclui confiá-lo a pessoas fiéis.</w:t>
+      </w:r>
+      <w:r>
+        <w:rPr>
+          <w:lang w:val="pt_PT" w:bidi="pt_PT"/>
+        </w:rPr>
+      </w:r>
+      <w:r>
+        <w:rPr>
+          <w:lang w:val="pt_PT" w:bidi="pt_PT"/>
+        </w:rPr>
+      </w:r>
+    </w:p>
+    <w:p>
+      <w:pPr/>
+      <w:r>
+        <w:rPr>
+          <w:lang w:val="pt_PT" w:bidi="pt_PT"/>
+        </w:rPr>
+      </w:r>
+    </w:p>
+    <w:p>
+      <w:pPr>
+        <w:pStyle w:val="Heading2"/>
+      </w:pPr>
+      <w:r>
+        <w:rPr>
+          <w:lang w:val="pt_PT" w:bidi="pt_PT"/>
+        </w:rPr>
+        <w:t>2 Timóteo 2.4–7</w:t>
+      </w:r>
+      <w:r>
+        <w:rPr>
+          <w:lang w:val="pt_PT" w:bidi="pt_PT"/>
+        </w:rPr>
+      </w:r>
+    </w:p>
+    <w:p>
+      <w:pPr/>
+      <w:r>
+        <w:rPr>
+          <w:lang w:val="pt_PT" w:bidi="pt_PT"/>
+        </w:rPr>
+      </w:r>
+      <w:r>
+        <w:rPr>
+          <w:lang w:val="pt_PT" w:bidi="pt_PT"/>
+        </w:rPr>
+        <w:t>Em uma sequência rápida, Paulo cita máximas sobre lutar e trabalhar com determinação.</w:t>
+      </w:r>
+      <w:r>
+        <w:rPr>
+          <w:lang w:val="pt_PT" w:bidi="pt_PT"/>
+        </w:rPr>
+      </w:r>
+      <w:r>
+        <w:rPr>
+          <w:lang w:val="pt_PT" w:bidi="pt_PT"/>
+        </w:rPr>
+      </w:r>
+    </w:p>
+    <w:p>
+      <w:pPr/>
+      <w:r>
+        <w:rPr>
+          <w:lang w:val="pt_PT" w:bidi="pt_PT"/>
+        </w:rPr>
+      </w:r>
+    </w:p>
+    <w:p>
+      <w:pPr>
+        <w:pStyle w:val="Heading2"/>
+      </w:pPr>
+      <w:r>
+        <w:rPr>
+          <w:lang w:val="pt_PT" w:bidi="pt_PT"/>
+        </w:rPr>
+        <w:t>2 Timóteo 2.8</w:t>
+      </w:r>
+      <w:r>
+        <w:rPr>
+          <w:lang w:val="pt_PT" w:bidi="pt_PT"/>
+        </w:rPr>
+      </w:r>
+    </w:p>
+    <w:p>
+      <w:pPr/>
+      <w:r>
+        <w:rPr>
+          <w:lang w:val="pt_PT" w:bidi="pt_PT"/>
+        </w:rPr>
+      </w:r>
+      <w:r>
+        <w:rPr>
+          <w:lang w:val="pt_PT" w:bidi="pt_PT"/>
+        </w:rPr>
+        <w:t xml:space="preserve">Jesus Cristo, um descendente do Rei Davi, foi ressuscitado dos mortos: Cf. </w:t>
+      </w:r>
+      <w:r>
+        <w:rPr>
+          <w:lang w:val="pt_PT" w:bidi="pt_PT"/>
+        </w:rPr>
+        <w:t>Rm 1.3–4</w:t>
+      </w:r>
+      <w:r>
+        <w:rPr>
+          <w:lang w:val="pt_PT" w:bidi="pt_PT"/>
+        </w:rPr>
+        <w:t>. Sofrer com Cristo deve ser visto sob a perspectiva da ressurreição que virá.</w:t>
+      </w:r>
+      <w:r>
+        <w:rPr>
+          <w:lang w:val="pt_PT" w:bidi="pt_PT"/>
+        </w:rPr>
+      </w:r>
+      <w:r>
+        <w:rPr>
+          <w:lang w:val="pt_PT" w:bidi="pt_PT"/>
+        </w:rPr>
+      </w:r>
+    </w:p>
+    <w:p>
+      <w:pPr/>
+      <w:r>
+        <w:rPr>
+          <w:lang w:val="pt_PT" w:bidi="pt_PT"/>
+        </w:rPr>
+      </w:r>
+    </w:p>
+    <w:p>
+      <w:pPr>
+        <w:pStyle w:val="Heading2"/>
+      </w:pPr>
+      <w:r>
+        <w:rPr>
+          <w:lang w:val="pt_PT" w:bidi="pt_PT"/>
+        </w:rPr>
+        <w:t>2 Timóteo 2.8–13</w:t>
+      </w:r>
+      <w:r>
+        <w:rPr>
+          <w:lang w:val="pt_PT" w:bidi="pt_PT"/>
+        </w:rPr>
+      </w:r>
+    </w:p>
+    <w:p>
+      <w:pPr/>
+      <w:r>
+        <w:rPr>
+          <w:lang w:val="pt_PT" w:bidi="pt_PT"/>
+        </w:rPr>
+      </w:r>
+      <w:r>
+        <w:rPr>
+          <w:lang w:val="pt_PT" w:bidi="pt_PT"/>
+        </w:rPr>
+        <w:t>O sofrimento de Paulo (</w:t>
       </w:r>
       <w:r>
         <w:rPr>
@@ -2281,19 +2437,872 @@
         <w:rPr>
           <w:lang w:val="pt_PT" w:bidi="pt_PT"/>
         </w:rPr>
+        <w:t xml:space="preserve">) reflete o sofrimento de Jesus Cristo e aponta para a cruz e ressurreição como o significado central dessas boas-novas (veja </w:t>
+      </w:r>
+      <w:r>
+        <w:rPr>
+          <w:lang w:val="pt_PT" w:bidi="pt_PT"/>
+        </w:rPr>
+        <w:t>1.8</w:t>
+      </w:r>
+      <w:r>
+        <w:rPr>
+          <w:lang w:val="pt_PT" w:bidi="pt_PT"/>
+        </w:rPr>
+        <w:t>). O sofrimento de Paulo, assim como o de Cristo, foi essencial para trazer salvação a outros. Cristo aprova aqueles que sofrem e perseveram com ele.</w:t>
+      </w:r>
+      <w:r>
+        <w:rPr>
+          <w:lang w:val="pt_PT" w:bidi="pt_PT"/>
+        </w:rPr>
+      </w:r>
+      <w:r>
+        <w:rPr>
+          <w:lang w:val="pt_PT" w:bidi="pt_PT"/>
+        </w:rPr>
+      </w:r>
+    </w:p>
+    <w:p>
+      <w:pPr/>
+      <w:r>
+        <w:rPr>
+          <w:lang w:val="pt_PT" w:bidi="pt_PT"/>
+        </w:rPr>
+      </w:r>
+    </w:p>
+    <w:p>
+      <w:pPr>
+        <w:pStyle w:val="Heading2"/>
+      </w:pPr>
+      <w:r>
+        <w:rPr>
+          <w:lang w:val="pt_PT" w:bidi="pt_PT"/>
+        </w:rPr>
+        <w:t>2 Timóteo 2.9</w:t>
+      </w:r>
+      <w:r>
+        <w:rPr>
+          <w:lang w:val="pt_PT" w:bidi="pt_PT"/>
+        </w:rPr>
+      </w:r>
+    </w:p>
+    <w:p>
+      <w:pPr/>
+      <w:r>
+        <w:rPr>
+          <w:lang w:val="pt_PT" w:bidi="pt_PT"/>
+        </w:rPr>
+      </w:r>
+      <w:r>
+        <w:rPr>
+          <w:lang w:val="pt_PT" w:bidi="pt_PT"/>
+        </w:rPr>
+        <w:t>como se fosse um criminoso: Paulo estava se identificando com a morte de Jesus (</w:t>
+      </w:r>
+      <w:r>
+        <w:rPr>
+          <w:lang w:val="pt_PT" w:bidi="pt_PT"/>
+        </w:rPr>
+        <w:t>2.11</w:t>
+      </w:r>
+      <w:r>
+        <w:rPr>
+          <w:lang w:val="pt_PT" w:bidi="pt_PT"/>
+        </w:rPr>
+        <w:t xml:space="preserve">; </w:t>
+      </w:r>
+      <w:r>
+        <w:rPr>
+          <w:lang w:val="pt_PT" w:bidi="pt_PT"/>
+        </w:rPr>
+        <w:t>Fp 3.10–11</w:t>
+      </w:r>
+      <w:r>
+        <w:rPr>
+          <w:lang w:val="pt_PT" w:bidi="pt_PT"/>
+        </w:rPr>
+        <w:t xml:space="preserve">). • mas a mensagem de Deus não está presa: Tanto Paulo quanto as boas-novas seriam vitoriosos através do poder da ressurreição de Cristo (veja </w:t>
+      </w:r>
+      <w:r>
+        <w:rPr>
+          <w:lang w:val="pt_PT" w:bidi="pt_PT"/>
+        </w:rPr>
+        <w:t>2Tm 4.17–18</w:t>
+      </w:r>
+      <w:r>
+        <w:rPr>
+          <w:lang w:val="pt_PT" w:bidi="pt_PT"/>
+        </w:rPr>
+        <w:t xml:space="preserve">; veja também </w:t>
+      </w:r>
+      <w:r>
+        <w:rPr>
+          <w:lang w:val="pt_PT" w:bidi="pt_PT"/>
+        </w:rPr>
+        <w:t>2Co 12.8–10</w:t>
+      </w:r>
+      <w:r>
+        <w:rPr>
+          <w:lang w:val="pt_PT" w:bidi="pt_PT"/>
+        </w:rPr>
+        <w:t xml:space="preserve">; </w:t>
+      </w:r>
+      <w:r>
+        <w:rPr>
+          <w:lang w:val="pt_PT" w:bidi="pt_PT"/>
+        </w:rPr>
+        <w:t>Fp 1.12–14</w:t>
+      </w:r>
+      <w:r>
+        <w:rPr>
+          <w:lang w:val="pt_PT" w:bidi="pt_PT"/>
+        </w:rPr>
+        <w:t>).</w:t>
+      </w:r>
+      <w:r>
+        <w:rPr>
+          <w:lang w:val="pt_PT" w:bidi="pt_PT"/>
+        </w:rPr>
+      </w:r>
+      <w:r>
+        <w:rPr>
+          <w:lang w:val="pt_PT" w:bidi="pt_PT"/>
+        </w:rPr>
+      </w:r>
+    </w:p>
+    <w:p>
+      <w:pPr/>
+      <w:r>
+        <w:rPr>
+          <w:lang w:val="pt_PT" w:bidi="pt_PT"/>
+        </w:rPr>
+      </w:r>
+    </w:p>
+    <w:p>
+      <w:pPr>
+        <w:pStyle w:val="Heading2"/>
+      </w:pPr>
+      <w:r>
+        <w:rPr>
+          <w:lang w:val="pt_PT" w:bidi="pt_PT"/>
+        </w:rPr>
+        <w:t>2 Timóteo 2.11</w:t>
+      </w:r>
+      <w:r>
+        <w:rPr>
+          <w:lang w:val="pt_PT" w:bidi="pt_PT"/>
+        </w:rPr>
+      </w:r>
+    </w:p>
+    <w:p>
+      <w:pPr/>
+      <w:r>
+        <w:rPr>
+          <w:lang w:val="pt_PT" w:bidi="pt_PT"/>
+        </w:rPr>
+      </w:r>
+      <w:r>
+        <w:rPr>
+          <w:lang w:val="pt_PT" w:bidi="pt_PT"/>
+        </w:rPr>
+        <w:t xml:space="preserve">Este ensinamento é verdadeiro: Veja as notas de estudo em </w:t>
+      </w:r>
+      <w:r>
+        <w:rPr>
+          <w:lang w:val="pt_PT" w:bidi="pt_PT"/>
+        </w:rPr>
+        <w:t>1Tm 1.15</w:t>
+      </w:r>
+      <w:r>
+        <w:rPr>
+          <w:lang w:val="pt_PT" w:bidi="pt_PT"/>
+        </w:rPr>
+        <w:t xml:space="preserve">; </w:t>
+      </w:r>
+      <w:r>
+        <w:rPr>
+          <w:lang w:val="pt_PT" w:bidi="pt_PT"/>
+        </w:rPr>
+        <w:t>2.5–6</w:t>
+      </w:r>
+      <w:r>
+        <w:rPr>
+          <w:lang w:val="pt_PT" w:bidi="pt_PT"/>
+        </w:rPr>
+        <w:t>.</w:t>
+      </w:r>
+      <w:r>
+        <w:rPr>
+          <w:lang w:val="pt_PT" w:bidi="pt_PT"/>
+        </w:rPr>
+      </w:r>
+      <w:r>
+        <w:rPr>
+          <w:lang w:val="pt_PT" w:bidi="pt_PT"/>
+        </w:rPr>
+      </w:r>
+    </w:p>
+    <w:p>
+      <w:pPr/>
+      <w:r>
+        <w:rPr>
+          <w:lang w:val="pt_PT" w:bidi="pt_PT"/>
+        </w:rPr>
+      </w:r>
+    </w:p>
+    <w:p>
+      <w:pPr>
+        <w:pStyle w:val="Heading2"/>
+      </w:pPr>
+      <w:r>
+        <w:rPr>
+          <w:lang w:val="pt_PT" w:bidi="pt_PT"/>
+        </w:rPr>
+        <w:t>2 Timóteo 2.13</w:t>
+      </w:r>
+      <w:r>
+        <w:rPr>
+          <w:lang w:val="pt_PT" w:bidi="pt_PT"/>
+        </w:rPr>
+      </w:r>
+    </w:p>
+    <w:p>
+      <w:pPr/>
+      <w:r>
+        <w:rPr>
+          <w:lang w:val="pt_PT" w:bidi="pt_PT"/>
+        </w:rPr>
+      </w:r>
+      <w:r>
+        <w:rPr>
+          <w:lang w:val="pt_PT" w:bidi="pt_PT"/>
+        </w:rPr>
+        <w:t>Cristo continua sendo fiel: Isso pode significar que (1) ele oferece àqueles que tropeçaram uma oportunidade de arrependimento; (2) ele julga fielmente os incrédulos de acordo com sua vontade imutável; (3) ele próprio é um exemplo de fidelidade para seu povo seguir; e/ou (4) ele cumprirá fielmente seus propósitos na história, para salvar aqueles que confiam nele através das boas-novas (</w:t>
+      </w:r>
+      <w:r>
+        <w:rPr>
+          <w:lang w:val="pt_PT" w:bidi="pt_PT"/>
+        </w:rPr>
+        <w:t>1.12</w:t>
+      </w:r>
+      <w:r>
+        <w:rPr>
+          <w:lang w:val="pt_PT" w:bidi="pt_PT"/>
+        </w:rPr>
+        <w:t xml:space="preserve">; </w:t>
+      </w:r>
+      <w:r>
+        <w:rPr>
+          <w:lang w:val="pt_PT" w:bidi="pt_PT"/>
+        </w:rPr>
+        <w:t>2.19</w:t>
+      </w:r>
+      <w:r>
+        <w:rPr>
+          <w:lang w:val="pt_PT" w:bidi="pt_PT"/>
+        </w:rPr>
+        <w:t xml:space="preserve">). Veja também </w:t>
+      </w:r>
+      <w:r>
+        <w:rPr>
+          <w:lang w:val="pt_PT" w:bidi="pt_PT"/>
+        </w:rPr>
+        <w:t>Rm 3.3–4</w:t>
+      </w:r>
+      <w:r>
+        <w:rPr>
+          <w:lang w:val="pt_PT" w:bidi="pt_PT"/>
+        </w:rPr>
+        <w:t xml:space="preserve">; </w:t>
+      </w:r>
+      <w:r>
+        <w:rPr>
+          <w:lang w:val="pt_PT" w:bidi="pt_PT"/>
+        </w:rPr>
+        <w:t>1Co 10.13</w:t>
+      </w:r>
+      <w:r>
+        <w:rPr>
+          <w:lang w:val="pt_PT" w:bidi="pt_PT"/>
+        </w:rPr>
+        <w:t xml:space="preserve">; </w:t>
+      </w:r>
+      <w:r>
+        <w:rPr>
+          <w:lang w:val="pt_PT" w:bidi="pt_PT"/>
+        </w:rPr>
+        <w:t>1Jo 1.9</w:t>
+      </w:r>
+      <w:r>
+        <w:rPr>
+          <w:lang w:val="pt_PT" w:bidi="pt_PT"/>
+        </w:rPr>
+        <w:t>.</w:t>
+      </w:r>
+      <w:r>
+        <w:rPr>
+          <w:lang w:val="pt_PT" w:bidi="pt_PT"/>
+        </w:rPr>
+      </w:r>
+      <w:r>
+        <w:rPr>
+          <w:lang w:val="pt_PT" w:bidi="pt_PT"/>
+        </w:rPr>
+      </w:r>
+    </w:p>
+    <w:p>
+      <w:pPr/>
+      <w:r>
+        <w:rPr>
+          <w:lang w:val="pt_PT" w:bidi="pt_PT"/>
+        </w:rPr>
+      </w:r>
+    </w:p>
+    <w:p>
+      <w:pPr>
+        <w:pStyle w:val="Heading2"/>
+      </w:pPr>
+      <w:r>
+        <w:rPr>
+          <w:lang w:val="pt_PT" w:bidi="pt_PT"/>
+        </w:rPr>
+        <w:t>2 Timóteo 2.14–26</w:t>
+      </w:r>
+      <w:r>
+        <w:rPr>
+          <w:lang w:val="pt_PT" w:bidi="pt_PT"/>
+        </w:rPr>
+      </w:r>
+    </w:p>
+    <w:p>
+      <w:pPr/>
+      <w:r>
+        <w:rPr>
+          <w:lang w:val="pt_PT" w:bidi="pt_PT"/>
+        </w:rPr>
+      </w:r>
+      <w:r>
+        <w:rPr>
+          <w:lang w:val="pt_PT" w:bidi="pt_PT"/>
+        </w:rPr>
+        <w:t xml:space="preserve">Timóteo deve insistir no ensino de </w:t>
+      </w:r>
+      <w:r>
+        <w:rPr>
+          <w:lang w:val="pt_PT" w:bidi="pt_PT"/>
+        </w:rPr>
+        <w:t>2.8–13</w:t>
+      </w:r>
+      <w:r>
+        <w:rPr>
+          <w:lang w:val="pt_PT" w:bidi="pt_PT"/>
+        </w:rPr>
+        <w:t xml:space="preserve"> e evitar o ensino e a conduta dos falsos mestres. A heresia era provavelmente a mesma que em </w:t>
+      </w:r>
+      <w:r>
+        <w:rPr>
+          <w:lang w:val="pt_PT" w:bidi="pt_PT"/>
+        </w:rPr>
+        <w:t>1Tm 6.20–21</w:t>
+      </w:r>
+      <w:r>
+        <w:rPr>
+          <w:lang w:val="pt_PT" w:bidi="pt_PT"/>
+        </w:rPr>
+        <w:t>.</w:t>
+      </w:r>
+      <w:r>
+        <w:rPr>
+          <w:lang w:val="pt_PT" w:bidi="pt_PT"/>
+        </w:rPr>
+      </w:r>
+      <w:r>
+        <w:rPr>
+          <w:lang w:val="pt_PT" w:bidi="pt_PT"/>
+        </w:rPr>
+      </w:r>
+    </w:p>
+    <w:p>
+      <w:pPr/>
+      <w:r>
+        <w:rPr>
+          <w:lang w:val="pt_PT" w:bidi="pt_PT"/>
+        </w:rPr>
+      </w:r>
+    </w:p>
+    <w:p>
+      <w:pPr>
+        <w:pStyle w:val="Heading2"/>
+      </w:pPr>
+      <w:r>
+        <w:rPr>
+          <w:lang w:val="pt_PT" w:bidi="pt_PT"/>
+        </w:rPr>
+        <w:t>2 Timóteo 2.15</w:t>
+      </w:r>
+      <w:r>
+        <w:rPr>
+          <w:lang w:val="pt_PT" w:bidi="pt_PT"/>
+        </w:rPr>
+      </w:r>
+    </w:p>
+    <w:p>
+      <w:pPr/>
+      <w:r>
+        <w:rPr>
+          <w:lang w:val="pt_PT" w:bidi="pt_PT"/>
+        </w:rPr>
+      </w:r>
+      <w:r>
+        <w:rPr>
+          <w:lang w:val="pt_PT" w:bidi="pt_PT"/>
+        </w:rPr>
+        <w:t xml:space="preserve">ensina corretamente (literalmente </w:t>
+      </w:r>
+      <w:r>
+        <w:rPr>
+          <w:i/>
+          <w:lang w:val="pt_PT" w:bidi="pt_PT"/>
+        </w:rPr>
+        <w:t>quem guia por um caminho reto</w:t>
+      </w:r>
+      <w:r>
+        <w:rPr>
+          <w:lang w:val="pt_PT" w:bidi="pt_PT"/>
+        </w:rPr>
+        <w:t xml:space="preserve">): A NTLH relaciona este versículo à interpretação correta da palavra da verdade. Outra possibilidade é que Timóteo deva manter seu propósito ao ensinar a palavra (veja </w:t>
+      </w:r>
+      <w:r>
+        <w:rPr>
+          <w:lang w:val="pt_PT" w:bidi="pt_PT"/>
+        </w:rPr>
+        <w:t>1Tm 1.4</w:t>
+      </w:r>
+      <w:r>
+        <w:rPr>
+          <w:lang w:val="pt_PT" w:bidi="pt_PT"/>
+        </w:rPr>
+        <w:t>) e não se desviar ao se envolver nas controvérsias dos falsos mestres (</w:t>
+      </w:r>
+      <w:r>
+        <w:rPr>
+          <w:lang w:val="pt_PT" w:bidi="pt_PT"/>
+        </w:rPr>
+        <w:t>2Tm 2.16</w:t>
+      </w:r>
+      <w:r>
+        <w:rPr>
+          <w:lang w:val="pt_PT" w:bidi="pt_PT"/>
+        </w:rPr>
+        <w:t>).</w:t>
+      </w:r>
+      <w:r>
+        <w:rPr>
+          <w:lang w:val="pt_PT" w:bidi="pt_PT"/>
+        </w:rPr>
+      </w:r>
+      <w:r>
+        <w:rPr>
+          <w:lang w:val="pt_PT" w:bidi="pt_PT"/>
+        </w:rPr>
+      </w:r>
+    </w:p>
+    <w:p>
+      <w:pPr/>
+      <w:r>
+        <w:rPr>
+          <w:lang w:val="pt_PT" w:bidi="pt_PT"/>
+        </w:rPr>
+      </w:r>
+    </w:p>
+    <w:p>
+      <w:pPr>
+        <w:pStyle w:val="Heading2"/>
+      </w:pPr>
+      <w:r>
+        <w:rPr>
+          <w:lang w:val="pt_PT" w:bidi="pt_PT"/>
+        </w:rPr>
+        <w:t>2 Timóteo 2.17</w:t>
+      </w:r>
+      <w:r>
+        <w:rPr>
+          <w:lang w:val="pt_PT" w:bidi="pt_PT"/>
+        </w:rPr>
+      </w:r>
+    </w:p>
+    <w:p>
+      <w:pPr/>
+      <w:r>
+        <w:rPr>
+          <w:lang w:val="pt_PT" w:bidi="pt_PT"/>
+        </w:rPr>
+      </w:r>
+      <w:r>
+        <w:rPr>
+          <w:lang w:val="pt_PT" w:bidi="pt_PT"/>
+        </w:rPr>
+        <w:t>Himeneu foi anteriormente associado com Alexandre (</w:t>
+      </w:r>
+      <w:r>
+        <w:rPr>
+          <w:lang w:val="pt_PT" w:bidi="pt_PT"/>
+        </w:rPr>
+        <w:t>1Tm 1.20</w:t>
+      </w:r>
+      <w:r>
+        <w:rPr>
+          <w:lang w:val="pt_PT" w:bidi="pt_PT"/>
+        </w:rPr>
+        <w:t>); ambos ainda estavam causando estragos (</w:t>
+      </w:r>
+      <w:r>
+        <w:rPr>
+          <w:lang w:val="pt_PT" w:bidi="pt_PT"/>
+        </w:rPr>
+        <w:t>2Tm 4.14–15</w:t>
+      </w:r>
+      <w:r>
+        <w:rPr>
+          <w:lang w:val="pt_PT" w:bidi="pt_PT"/>
+        </w:rPr>
+        <w:t>). • Fileto era o novo cúmplice de Himeneu.</w:t>
+      </w:r>
+      <w:r>
+        <w:rPr>
+          <w:lang w:val="pt_PT" w:bidi="pt_PT"/>
+        </w:rPr>
+      </w:r>
+      <w:r>
+        <w:rPr>
+          <w:lang w:val="pt_PT" w:bidi="pt_PT"/>
+        </w:rPr>
+      </w:r>
+    </w:p>
+    <w:p>
+      <w:pPr/>
+      <w:r>
+        <w:rPr>
+          <w:lang w:val="pt_PT" w:bidi="pt_PT"/>
+        </w:rPr>
+      </w:r>
+    </w:p>
+    <w:p>
+      <w:pPr>
+        <w:pStyle w:val="Heading2"/>
+      </w:pPr>
+      <w:r>
+        <w:rPr>
+          <w:lang w:val="pt_PT" w:bidi="pt_PT"/>
+        </w:rPr>
+        <w:t>2 Timóteo 2.18</w:t>
+      </w:r>
+      <w:r>
+        <w:rPr>
+          <w:lang w:val="pt_PT" w:bidi="pt_PT"/>
+        </w:rPr>
+      </w:r>
+    </w:p>
+    <w:p>
+      <w:pPr/>
+      <w:r>
+        <w:rPr>
+          <w:lang w:val="pt_PT" w:bidi="pt_PT"/>
+        </w:rPr>
+      </w:r>
+      <w:r>
+        <w:rPr>
+          <w:lang w:val="pt_PT" w:bidi="pt_PT"/>
+        </w:rPr>
+        <w:t xml:space="preserve">Eles afirmam que a nossa ressurreição já aconteceu: Cf. </w:t>
+      </w:r>
+      <w:r>
+        <w:rPr>
+          <w:lang w:val="pt_PT" w:bidi="pt_PT"/>
+        </w:rPr>
+        <w:t>2Ts 2.2</w:t>
+      </w:r>
+      <w:r>
+        <w:rPr>
+          <w:lang w:val="pt_PT" w:bidi="pt_PT"/>
+        </w:rPr>
+        <w:t>. Esses falsos mestres podem ter distorcido o próprio ensino de Paulo sobre a ressurreição dos mortos (</w:t>
+      </w:r>
+      <w:r>
+        <w:rPr>
+          <w:lang w:val="pt_PT" w:bidi="pt_PT"/>
+        </w:rPr>
+        <w:t>Rm 6.5</w:t>
+      </w:r>
+      <w:r>
+        <w:rPr>
+          <w:lang w:val="pt_PT" w:bidi="pt_PT"/>
+        </w:rPr>
+        <w:t xml:space="preserve">; </w:t>
+      </w:r>
+      <w:r>
+        <w:rPr>
+          <w:lang w:val="pt_PT" w:bidi="pt_PT"/>
+        </w:rPr>
+        <w:t>Gl 2.20</w:t>
+      </w:r>
+      <w:r>
+        <w:rPr>
+          <w:lang w:val="pt_PT" w:bidi="pt_PT"/>
+        </w:rPr>
+        <w:t xml:space="preserve">; </w:t>
+      </w:r>
+      <w:r>
+        <w:rPr>
+          <w:lang w:val="pt_PT" w:bidi="pt_PT"/>
+        </w:rPr>
+        <w:t>Ef 1.3</w:t>
+      </w:r>
+      <w:r>
+        <w:rPr>
+          <w:lang w:val="pt_PT" w:bidi="pt_PT"/>
+        </w:rPr>
+        <w:t xml:space="preserve">; </w:t>
+      </w:r>
+      <w:r>
+        <w:rPr>
+          <w:lang w:val="pt_PT" w:bidi="pt_PT"/>
+        </w:rPr>
+        <w:t>2.6</w:t>
+      </w:r>
+      <w:r>
+        <w:rPr>
+          <w:lang w:val="pt_PT" w:bidi="pt_PT"/>
+        </w:rPr>
+        <w:t xml:space="preserve">; </w:t>
+      </w:r>
+      <w:r>
+        <w:rPr>
+          <w:lang w:val="pt_PT" w:bidi="pt_PT"/>
+        </w:rPr>
+        <w:t>5.14</w:t>
+      </w:r>
+      <w:r>
+        <w:rPr>
+          <w:lang w:val="pt_PT" w:bidi="pt_PT"/>
+        </w:rPr>
+        <w:t xml:space="preserve">; </w:t>
+      </w:r>
+      <w:r>
+        <w:rPr>
+          <w:lang w:val="pt_PT" w:bidi="pt_PT"/>
+        </w:rPr>
+        <w:t>Cl 2.12</w:t>
+      </w:r>
+      <w:r>
+        <w:rPr>
+          <w:lang w:val="pt_PT" w:bidi="pt_PT"/>
+        </w:rPr>
+        <w:t xml:space="preserve">; </w:t>
+      </w:r>
+      <w:r>
+        <w:rPr>
+          <w:lang w:val="pt_PT" w:bidi="pt_PT"/>
+        </w:rPr>
+        <w:t>3.1–4</w:t>
+      </w:r>
+      <w:r>
+        <w:rPr>
+          <w:lang w:val="pt_PT" w:bidi="pt_PT"/>
+        </w:rPr>
+        <w:t>) ensinando que eles já participavam plenamente da vida celestial, e talvez que a ressurreição física não ocorreria. Eles poderiam ter concluído a partir disso que a conduta no corpo (ou seja, a moralidade) era irrelevante, já que seus corpos mortais não poderiam impactar seus espíritos eternos. Ou, poderiam ter seguido o caminho oposto, em direção ao ascetismo que nega o mundo (</w:t>
+      </w:r>
+      <w:r>
+        <w:rPr>
+          <w:lang w:val="pt_PT" w:bidi="pt_PT"/>
+        </w:rPr>
+        <w:t>1Tm 4.3</w:t>
+      </w:r>
+      <w:r>
+        <w:rPr>
+          <w:lang w:val="pt_PT" w:bidi="pt_PT"/>
+        </w:rPr>
+        <w:t xml:space="preserve">; veja </w:t>
+      </w:r>
+      <w:r>
+        <w:rPr>
+          <w:lang w:val="pt_PT" w:bidi="pt_PT"/>
+        </w:rPr>
+        <w:t>Cl 2.8</w:t>
+      </w:r>
+      <w:r>
+        <w:rPr>
+          <w:lang w:val="pt_PT" w:bidi="pt_PT"/>
+        </w:rPr>
+        <w:t xml:space="preserve">, </w:t>
+      </w:r>
+      <w:r>
+        <w:rPr>
+          <w:lang w:val="pt_PT" w:bidi="pt_PT"/>
+        </w:rPr>
+        <w:t>16–23</w:t>
+      </w:r>
+      <w:r>
+        <w:rPr>
+          <w:lang w:val="pt_PT" w:bidi="pt_PT"/>
+        </w:rPr>
+        <w:t xml:space="preserve">), com a ideia de que o desfrute de coisas materiais é inapropriado para pessoas ressuscitadas e espirituais. Esses mestres podem ter entendido dos ensinamentos de Jesus (veja </w:t>
+      </w:r>
+      <w:r>
+        <w:rPr>
+          <w:lang w:val="pt_PT" w:bidi="pt_PT"/>
+        </w:rPr>
+        <w:t>Mt 19.10–12</w:t>
+      </w:r>
+      <w:r>
+        <w:rPr>
+          <w:lang w:val="pt_PT" w:bidi="pt_PT"/>
+        </w:rPr>
+        <w:t xml:space="preserve">; </w:t>
+      </w:r>
+      <w:r>
+        <w:rPr>
+          <w:lang w:val="pt_PT" w:bidi="pt_PT"/>
+        </w:rPr>
+        <w:t>22.30</w:t>
+      </w:r>
+      <w:r>
+        <w:rPr>
+          <w:lang w:val="pt_PT" w:bidi="pt_PT"/>
+        </w:rPr>
+        <w:t>) que o casamento deveria ser proibido (</w:t>
+      </w:r>
+      <w:r>
+        <w:rPr>
+          <w:lang w:val="pt_PT" w:bidi="pt_PT"/>
+        </w:rPr>
+        <w:t>1Tm 4.3</w:t>
+      </w:r>
+      <w:r>
+        <w:rPr>
+          <w:lang w:val="pt_PT" w:bidi="pt_PT"/>
+        </w:rPr>
+        <w:t>). Seus ensinamentos sobre a lei do Antigo Testamento (</w:t>
+      </w:r>
+      <w:r>
+        <w:rPr>
+          <w:lang w:val="pt_PT" w:bidi="pt_PT"/>
+        </w:rPr>
+        <w:t>1Tm 1.7–11</w:t>
+      </w:r>
+      <w:r>
+        <w:rPr>
+          <w:lang w:val="pt_PT" w:bidi="pt_PT"/>
+        </w:rPr>
+        <w:t xml:space="preserve">) podem ter levado à promoção de certos tabus. Seus ensinamentos podem ter envolvido uma promoção excessivamente agressiva da igualdade (veja </w:t>
+      </w:r>
+      <w:r>
+        <w:rPr>
+          <w:lang w:val="pt_PT" w:bidi="pt_PT"/>
+        </w:rPr>
+        <w:t>2Tm 3.6</w:t>
+      </w:r>
+      <w:r>
+        <w:rPr>
+          <w:lang w:val="pt_PT" w:bidi="pt_PT"/>
+        </w:rPr>
+        <w:t xml:space="preserve">; cf. </w:t>
+      </w:r>
+      <w:r>
+        <w:rPr>
+          <w:lang w:val="pt_PT" w:bidi="pt_PT"/>
+        </w:rPr>
+        <w:t>Gl 3.28</w:t>
+      </w:r>
+      <w:r>
+        <w:rPr>
+          <w:lang w:val="pt_PT" w:bidi="pt_PT"/>
+        </w:rPr>
+        <w:t xml:space="preserve">; </w:t>
+      </w:r>
+      <w:r>
+        <w:rPr>
+          <w:lang w:val="pt_PT" w:bidi="pt_PT"/>
+        </w:rPr>
+        <w:t>1Tm 2.11–15</w:t>
+      </w:r>
+      <w:r>
+        <w:rPr>
+          <w:lang w:val="pt_PT" w:bidi="pt_PT"/>
+        </w:rPr>
+        <w:t xml:space="preserve">) na crença de que a era vindoura já estava aqui. Seu ensino pode ter se concentrado exclusivamente no poder da ressurreição, o que contradiz a mensagem de Paulo sobre sofrimento e a cruz (veja </w:t>
+      </w:r>
+      <w:r>
+        <w:rPr>
+          <w:lang w:val="pt_PT" w:bidi="pt_PT"/>
+        </w:rPr>
+        <w:t>2Tm 1.8</w:t>
+      </w:r>
+      <w:r>
+        <w:rPr>
+          <w:lang w:val="pt_PT" w:bidi="pt_PT"/>
+        </w:rPr>
         <w:t>,</w:t>
       </w:r>
       <w:r>
         <w:rPr>
           <w:lang w:val="pt_PT" w:bidi="pt_PT"/>
         </w:rPr>
-        <w:t>14</w:t>
-      </w:r>
-      <w:r>
-        <w:rPr>
-          <w:lang w:val="pt_PT" w:bidi="pt_PT"/>
-        </w:rPr>
-        <w:t>). A própria guarda do depósito por Timóteo inclui confiá-lo a pessoas fiéis.</w:t>
+        <w:t>12</w:t>
+      </w:r>
+      <w:r>
+        <w:rPr>
+          <w:lang w:val="pt_PT" w:bidi="pt_PT"/>
+        </w:rPr>
+        <w:t xml:space="preserve">; </w:t>
+      </w:r>
+      <w:r>
+        <w:rPr>
+          <w:lang w:val="pt_PT" w:bidi="pt_PT"/>
+        </w:rPr>
+        <w:t>2.8–13</w:t>
+      </w:r>
+      <w:r>
+        <w:rPr>
+          <w:lang w:val="pt_PT" w:bidi="pt_PT"/>
+        </w:rPr>
+        <w:t xml:space="preserve">; cf. </w:t>
+      </w:r>
+      <w:r>
+        <w:rPr>
+          <w:lang w:val="pt_PT" w:bidi="pt_PT"/>
+        </w:rPr>
+        <w:t>1Co 4.8–13</w:t>
+      </w:r>
+      <w:r>
+        <w:rPr>
+          <w:lang w:val="pt_PT" w:bidi="pt_PT"/>
+        </w:rPr>
+        <w:t xml:space="preserve">; </w:t>
+      </w:r>
+      <w:r>
+        <w:rPr>
+          <w:lang w:val="pt_PT" w:bidi="pt_PT"/>
+        </w:rPr>
+        <w:t>2Co 12.8–10</w:t>
+      </w:r>
+      <w:r>
+        <w:rPr>
+          <w:lang w:val="pt_PT" w:bidi="pt_PT"/>
+        </w:rPr>
+        <w:t>). Seja qual for sua forma exata, Paulo descreve seu ensino como “conversa inútil e tola” (</w:t>
+      </w:r>
+      <w:r>
+        <w:rPr>
+          <w:lang w:val="pt_PT" w:bidi="pt_PT"/>
+        </w:rPr>
+        <w:t>2Tm 2.16</w:t>
+      </w:r>
+      <w:r>
+        <w:rPr>
+          <w:lang w:val="pt_PT" w:bidi="pt_PT"/>
+        </w:rPr>
+        <w:t>).</w:t>
       </w:r>
       <w:r>
         <w:rPr>
@@ -2322,26 +3331,170 @@
         <w:rPr>
           <w:lang w:val="pt_PT" w:bidi="pt_PT"/>
         </w:rPr>
-        <w:t>2 Timóteo 2.4–7</w:t>
-      </w:r>
-      <w:r>
-        <w:rPr>
-          <w:lang w:val="pt_PT" w:bidi="pt_PT"/>
-        </w:rPr>
-      </w:r>
-    </w:p>
-    <w:p>
-      <w:pPr/>
-      <w:r>
-        <w:rPr>
-          <w:lang w:val="pt_PT" w:bidi="pt_PT"/>
-        </w:rPr>
-      </w:r>
-      <w:r>
-        <w:rPr>
-          <w:lang w:val="pt_PT" w:bidi="pt_PT"/>
-        </w:rPr>
-        <w:t>Em uma sequência rápida, Paulo cita máximas sobre lutar e trabalhar com determinação.</w:t>
+        <w:t>2 Timóteo 2.19</w:t>
+      </w:r>
+      <w:r>
+        <w:rPr>
+          <w:lang w:val="pt_PT" w:bidi="pt_PT"/>
+        </w:rPr>
+      </w:r>
+    </w:p>
+    <w:p>
+      <w:pPr/>
+      <w:r>
+        <w:rPr>
+          <w:lang w:val="pt_PT" w:bidi="pt_PT"/>
+        </w:rPr>
+      </w:r>
+      <w:r>
+        <w:rPr>
+          <w:lang w:val="pt_PT" w:bidi="pt_PT"/>
+        </w:rPr>
+        <w:t xml:space="preserve">Paulo assegura a Timóteo que o falso ensino não prevalecerá (veja </w:t>
+      </w:r>
+      <w:r>
+        <w:rPr>
+          <w:lang w:val="pt_PT" w:bidi="pt_PT"/>
+        </w:rPr>
+        <w:t>3.9</w:t>
+      </w:r>
+      <w:r>
+        <w:rPr>
+          <w:lang w:val="pt_PT" w:bidi="pt_PT"/>
+        </w:rPr>
+        <w:t>), e ele reforça o chamado à pureza. • firme alicerce: Esta metáfora enfatiza a imunidade à destruição (</w:t>
+      </w:r>
+      <w:r>
+        <w:rPr>
+          <w:lang w:val="pt_PT" w:bidi="pt_PT"/>
+        </w:rPr>
+        <w:t>Is 28.16</w:t>
+      </w:r>
+      <w:r>
+        <w:rPr>
+          <w:lang w:val="pt_PT" w:bidi="pt_PT"/>
+        </w:rPr>
+        <w:t xml:space="preserve">) e pode refletir um templo (veja também </w:t>
+      </w:r>
+      <w:r>
+        <w:rPr>
+          <w:lang w:val="pt_PT" w:bidi="pt_PT"/>
+        </w:rPr>
+        <w:t>1Tm 3.15</w:t>
+      </w:r>
+      <w:r>
+        <w:rPr>
+          <w:lang w:val="pt_PT" w:bidi="pt_PT"/>
+        </w:rPr>
+        <w:t xml:space="preserve">; </w:t>
+      </w:r>
+      <w:r>
+        <w:rPr>
+          <w:lang w:val="pt_PT" w:bidi="pt_PT"/>
+        </w:rPr>
+        <w:t>1Co 3.11</w:t>
+      </w:r>
+      <w:r>
+        <w:rPr>
+          <w:lang w:val="pt_PT" w:bidi="pt_PT"/>
+        </w:rPr>
+        <w:t xml:space="preserve">; </w:t>
+      </w:r>
+      <w:r>
+        <w:rPr>
+          <w:lang w:val="pt_PT" w:bidi="pt_PT"/>
+        </w:rPr>
+        <w:t>Ef 2.20</w:t>
+      </w:r>
+      <w:r>
+        <w:rPr>
+          <w:lang w:val="pt_PT" w:bidi="pt_PT"/>
+        </w:rPr>
+        <w:t xml:space="preserve">; </w:t>
+      </w:r>
+      <w:r>
+        <w:rPr>
+          <w:lang w:val="pt_PT" w:bidi="pt_PT"/>
+        </w:rPr>
+        <w:t>1Pe 2.4–7</w:t>
+      </w:r>
+      <w:r>
+        <w:rPr>
+          <w:lang w:val="pt_PT" w:bidi="pt_PT"/>
+        </w:rPr>
+        <w:t xml:space="preserve">; </w:t>
+      </w:r>
+      <w:r>
+        <w:rPr>
+          <w:lang w:val="pt_PT" w:bidi="pt_PT"/>
+        </w:rPr>
+        <w:t>Ap 21.14</w:t>
+      </w:r>
+      <w:r>
+        <w:rPr>
+          <w:lang w:val="pt_PT" w:bidi="pt_PT"/>
+        </w:rPr>
+        <w:t xml:space="preserve">). • O Senhor conhece: Esta citação alude a </w:t>
+      </w:r>
+      <w:r>
+        <w:rPr>
+          <w:lang w:val="pt_PT" w:bidi="pt_PT"/>
+        </w:rPr>
+        <w:t>Nm 16.5</w:t>
+      </w:r>
+      <w:r>
+        <w:rPr>
+          <w:lang w:val="pt_PT" w:bidi="pt_PT"/>
+        </w:rPr>
+        <w:t xml:space="preserve">. • Toda pessoa que diz que pertence ao Senhor precisa abandonar o pecado: Veja </w:t>
+      </w:r>
+      <w:r>
+        <w:rPr>
+          <w:lang w:val="pt_PT" w:bidi="pt_PT"/>
+        </w:rPr>
+        <w:t>Is 52.11</w:t>
+      </w:r>
+      <w:r>
+        <w:rPr>
+          <w:lang w:val="pt_PT" w:bidi="pt_PT"/>
+        </w:rPr>
+        <w:t xml:space="preserve">; cp. </w:t>
+      </w:r>
+      <w:r>
+        <w:rPr>
+          <w:lang w:val="pt_PT" w:bidi="pt_PT"/>
+        </w:rPr>
+        <w:t>Nm 16.26–27</w:t>
+      </w:r>
+      <w:r>
+        <w:rPr>
+          <w:lang w:val="pt_PT" w:bidi="pt_PT"/>
+        </w:rPr>
+        <w:t xml:space="preserve">; </w:t>
+      </w:r>
+      <w:r>
+        <w:rPr>
+          <w:lang w:val="pt_PT" w:bidi="pt_PT"/>
+        </w:rPr>
+        <w:t>Lv 24.16</w:t>
+      </w:r>
+      <w:r>
+        <w:rPr>
+          <w:lang w:val="pt_PT" w:bidi="pt_PT"/>
+        </w:rPr>
+        <w:t xml:space="preserve">; </w:t>
+      </w:r>
+      <w:r>
+        <w:rPr>
+          <w:lang w:val="pt_PT" w:bidi="pt_PT"/>
+        </w:rPr>
+        <w:t>Sl 6.8</w:t>
+      </w:r>
+      <w:r>
+        <w:rPr>
+          <w:lang w:val="pt_PT" w:bidi="pt_PT"/>
+        </w:rPr>
+        <w:t>.</w:t>
       </w:r>
       <w:r>
         <w:rPr>
@@ -2370,38 +3523,50 @@
         <w:rPr>
           <w:lang w:val="pt_PT" w:bidi="pt_PT"/>
         </w:rPr>
-        <w:t>2 Timóteo 2.8</w:t>
-      </w:r>
-      <w:r>
-        <w:rPr>
-          <w:lang w:val="pt_PT" w:bidi="pt_PT"/>
-        </w:rPr>
-      </w:r>
-    </w:p>
-    <w:p>
-      <w:pPr/>
-      <w:r>
-        <w:rPr>
-          <w:lang w:val="pt_PT" w:bidi="pt_PT"/>
-        </w:rPr>
-      </w:r>
-      <w:r>
-        <w:rPr>
-          <w:lang w:val="pt_PT" w:bidi="pt_PT"/>
-        </w:rPr>
-        <w:t xml:space="preserve">Jesus Cristo, um descendente do Rei Davi, foi ressuscitado dos mortos: Cf. </w:t>
-      </w:r>
-      <w:r>
-        <w:rPr>
-          <w:lang w:val="pt_PT" w:bidi="pt_PT"/>
-        </w:rPr>
-        <w:t>Rm 1.3–4</w:t>
-      </w:r>
-      <w:r>
-        <w:rPr>
-          <w:lang w:val="pt_PT" w:bidi="pt_PT"/>
-        </w:rPr>
-        <w:t>. Sofrer com Cristo deve ser visto sob a perspectiva da ressurreição que virá.</w:t>
+        <w:t>2 Timóteo 2.20–21</w:t>
+      </w:r>
+      <w:r>
+        <w:rPr>
+          <w:lang w:val="pt_PT" w:bidi="pt_PT"/>
+        </w:rPr>
+      </w:r>
+    </w:p>
+    <w:p>
+      <w:pPr/>
+      <w:r>
+        <w:rPr>
+          <w:lang w:val="pt_PT" w:bidi="pt_PT"/>
+        </w:rPr>
+      </w:r>
+      <w:r>
+        <w:rPr>
+          <w:lang w:val="pt_PT" w:bidi="pt_PT"/>
+        </w:rPr>
+        <w:t xml:space="preserve">Baseando-se em </w:t>
+      </w:r>
+      <w:r>
+        <w:rPr>
+          <w:lang w:val="pt_PT" w:bidi="pt_PT"/>
+        </w:rPr>
+        <w:t>2.19</w:t>
+      </w:r>
+      <w:r>
+        <w:rPr>
+          <w:lang w:val="pt_PT" w:bidi="pt_PT"/>
+        </w:rPr>
+        <w:t xml:space="preserve">, Paulo usa imagens sobre os utensílios em uma casa rica (veja </w:t>
+      </w:r>
+      <w:r>
+        <w:rPr>
+          <w:lang w:val="pt_PT" w:bidi="pt_PT"/>
+        </w:rPr>
+        <w:t>Rm 9.21</w:t>
+      </w:r>
+      <w:r>
+        <w:rPr>
+          <w:lang w:val="pt_PT" w:bidi="pt_PT"/>
+        </w:rPr>
+        <w:t>). Dentro da casa de Deus, deve-se esforçar para ser como um utensílio valorizado em vez de um que é tratado com desprezo.</w:t>
       </w:r>
       <w:r>
         <w:rPr>
@@ -2430,26 +3595,2215 @@
         <w:rPr>
           <w:lang w:val="pt_PT" w:bidi="pt_PT"/>
         </w:rPr>
-        <w:t>2 Timóteo 2.8–13</w:t>
-      </w:r>
-      <w:r>
-        <w:rPr>
-          <w:lang w:val="pt_PT" w:bidi="pt_PT"/>
-        </w:rPr>
-      </w:r>
-    </w:p>
-    <w:p>
-      <w:pPr/>
-      <w:r>
-        <w:rPr>
-          <w:lang w:val="pt_PT" w:bidi="pt_PT"/>
-        </w:rPr>
-      </w:r>
-      <w:r>
-        <w:rPr>
-          <w:lang w:val="pt_PT" w:bidi="pt_PT"/>
-        </w:rPr>
-        <w:t>O sofrimento de Paulo (</w:t>
+        <w:t>2 Timóteo 2.22</w:t>
+      </w:r>
+      <w:r>
+        <w:rPr>
+          <w:lang w:val="pt_PT" w:bidi="pt_PT"/>
+        </w:rPr>
+      </w:r>
+    </w:p>
+    <w:p>
+      <w:pPr/>
+      <w:r>
+        <w:rPr>
+          <w:lang w:val="pt_PT" w:bidi="pt_PT"/>
+        </w:rPr>
+      </w:r>
+      <w:r>
+        <w:rPr>
+          <w:lang w:val="pt_PT" w:bidi="pt_PT"/>
+        </w:rPr>
+        <w:t xml:space="preserve">os que com um coração puro pedem a ajuda do Senhor: Cf. </w:t>
+      </w:r>
+      <w:r>
+        <w:rPr>
+          <w:lang w:val="pt_PT" w:bidi="pt_PT"/>
+        </w:rPr>
+        <w:t>Sl 99.6</w:t>
+      </w:r>
+      <w:r>
+        <w:rPr>
+          <w:lang w:val="pt_PT" w:bidi="pt_PT"/>
+        </w:rPr>
+        <w:t xml:space="preserve">; </w:t>
+      </w:r>
+      <w:r>
+        <w:rPr>
+          <w:lang w:val="pt_PT" w:bidi="pt_PT"/>
+        </w:rPr>
+        <w:t>Jl 2.32</w:t>
+      </w:r>
+      <w:r>
+        <w:rPr>
+          <w:lang w:val="pt_PT" w:bidi="pt_PT"/>
+        </w:rPr>
+        <w:t xml:space="preserve">; </w:t>
+      </w:r>
+      <w:r>
+        <w:rPr>
+          <w:lang w:val="pt_PT" w:bidi="pt_PT"/>
+        </w:rPr>
+        <w:t>At 2.21</w:t>
+      </w:r>
+      <w:r>
+        <w:rPr>
+          <w:lang w:val="pt_PT" w:bidi="pt_PT"/>
+        </w:rPr>
+        <w:t xml:space="preserve">; </w:t>
+      </w:r>
+      <w:r>
+        <w:rPr>
+          <w:lang w:val="pt_PT" w:bidi="pt_PT"/>
+        </w:rPr>
+        <w:t>9.14</w:t>
+      </w:r>
+      <w:r>
+        <w:rPr>
+          <w:lang w:val="pt_PT" w:bidi="pt_PT"/>
+        </w:rPr>
+        <w:t>,</w:t>
+      </w:r>
+      <w:r>
+        <w:rPr>
+          <w:lang w:val="pt_PT" w:bidi="pt_PT"/>
+        </w:rPr>
+        <w:t>21</w:t>
+      </w:r>
+      <w:r>
+        <w:rPr>
+          <w:lang w:val="pt_PT" w:bidi="pt_PT"/>
+        </w:rPr>
+        <w:t xml:space="preserve">; </w:t>
+      </w:r>
+      <w:r>
+        <w:rPr>
+          <w:lang w:val="pt_PT" w:bidi="pt_PT"/>
+        </w:rPr>
+        <w:t>22.16</w:t>
+      </w:r>
+      <w:r>
+        <w:rPr>
+          <w:lang w:val="pt_PT" w:bidi="pt_PT"/>
+        </w:rPr>
+        <w:t xml:space="preserve">; </w:t>
+      </w:r>
+      <w:r>
+        <w:rPr>
+          <w:lang w:val="pt_PT" w:bidi="pt_PT"/>
+        </w:rPr>
+        <w:t>Rm 10.12–13</w:t>
+      </w:r>
+      <w:r>
+        <w:rPr>
+          <w:lang w:val="pt_PT" w:bidi="pt_PT"/>
+        </w:rPr>
+        <w:t xml:space="preserve">; </w:t>
+      </w:r>
+      <w:r>
+        <w:rPr>
+          <w:lang w:val="pt_PT" w:bidi="pt_PT"/>
+        </w:rPr>
+        <w:t>1Co 1.2</w:t>
+      </w:r>
+      <w:r>
+        <w:rPr>
+          <w:lang w:val="pt_PT" w:bidi="pt_PT"/>
+        </w:rPr>
+        <w:t xml:space="preserve">. • com coração puro: Cf. </w:t>
+      </w:r>
+      <w:r>
+        <w:rPr>
+          <w:lang w:val="pt_PT" w:bidi="pt_PT"/>
+        </w:rPr>
+        <w:t>1Tm 1.5</w:t>
+      </w:r>
+      <w:r>
+        <w:rPr>
+          <w:lang w:val="pt_PT" w:bidi="pt_PT"/>
+        </w:rPr>
+        <w:t>.</w:t>
+      </w:r>
+      <w:r>
+        <w:rPr>
+          <w:lang w:val="pt_PT" w:bidi="pt_PT"/>
+        </w:rPr>
+      </w:r>
+      <w:r>
+        <w:rPr>
+          <w:lang w:val="pt_PT" w:bidi="pt_PT"/>
+        </w:rPr>
+      </w:r>
+    </w:p>
+    <w:p>
+      <w:pPr/>
+      <w:r>
+        <w:rPr>
+          <w:lang w:val="pt_PT" w:bidi="pt_PT"/>
+        </w:rPr>
+      </w:r>
+    </w:p>
+    <w:p>
+      <w:pPr>
+        <w:pStyle w:val="Heading2"/>
+      </w:pPr>
+      <w:r>
+        <w:rPr>
+          <w:lang w:val="pt_PT" w:bidi="pt_PT"/>
+        </w:rPr>
+        <w:t>2 Timóteo 2.24</w:t>
+      </w:r>
+      <w:r>
+        <w:rPr>
+          <w:lang w:val="pt_PT" w:bidi="pt_PT"/>
+        </w:rPr>
+      </w:r>
+    </w:p>
+    <w:p>
+      <w:pPr/>
+      <w:r>
+        <w:rPr>
+          <w:lang w:val="pt_PT" w:bidi="pt_PT"/>
+        </w:rPr>
+      </w:r>
+      <w:r>
+        <w:rPr>
+          <w:lang w:val="pt_PT" w:bidi="pt_PT"/>
+        </w:rPr>
+        <w:t xml:space="preserve">O servo do Senhor: Veja </w:t>
+      </w:r>
+      <w:r>
+        <w:rPr>
+          <w:lang w:val="pt_PT" w:bidi="pt_PT"/>
+        </w:rPr>
+        <w:t>Tt 1.1</w:t>
+      </w:r>
+      <w:r>
+        <w:rPr>
+          <w:lang w:val="pt_PT" w:bidi="pt_PT"/>
+        </w:rPr>
+        <w:t xml:space="preserve">; cp. </w:t>
+      </w:r>
+      <w:r>
+        <w:rPr>
+          <w:lang w:val="pt_PT" w:bidi="pt_PT"/>
+        </w:rPr>
+        <w:t>Is 42.1–2</w:t>
+      </w:r>
+      <w:r>
+        <w:rPr>
+          <w:lang w:val="pt_PT" w:bidi="pt_PT"/>
+        </w:rPr>
+        <w:t xml:space="preserve">; </w:t>
+      </w:r>
+      <w:r>
+        <w:rPr>
+          <w:lang w:val="pt_PT" w:bidi="pt_PT"/>
+        </w:rPr>
+        <w:t>50.6</w:t>
+      </w:r>
+      <w:r>
+        <w:rPr>
+          <w:lang w:val="pt_PT" w:bidi="pt_PT"/>
+        </w:rPr>
+        <w:t xml:space="preserve">; </w:t>
+      </w:r>
+      <w:r>
+        <w:rPr>
+          <w:lang w:val="pt_PT" w:bidi="pt_PT"/>
+        </w:rPr>
+        <w:t>53.7</w:t>
+      </w:r>
+      <w:r>
+        <w:rPr>
+          <w:lang w:val="pt_PT" w:bidi="pt_PT"/>
+        </w:rPr>
+        <w:t xml:space="preserve">; </w:t>
+      </w:r>
+      <w:r>
+        <w:rPr>
+          <w:lang w:val="pt_PT" w:bidi="pt_PT"/>
+        </w:rPr>
+        <w:t>Mt 12.14–21</w:t>
+      </w:r>
+      <w:r>
+        <w:rPr>
+          <w:lang w:val="pt_PT" w:bidi="pt_PT"/>
+        </w:rPr>
+        <w:t xml:space="preserve">. • ser um mestre bom e paciente: Veja </w:t>
+      </w:r>
+      <w:r>
+        <w:rPr>
+          <w:lang w:val="pt_PT" w:bidi="pt_PT"/>
+        </w:rPr>
+        <w:t>1Tm 3.2–3</w:t>
+      </w:r>
+      <w:r>
+        <w:rPr>
+          <w:lang w:val="pt_PT" w:bidi="pt_PT"/>
+        </w:rPr>
+        <w:t xml:space="preserve">; </w:t>
+      </w:r>
+      <w:r>
+        <w:rPr>
+          <w:lang w:val="pt_PT" w:bidi="pt_PT"/>
+        </w:rPr>
+        <w:t>Tt 3.2</w:t>
+      </w:r>
+      <w:r>
+        <w:rPr>
+          <w:lang w:val="pt_PT" w:bidi="pt_PT"/>
+        </w:rPr>
+        <w:t>.</w:t>
+      </w:r>
+      <w:r>
+        <w:rPr>
+          <w:lang w:val="pt_PT" w:bidi="pt_PT"/>
+        </w:rPr>
+      </w:r>
+      <w:r>
+        <w:rPr>
+          <w:lang w:val="pt_PT" w:bidi="pt_PT"/>
+        </w:rPr>
+      </w:r>
+    </w:p>
+    <w:p>
+      <w:pPr/>
+      <w:r>
+        <w:rPr>
+          <w:lang w:val="pt_PT" w:bidi="pt_PT"/>
+        </w:rPr>
+      </w:r>
+    </w:p>
+    <w:p>
+      <w:pPr>
+        <w:pStyle w:val="Heading2"/>
+      </w:pPr>
+      <w:r>
+        <w:rPr>
+          <w:lang w:val="pt_PT" w:bidi="pt_PT"/>
+        </w:rPr>
+        <w:t>2 Timóteo 2.25</w:t>
+      </w:r>
+      <w:r>
+        <w:rPr>
+          <w:lang w:val="pt_PT" w:bidi="pt_PT"/>
+        </w:rPr>
+      </w:r>
+    </w:p>
+    <w:p>
+      <w:pPr/>
+      <w:r>
+        <w:rPr>
+          <w:lang w:val="pt_PT" w:bidi="pt_PT"/>
+        </w:rPr>
+      </w:r>
+      <w:r>
+        <w:rPr>
+          <w:lang w:val="pt_PT" w:bidi="pt_PT"/>
+        </w:rPr>
+        <w:t xml:space="preserve">Corrige com delicadeza: Cp. </w:t>
+      </w:r>
+      <w:r>
+        <w:rPr>
+          <w:lang w:val="pt_PT" w:bidi="pt_PT"/>
+        </w:rPr>
+        <w:t>1Co 4.21</w:t>
+      </w:r>
+      <w:r>
+        <w:rPr>
+          <w:lang w:val="pt_PT" w:bidi="pt_PT"/>
+        </w:rPr>
+        <w:t xml:space="preserve">; </w:t>
+      </w:r>
+      <w:r>
+        <w:rPr>
+          <w:lang w:val="pt_PT" w:bidi="pt_PT"/>
+        </w:rPr>
+        <w:t>2Co 10.1</w:t>
+      </w:r>
+      <w:r>
+        <w:rPr>
+          <w:lang w:val="pt_PT" w:bidi="pt_PT"/>
+        </w:rPr>
+        <w:t xml:space="preserve">; </w:t>
+      </w:r>
+      <w:r>
+        <w:rPr>
+          <w:lang w:val="pt_PT" w:bidi="pt_PT"/>
+        </w:rPr>
+        <w:t>1Ts 5.14</w:t>
+      </w:r>
+      <w:r>
+        <w:rPr>
+          <w:lang w:val="pt_PT" w:bidi="pt_PT"/>
+        </w:rPr>
+        <w:t xml:space="preserve">; </w:t>
+      </w:r>
+      <w:r>
+        <w:rPr>
+          <w:lang w:val="pt_PT" w:bidi="pt_PT"/>
+        </w:rPr>
+        <w:t>2Ts 3.14–15</w:t>
+      </w:r>
+      <w:r>
+        <w:rPr>
+          <w:lang w:val="pt_PT" w:bidi="pt_PT"/>
+        </w:rPr>
+        <w:t xml:space="preserve">; </w:t>
+      </w:r>
+      <w:r>
+        <w:rPr>
+          <w:lang w:val="pt_PT" w:bidi="pt_PT"/>
+        </w:rPr>
+        <w:t>Tt 3.10–11</w:t>
+      </w:r>
+      <w:r>
+        <w:rPr>
+          <w:lang w:val="pt_PT" w:bidi="pt_PT"/>
+        </w:rPr>
+        <w:t xml:space="preserve">; </w:t>
+      </w:r>
+      <w:r>
+        <w:rPr>
+          <w:lang w:val="pt_PT" w:bidi="pt_PT"/>
+        </w:rPr>
+        <w:t>Jd 1.22–23</w:t>
+      </w:r>
+      <w:r>
+        <w:rPr>
+          <w:lang w:val="pt_PT" w:bidi="pt_PT"/>
+        </w:rPr>
+        <w:t>.</w:t>
+      </w:r>
+      <w:r>
+        <w:rPr>
+          <w:lang w:val="pt_PT" w:bidi="pt_PT"/>
+        </w:rPr>
+      </w:r>
+      <w:r>
+        <w:rPr>
+          <w:lang w:val="pt_PT" w:bidi="pt_PT"/>
+        </w:rPr>
+      </w:r>
+    </w:p>
+    <w:p>
+      <w:pPr/>
+      <w:r>
+        <w:rPr>
+          <w:lang w:val="pt_PT" w:bidi="pt_PT"/>
+        </w:rPr>
+      </w:r>
+    </w:p>
+    <w:p>
+      <w:pPr>
+        <w:pStyle w:val="Heading2"/>
+      </w:pPr>
+      <w:r>
+        <w:rPr>
+          <w:lang w:val="pt_PT" w:bidi="pt_PT"/>
+        </w:rPr>
+        <w:t>2 Timóteo 3.1–5</w:t>
+      </w:r>
+      <w:r>
+        <w:rPr>
+          <w:lang w:val="pt_PT" w:bidi="pt_PT"/>
+        </w:rPr>
+      </w:r>
+    </w:p>
+    <w:p>
+      <w:pPr/>
+      <w:r>
+        <w:rPr>
+          <w:lang w:val="pt_PT" w:bidi="pt_PT"/>
+        </w:rPr>
+      </w:r>
+      <w:r>
+        <w:rPr>
+          <w:lang w:val="pt_PT" w:bidi="pt_PT"/>
+        </w:rPr>
+        <w:t xml:space="preserve">Paulo descreve como as pessoas serão nos últimos dias (veja também </w:t>
+      </w:r>
+      <w:r>
+        <w:rPr>
+          <w:lang w:val="pt_PT" w:bidi="pt_PT"/>
+        </w:rPr>
+        <w:t>1Tm 4.1–5</w:t>
+      </w:r>
+      <w:r>
+        <w:rPr>
+          <w:lang w:val="pt_PT" w:bidi="pt_PT"/>
+        </w:rPr>
+        <w:t xml:space="preserve">; </w:t>
+      </w:r>
+      <w:r>
+        <w:rPr>
+          <w:lang w:val="pt_PT" w:bidi="pt_PT"/>
+        </w:rPr>
+        <w:t>2Pe 2.1–22</w:t>
+      </w:r>
+      <w:r>
+        <w:rPr>
+          <w:lang w:val="pt_PT" w:bidi="pt_PT"/>
+        </w:rPr>
+        <w:t xml:space="preserve">; </w:t>
+      </w:r>
+      <w:r>
+        <w:rPr>
+          <w:lang w:val="pt_PT" w:bidi="pt_PT"/>
+        </w:rPr>
+        <w:t>3.3</w:t>
+      </w:r>
+      <w:r>
+        <w:rPr>
+          <w:lang w:val="pt_PT" w:bidi="pt_PT"/>
+        </w:rPr>
+        <w:t xml:space="preserve">; </w:t>
+      </w:r>
+      <w:r>
+        <w:rPr>
+          <w:lang w:val="pt_PT" w:bidi="pt_PT"/>
+        </w:rPr>
+        <w:t>Jd 1.18</w:t>
+      </w:r>
+      <w:r>
+        <w:rPr>
+          <w:lang w:val="pt_PT" w:bidi="pt_PT"/>
+        </w:rPr>
+        <w:t>), que já haviam começado (</w:t>
+      </w:r>
+      <w:r>
+        <w:rPr>
+          <w:lang w:val="pt_PT" w:bidi="pt_PT"/>
+        </w:rPr>
+        <w:t>2Tm 3.5</w:t>
+      </w:r>
+      <w:r>
+        <w:rPr>
+          <w:lang w:val="pt_PT" w:bidi="pt_PT"/>
+        </w:rPr>
+        <w:t xml:space="preserve">, </w:t>
+      </w:r>
+      <w:r>
+        <w:rPr>
+          <w:lang w:val="pt_PT" w:bidi="pt_PT"/>
+        </w:rPr>
+        <w:t>6–9</w:t>
+      </w:r>
+      <w:r>
+        <w:rPr>
+          <w:lang w:val="pt_PT" w:bidi="pt_PT"/>
+        </w:rPr>
+        <w:t>).</w:t>
+      </w:r>
+      <w:r>
+        <w:rPr>
+          <w:lang w:val="pt_PT" w:bidi="pt_PT"/>
+        </w:rPr>
+      </w:r>
+      <w:r>
+        <w:rPr>
+          <w:lang w:val="pt_PT" w:bidi="pt_PT"/>
+        </w:rPr>
+      </w:r>
+    </w:p>
+    <w:p>
+      <w:pPr/>
+      <w:r>
+        <w:rPr>
+          <w:lang w:val="pt_PT" w:bidi="pt_PT"/>
+        </w:rPr>
+      </w:r>
+    </w:p>
+    <w:p>
+      <w:pPr>
+        <w:pStyle w:val="Heading2"/>
+      </w:pPr>
+      <w:r>
+        <w:rPr>
+          <w:lang w:val="pt_PT" w:bidi="pt_PT"/>
+        </w:rPr>
+        <w:t>2 Timóteo 3.1–4.8</w:t>
+      </w:r>
+      <w:r>
+        <w:rPr>
+          <w:lang w:val="pt_PT" w:bidi="pt_PT"/>
+        </w:rPr>
+      </w:r>
+    </w:p>
+    <w:p>
+      <w:pPr/>
+      <w:r>
+        <w:rPr>
+          <w:lang w:val="pt_PT" w:bidi="pt_PT"/>
+        </w:rPr>
+      </w:r>
+      <w:r>
+        <w:rPr>
+          <w:lang w:val="pt_PT" w:bidi="pt_PT"/>
+        </w:rPr>
+        <w:t>Timóteo deve permanecer firme durante os tempos difíceis que virão.</w:t>
+      </w:r>
+      <w:r>
+        <w:rPr>
+          <w:lang w:val="pt_PT" w:bidi="pt_PT"/>
+        </w:rPr>
+      </w:r>
+      <w:r>
+        <w:rPr>
+          <w:lang w:val="pt_PT" w:bidi="pt_PT"/>
+        </w:rPr>
+      </w:r>
+    </w:p>
+    <w:p>
+      <w:pPr/>
+      <w:r>
+        <w:rPr>
+          <w:lang w:val="pt_PT" w:bidi="pt_PT"/>
+        </w:rPr>
+      </w:r>
+    </w:p>
+    <w:p>
+      <w:pPr>
+        <w:pStyle w:val="Heading2"/>
+      </w:pPr>
+      <w:r>
+        <w:rPr>
+          <w:lang w:val="pt_PT" w:bidi="pt_PT"/>
+        </w:rPr>
+        <w:t>2 Timóteo 3.5</w:t>
+      </w:r>
+      <w:r>
+        <w:rPr>
+          <w:lang w:val="pt_PT" w:bidi="pt_PT"/>
+        </w:rPr>
+      </w:r>
+    </w:p>
+    <w:p>
+      <w:pPr/>
+      <w:r>
+        <w:rPr>
+          <w:lang w:val="pt_PT" w:bidi="pt_PT"/>
+        </w:rPr>
+      </w:r>
+      <w:r>
+        <w:rPr>
+          <w:lang w:val="pt_PT" w:bidi="pt_PT"/>
+        </w:rPr>
+        <w:t>Pessoas assim (</w:t>
+      </w:r>
+      <w:r>
+        <w:rPr>
+          <w:lang w:val="pt_PT" w:bidi="pt_PT"/>
+        </w:rPr>
+        <w:t>3.2–4</w:t>
+      </w:r>
+      <w:r>
+        <w:rPr>
+          <w:lang w:val="pt_PT" w:bidi="pt_PT"/>
+        </w:rPr>
+        <w:t xml:space="preserve">) haviam rejeitado o ensino sólido e se afastado do poder que poderia torná-las piedosas (veja </w:t>
+      </w:r>
+      <w:r>
+        <w:rPr>
+          <w:lang w:val="pt_PT" w:bidi="pt_PT"/>
+        </w:rPr>
+        <w:t>1Tm 1.5–11</w:t>
+      </w:r>
+      <w:r>
+        <w:rPr>
+          <w:lang w:val="pt_PT" w:bidi="pt_PT"/>
+        </w:rPr>
+        <w:t xml:space="preserve">; </w:t>
+      </w:r>
+      <w:r>
+        <w:rPr>
+          <w:lang w:val="pt_PT" w:bidi="pt_PT"/>
+        </w:rPr>
+        <w:t>Cl 2.16–23</w:t>
+      </w:r>
+      <w:r>
+        <w:rPr>
+          <w:lang w:val="pt_PT" w:bidi="pt_PT"/>
+        </w:rPr>
+        <w:t>).</w:t>
+      </w:r>
+      <w:r>
+        <w:rPr>
+          <w:lang w:val="pt_PT" w:bidi="pt_PT"/>
+        </w:rPr>
+      </w:r>
+      <w:r>
+        <w:rPr>
+          <w:lang w:val="pt_PT" w:bidi="pt_PT"/>
+        </w:rPr>
+      </w:r>
+    </w:p>
+    <w:p>
+      <w:pPr/>
+      <w:r>
+        <w:rPr>
+          <w:lang w:val="pt_PT" w:bidi="pt_PT"/>
+        </w:rPr>
+      </w:r>
+    </w:p>
+    <w:p>
+      <w:pPr>
+        <w:pStyle w:val="Heading2"/>
+      </w:pPr>
+      <w:r>
+        <w:rPr>
+          <w:lang w:val="pt_PT" w:bidi="pt_PT"/>
+        </w:rPr>
+        <w:t>2 Timóteo 3.6–7</w:t>
+      </w:r>
+      <w:r>
+        <w:rPr>
+          <w:lang w:val="pt_PT" w:bidi="pt_PT"/>
+        </w:rPr>
+      </w:r>
+    </w:p>
+    <w:p>
+      <w:pPr/>
+      <w:r>
+        <w:rPr>
+          <w:lang w:val="pt_PT" w:bidi="pt_PT"/>
+        </w:rPr>
+      </w:r>
+      <w:r>
+        <w:rPr>
+          <w:lang w:val="pt_PT" w:bidi="pt_PT"/>
+        </w:rPr>
+        <w:t>O efeito dos falsos mestres sobre as famílias e mulheres é uma preocupação constante nas cartas a Timóteo e Tito (</w:t>
+      </w:r>
+      <w:r>
+        <w:rPr>
+          <w:lang w:val="pt_PT" w:bidi="pt_PT"/>
+        </w:rPr>
+        <w:t>Tt 1.11</w:t>
+      </w:r>
+      <w:r>
+        <w:rPr>
+          <w:lang w:val="pt_PT" w:bidi="pt_PT"/>
+        </w:rPr>
+        <w:t xml:space="preserve">; veja </w:t>
+      </w:r>
+      <w:r>
+        <w:rPr>
+          <w:lang w:val="pt_PT" w:bidi="pt_PT"/>
+        </w:rPr>
+        <w:t>1Tm 2.11–15</w:t>
+      </w:r>
+      <w:r>
+        <w:rPr>
+          <w:lang w:val="pt_PT" w:bidi="pt_PT"/>
+        </w:rPr>
+        <w:t xml:space="preserve">; </w:t>
+      </w:r>
+      <w:r>
+        <w:rPr>
+          <w:lang w:val="pt_PT" w:bidi="pt_PT"/>
+        </w:rPr>
+        <w:t>3.4–5</w:t>
+      </w:r>
+      <w:r>
+        <w:rPr>
+          <w:lang w:val="pt_PT" w:bidi="pt_PT"/>
+        </w:rPr>
+        <w:t xml:space="preserve">; </w:t>
+      </w:r>
+      <w:r>
+        <w:rPr>
+          <w:lang w:val="pt_PT" w:bidi="pt_PT"/>
+        </w:rPr>
+        <w:t>5.14–15</w:t>
+      </w:r>
+      <w:r>
+        <w:rPr>
+          <w:lang w:val="pt_PT" w:bidi="pt_PT"/>
+        </w:rPr>
+        <w:t>). Independentemente de os falsos mestres terem ou não como alvo as mulheres, aparentemente eles tiveram sucesso com algumas delas.</w:t>
+      </w:r>
+      <w:r>
+        <w:rPr>
+          <w:lang w:val="pt_PT" w:bidi="pt_PT"/>
+        </w:rPr>
+      </w:r>
+      <w:r>
+        <w:rPr>
+          <w:lang w:val="pt_PT" w:bidi="pt_PT"/>
+        </w:rPr>
+      </w:r>
+    </w:p>
+    <w:p>
+      <w:pPr/>
+      <w:r>
+        <w:rPr>
+          <w:lang w:val="pt_PT" w:bidi="pt_PT"/>
+        </w:rPr>
+      </w:r>
+    </w:p>
+    <w:p>
+      <w:pPr>
+        <w:pStyle w:val="Heading2"/>
+      </w:pPr>
+      <w:r>
+        <w:rPr>
+          <w:lang w:val="pt_PT" w:bidi="pt_PT"/>
+        </w:rPr>
+        <w:t>2 Timóteo 3.8</w:t>
+      </w:r>
+      <w:r>
+        <w:rPr>
+          <w:lang w:val="pt_PT" w:bidi="pt_PT"/>
+        </w:rPr>
+      </w:r>
+    </w:p>
+    <w:p>
+      <w:pPr/>
+      <w:r>
+        <w:rPr>
+          <w:lang w:val="pt_PT" w:bidi="pt_PT"/>
+        </w:rPr>
+      </w:r>
+      <w:r>
+        <w:rPr>
+          <w:lang w:val="pt_PT" w:bidi="pt_PT"/>
+        </w:rPr>
+        <w:t xml:space="preserve">Janes e Jambres são, segundo a tradição, os nomes dos feiticeiros egípcios que se opuseram a Moisés (veja </w:t>
+      </w:r>
+      <w:r>
+        <w:rPr>
+          <w:lang w:val="pt_PT" w:bidi="pt_PT"/>
+        </w:rPr>
+        <w:t>Êx 7.8–13</w:t>
+      </w:r>
+      <w:r>
+        <w:rPr>
+          <w:lang w:val="pt_PT" w:bidi="pt_PT"/>
+        </w:rPr>
+        <w:t xml:space="preserve">; </w:t>
+      </w:r>
+      <w:r>
+        <w:rPr>
+          <w:lang w:val="pt_PT" w:bidi="pt_PT"/>
+        </w:rPr>
+        <w:t>8.18</w:t>
+      </w:r>
+      <w:r>
+        <w:rPr>
+          <w:lang w:val="pt_PT" w:bidi="pt_PT"/>
+        </w:rPr>
+        <w:t xml:space="preserve">; </w:t>
+      </w:r>
+      <w:r>
+        <w:rPr>
+          <w:lang w:val="pt_PT" w:bidi="pt_PT"/>
+        </w:rPr>
+        <w:t>9.11</w:t>
+      </w:r>
+      <w:r>
+        <w:rPr>
+          <w:lang w:val="pt_PT" w:bidi="pt_PT"/>
+        </w:rPr>
+        <w:t>).</w:t>
+      </w:r>
+      <w:r>
+        <w:rPr>
+          <w:lang w:val="pt_PT" w:bidi="pt_PT"/>
+        </w:rPr>
+      </w:r>
+      <w:r>
+        <w:rPr>
+          <w:lang w:val="pt_PT" w:bidi="pt_PT"/>
+        </w:rPr>
+      </w:r>
+    </w:p>
+    <w:p>
+      <w:pPr/>
+      <w:r>
+        <w:rPr>
+          <w:lang w:val="pt_PT" w:bidi="pt_PT"/>
+        </w:rPr>
+      </w:r>
+    </w:p>
+    <w:p>
+      <w:pPr>
+        <w:pStyle w:val="Heading2"/>
+      </w:pPr>
+      <w:r>
+        <w:rPr>
+          <w:lang w:val="pt_PT" w:bidi="pt_PT"/>
+        </w:rPr>
+        <w:t>2 Timóteo 3.11</w:t>
+      </w:r>
+      <w:r>
+        <w:rPr>
+          <w:lang w:val="pt_PT" w:bidi="pt_PT"/>
+        </w:rPr>
+      </w:r>
+    </w:p>
+    <w:p>
+      <w:pPr/>
+      <w:r>
+        <w:rPr>
+          <w:lang w:val="pt_PT" w:bidi="pt_PT"/>
+        </w:rPr>
+      </w:r>
+      <w:r>
+        <w:rPr>
+          <w:lang w:val="pt_PT" w:bidi="pt_PT"/>
+        </w:rPr>
+        <w:t>Timóteo era de Listra</w:t>
+      </w:r>
+      <w:r>
+        <w:rPr>
+          <w:i/>
+          <w:lang w:val="pt_PT" w:bidi="pt_PT"/>
+        </w:rPr>
+        <w:t>,</w:t>
+      </w:r>
+      <w:r>
+        <w:rPr>
+          <w:lang w:val="pt_PT" w:bidi="pt_PT"/>
+        </w:rPr>
+        <w:t xml:space="preserve"> perto de Antioquia e Icônio</w:t>
+      </w:r>
+      <w:r>
+        <w:rPr>
+          <w:i/>
+          <w:lang w:val="pt_PT" w:bidi="pt_PT"/>
+        </w:rPr>
+        <w:t>,</w:t>
+      </w:r>
+      <w:r>
+        <w:rPr>
+          <w:lang w:val="pt_PT" w:bidi="pt_PT"/>
+        </w:rPr>
+        <w:t xml:space="preserve"> então ele sabia tudo sobre o que Paulo havia sofrido (veja </w:t>
+      </w:r>
+      <w:r>
+        <w:rPr>
+          <w:lang w:val="pt_PT" w:bidi="pt_PT"/>
+        </w:rPr>
+        <w:t>At 13.14</w:t>
+      </w:r>
+      <w:r>
+        <w:rPr>
+          <w:lang w:val="pt_PT" w:bidi="pt_PT"/>
+        </w:rPr>
+        <w:t xml:space="preserve">, </w:t>
+      </w:r>
+      <w:r>
+        <w:rPr>
+          <w:lang w:val="pt_PT" w:bidi="pt_PT"/>
+        </w:rPr>
+        <w:t>45–51</w:t>
+      </w:r>
+      <w:r>
+        <w:rPr>
+          <w:lang w:val="pt_PT" w:bidi="pt_PT"/>
+        </w:rPr>
+        <w:t xml:space="preserve">; </w:t>
+      </w:r>
+      <w:r>
+        <w:rPr>
+          <w:lang w:val="pt_PT" w:bidi="pt_PT"/>
+        </w:rPr>
+        <w:t>14.1–8</w:t>
+      </w:r>
+      <w:r>
+        <w:rPr>
+          <w:lang w:val="pt_PT" w:bidi="pt_PT"/>
+        </w:rPr>
+        <w:t xml:space="preserve">, </w:t>
+      </w:r>
+      <w:r>
+        <w:rPr>
+          <w:lang w:val="pt_PT" w:bidi="pt_PT"/>
+        </w:rPr>
+        <w:t>19–22</w:t>
+      </w:r>
+      <w:r>
+        <w:rPr>
+          <w:lang w:val="pt_PT" w:bidi="pt_PT"/>
+        </w:rPr>
+        <w:t>), embora tenha sido recrutado após esses eventos (</w:t>
+      </w:r>
+      <w:r>
+        <w:rPr>
+          <w:lang w:val="pt_PT" w:bidi="pt_PT"/>
+        </w:rPr>
+        <w:t>At 16.1–3</w:t>
+      </w:r>
+      <w:r>
+        <w:rPr>
+          <w:lang w:val="pt_PT" w:bidi="pt_PT"/>
+        </w:rPr>
+        <w:t xml:space="preserve">). • o Senhor me livrou: Paulo podia atestar por sua própria vida que o Senhor cumpriria seus propósitos através de seu servo fiel (veja </w:t>
+      </w:r>
+      <w:r>
+        <w:rPr>
+          <w:lang w:val="pt_PT" w:bidi="pt_PT"/>
+        </w:rPr>
+        <w:t>2Tm 4.6–8</w:t>
+      </w:r>
+      <w:r>
+        <w:rPr>
+          <w:lang w:val="pt_PT" w:bidi="pt_PT"/>
+        </w:rPr>
+        <w:t xml:space="preserve">, </w:t>
+      </w:r>
+      <w:r>
+        <w:rPr>
+          <w:lang w:val="pt_PT" w:bidi="pt_PT"/>
+        </w:rPr>
+        <w:t>17–18</w:t>
+      </w:r>
+      <w:r>
+        <w:rPr>
+          <w:lang w:val="pt_PT" w:bidi="pt_PT"/>
+        </w:rPr>
+        <w:t xml:space="preserve">; </w:t>
+      </w:r>
+      <w:r>
+        <w:rPr>
+          <w:lang w:val="pt_PT" w:bidi="pt_PT"/>
+        </w:rPr>
+        <w:t>Sl 22.19–22</w:t>
+      </w:r>
+      <w:r>
+        <w:rPr>
+          <w:lang w:val="pt_PT" w:bidi="pt_PT"/>
+        </w:rPr>
+        <w:t xml:space="preserve">; </w:t>
+      </w:r>
+      <w:r>
+        <w:rPr>
+          <w:lang w:val="pt_PT" w:bidi="pt_PT"/>
+        </w:rPr>
+        <w:t>34.19</w:t>
+      </w:r>
+      <w:r>
+        <w:rPr>
+          <w:lang w:val="pt_PT" w:bidi="pt_PT"/>
+        </w:rPr>
+        <w:t xml:space="preserve">; </w:t>
+      </w:r>
+      <w:r>
+        <w:rPr>
+          <w:lang w:val="pt_PT" w:bidi="pt_PT"/>
+        </w:rPr>
+        <w:t>Dn 3.17–18</w:t>
+      </w:r>
+      <w:r>
+        <w:rPr>
+          <w:lang w:val="pt_PT" w:bidi="pt_PT"/>
+        </w:rPr>
+        <w:t xml:space="preserve">; </w:t>
+      </w:r>
+      <w:r>
+        <w:rPr>
+          <w:lang w:val="pt_PT" w:bidi="pt_PT"/>
+        </w:rPr>
+        <w:t>2Co 1.8–10</w:t>
+      </w:r>
+      <w:r>
+        <w:rPr>
+          <w:lang w:val="pt_PT" w:bidi="pt_PT"/>
+        </w:rPr>
+        <w:t xml:space="preserve">; </w:t>
+      </w:r>
+      <w:r>
+        <w:rPr>
+          <w:lang w:val="pt_PT" w:bidi="pt_PT"/>
+        </w:rPr>
+        <w:t>2Pe 2.7–9</w:t>
+      </w:r>
+      <w:r>
+        <w:rPr>
+          <w:lang w:val="pt_PT" w:bidi="pt_PT"/>
+        </w:rPr>
+        <w:t>).</w:t>
+      </w:r>
+      <w:r>
+        <w:rPr>
+          <w:lang w:val="pt_PT" w:bidi="pt_PT"/>
+        </w:rPr>
+      </w:r>
+      <w:r>
+        <w:rPr>
+          <w:lang w:val="pt_PT" w:bidi="pt_PT"/>
+        </w:rPr>
+      </w:r>
+    </w:p>
+    <w:p>
+      <w:pPr/>
+      <w:r>
+        <w:rPr>
+          <w:lang w:val="pt_PT" w:bidi="pt_PT"/>
+        </w:rPr>
+      </w:r>
+    </w:p>
+    <w:p>
+      <w:pPr>
+        <w:pStyle w:val="Heading2"/>
+      </w:pPr>
+      <w:r>
+        <w:rPr>
+          <w:lang w:val="pt_PT" w:bidi="pt_PT"/>
+        </w:rPr>
+        <w:t>2 Timóteo 3.14–15</w:t>
+      </w:r>
+      <w:r>
+        <w:rPr>
+          <w:lang w:val="pt_PT" w:bidi="pt_PT"/>
+        </w:rPr>
+      </w:r>
+    </w:p>
+    <w:p>
+      <w:pPr/>
+      <w:r>
+        <w:rPr>
+          <w:lang w:val="pt_PT" w:bidi="pt_PT"/>
+        </w:rPr>
+      </w:r>
+      <w:r>
+        <w:rPr>
+          <w:lang w:val="pt_PT" w:bidi="pt_PT"/>
+        </w:rPr>
+        <w:t xml:space="preserve">desde menino: a avó e a mãe judias de Timóteo, Loide e Eunice (veja </w:t>
+      </w:r>
+      <w:r>
+        <w:rPr>
+          <w:lang w:val="pt_PT" w:bidi="pt_PT"/>
+        </w:rPr>
+        <w:t>At 16.1–3</w:t>
+      </w:r>
+      <w:r>
+        <w:rPr>
+          <w:lang w:val="pt_PT" w:bidi="pt_PT"/>
+        </w:rPr>
+        <w:t xml:space="preserve">), proporcionaram sua educação nas Escrituras do Antigo Testamento (veja </w:t>
+      </w:r>
+      <w:r>
+        <w:rPr>
+          <w:lang w:val="pt_PT" w:bidi="pt_PT"/>
+        </w:rPr>
+        <w:t>2Tm 1.5</w:t>
+      </w:r>
+      <w:r>
+        <w:rPr>
+          <w:lang w:val="pt_PT" w:bidi="pt_PT"/>
+        </w:rPr>
+        <w:t>), e suas vidas reforçaram seu ensino. • as Escrituras Sagradas, as quais lhe podem dar a sabedoria que leva à salvação, por meio da fé em Cristo Jesus. Por sua vez, Jesus Cristo é necessário para entender plenamente as Escrituras do Antigo Testamento.</w:t>
+      </w:r>
+      <w:r>
+        <w:rPr>
+          <w:lang w:val="pt_PT" w:bidi="pt_PT"/>
+        </w:rPr>
+      </w:r>
+      <w:r>
+        <w:rPr>
+          <w:lang w:val="pt_PT" w:bidi="pt_PT"/>
+        </w:rPr>
+      </w:r>
+    </w:p>
+    <w:p>
+      <w:pPr/>
+      <w:r>
+        <w:rPr>
+          <w:lang w:val="pt_PT" w:bidi="pt_PT"/>
+        </w:rPr>
+      </w:r>
+    </w:p>
+    <w:p>
+      <w:pPr>
+        <w:pStyle w:val="Heading2"/>
+      </w:pPr>
+      <w:r>
+        <w:rPr>
+          <w:lang w:val="pt_PT" w:bidi="pt_PT"/>
+        </w:rPr>
+        <w:t>2 Timóteo 3.16</w:t>
+      </w:r>
+      <w:r>
+        <w:rPr>
+          <w:lang w:val="pt_PT" w:bidi="pt_PT"/>
+        </w:rPr>
+      </w:r>
+    </w:p>
+    <w:p>
+      <w:pPr/>
+      <w:r>
+        <w:rPr>
+          <w:lang w:val="pt_PT" w:bidi="pt_PT"/>
+        </w:rPr>
+      </w:r>
+      <w:r>
+        <w:rPr>
+          <w:lang w:val="pt_PT" w:bidi="pt_PT"/>
+        </w:rPr>
+        <w:t xml:space="preserve">O fato de que as Escrituras são inspiradas por Deus (literalmente </w:t>
+      </w:r>
+      <w:r>
+        <w:rPr>
+          <w:i/>
+          <w:lang w:val="pt_PT" w:bidi="pt_PT"/>
+        </w:rPr>
+        <w:t>sopradas por Deus,</w:t>
+      </w:r>
+      <w:r>
+        <w:rPr>
+          <w:lang w:val="pt_PT" w:bidi="pt_PT"/>
+        </w:rPr>
+        <w:t xml:space="preserve"> expelidas pela própria fala de Deus; veja também </w:t>
+      </w:r>
+      <w:r>
+        <w:rPr>
+          <w:lang w:val="pt_PT" w:bidi="pt_PT"/>
+        </w:rPr>
+        <w:t>Hb 4.12–13</w:t>
+      </w:r>
+      <w:r>
+        <w:rPr>
+          <w:lang w:val="pt_PT" w:bidi="pt_PT"/>
+        </w:rPr>
+        <w:t xml:space="preserve">; </w:t>
+      </w:r>
+      <w:r>
+        <w:rPr>
+          <w:lang w:val="pt_PT" w:bidi="pt_PT"/>
+        </w:rPr>
+        <w:t>2Pe 1.20–21</w:t>
+      </w:r>
+      <w:r>
+        <w:rPr>
+          <w:lang w:val="pt_PT" w:bidi="pt_PT"/>
+        </w:rPr>
+        <w:t xml:space="preserve">) não nega o envolvimento ativo dos autores humanos. Mas afirma que Deus é totalmente responsável por Sua palavra. As Escrituras são verdadeiras, confiáveis, autoritativas, permanentes e poderosas porque vêm do próprio Deus. Sua mensagem é coerente e consistente em seu testemunho sobre Jesus Cristo (veja </w:t>
+      </w:r>
+      <w:r>
+        <w:rPr>
+          <w:lang w:val="pt_PT" w:bidi="pt_PT"/>
+        </w:rPr>
+        <w:t>Lc 24.25–27</w:t>
+      </w:r>
+      <w:r>
+        <w:rPr>
+          <w:lang w:val="pt_PT" w:bidi="pt_PT"/>
+        </w:rPr>
+        <w:t>,</w:t>
+      </w:r>
+      <w:r>
+        <w:rPr>
+          <w:lang w:val="pt_PT" w:bidi="pt_PT"/>
+        </w:rPr>
+        <w:t>44</w:t>
+      </w:r>
+      <w:r>
+        <w:rPr>
+          <w:lang w:val="pt_PT" w:bidi="pt_PT"/>
+        </w:rPr>
+        <w:t xml:space="preserve">; </w:t>
+      </w:r>
+      <w:r>
+        <w:rPr>
+          <w:lang w:val="pt_PT" w:bidi="pt_PT"/>
+        </w:rPr>
+        <w:t>Jo 5.39–40</w:t>
+      </w:r>
+      <w:r>
+        <w:rPr>
+          <w:lang w:val="pt_PT" w:bidi="pt_PT"/>
+        </w:rPr>
+        <w:t xml:space="preserve">; </w:t>
+      </w:r>
+      <w:r>
+        <w:rPr>
+          <w:lang w:val="pt_PT" w:bidi="pt_PT"/>
+        </w:rPr>
+        <w:t>At 3.24</w:t>
+      </w:r>
+      <w:r>
+        <w:rPr>
+          <w:lang w:val="pt_PT" w:bidi="pt_PT"/>
+        </w:rPr>
+        <w:t xml:space="preserve">; </w:t>
+      </w:r>
+      <w:r>
+        <w:rPr>
+          <w:lang w:val="pt_PT" w:bidi="pt_PT"/>
+        </w:rPr>
+        <w:t>1Co 15.3–4</w:t>
+      </w:r>
+      <w:r>
+        <w:rPr>
+          <w:lang w:val="pt_PT" w:bidi="pt_PT"/>
+        </w:rPr>
+        <w:t>). Assim, tem o poder de trazer salvação e suscitar fé. Não deve ser abusada, como os falsos mestres vinham fazendo (</w:t>
+      </w:r>
+      <w:r>
+        <w:rPr>
+          <w:lang w:val="pt_PT" w:bidi="pt_PT"/>
+        </w:rPr>
+        <w:t>2Tm 4.2–4</w:t>
+      </w:r>
+      <w:r>
+        <w:rPr>
+          <w:lang w:val="pt_PT" w:bidi="pt_PT"/>
+        </w:rPr>
+        <w:t xml:space="preserve">; </w:t>
+      </w:r>
+      <w:r>
+        <w:rPr>
+          <w:lang w:val="pt_PT" w:bidi="pt_PT"/>
+        </w:rPr>
+        <w:t>1Tm 1.4–7</w:t>
+      </w:r>
+      <w:r>
+        <w:rPr>
+          <w:lang w:val="pt_PT" w:bidi="pt_PT"/>
+        </w:rPr>
+        <w:t xml:space="preserve">; cp. </w:t>
+      </w:r>
+      <w:r>
+        <w:rPr>
+          <w:lang w:val="pt_PT" w:bidi="pt_PT"/>
+        </w:rPr>
+        <w:t>2Pe 3.16</w:t>
+      </w:r>
+      <w:r>
+        <w:rPr>
+          <w:lang w:val="pt_PT" w:bidi="pt_PT"/>
+        </w:rPr>
+        <w:t>), mas deve ser ensinada corretamente (</w:t>
+      </w:r>
+      <w:r>
+        <w:rPr>
+          <w:lang w:val="pt_PT" w:bidi="pt_PT"/>
+        </w:rPr>
+        <w:t>2Tm 2.2</w:t>
+      </w:r>
+      <w:r>
+        <w:rPr>
+          <w:lang w:val="pt_PT" w:bidi="pt_PT"/>
+        </w:rPr>
+        <w:t>,</w:t>
+      </w:r>
+      <w:r>
+        <w:rPr>
+          <w:lang w:val="pt_PT" w:bidi="pt_PT"/>
+        </w:rPr>
+        <w:t>15</w:t>
+      </w:r>
+      <w:r>
+        <w:rPr>
+          <w:lang w:val="pt_PT" w:bidi="pt_PT"/>
+        </w:rPr>
+        <w:t>). • Como consequência da inspiração, toda a Escritura é útil. Tanto o Antigo Testamento quanto o Novo Testamento são juntos nosso guia e professor na vida.</w:t>
+      </w:r>
+      <w:r>
+        <w:rPr>
+          <w:lang w:val="pt_PT" w:bidi="pt_PT"/>
+        </w:rPr>
+      </w:r>
+      <w:r>
+        <w:rPr>
+          <w:lang w:val="pt_PT" w:bidi="pt_PT"/>
+        </w:rPr>
+      </w:r>
+    </w:p>
+    <w:p>
+      <w:pPr/>
+      <w:r>
+        <w:rPr>
+          <w:lang w:val="pt_PT" w:bidi="pt_PT"/>
+        </w:rPr>
+      </w:r>
+    </w:p>
+    <w:p>
+      <w:pPr>
+        <w:pStyle w:val="Heading2"/>
+      </w:pPr>
+      <w:r>
+        <w:rPr>
+          <w:lang w:val="pt_PT" w:bidi="pt_PT"/>
+        </w:rPr>
+        <w:t>2 Timóteo 3.16–17</w:t>
+      </w:r>
+      <w:r>
+        <w:rPr>
+          <w:lang w:val="pt_PT" w:bidi="pt_PT"/>
+        </w:rPr>
+      </w:r>
+    </w:p>
+    <w:p>
+      <w:pPr/>
+      <w:r>
+        <w:rPr>
+          <w:lang w:val="pt_PT" w:bidi="pt_PT"/>
+        </w:rPr>
+      </w:r>
+      <w:r>
+        <w:rPr>
+          <w:lang w:val="pt_PT" w:bidi="pt_PT"/>
+        </w:rPr>
+        <w:t xml:space="preserve">Esses versículos elaboram sobre </w:t>
+      </w:r>
+      <w:r>
+        <w:rPr>
+          <w:lang w:val="pt_PT" w:bidi="pt_PT"/>
+        </w:rPr>
+        <w:t>3.15</w:t>
+      </w:r>
+      <w:r>
+        <w:rPr>
+          <w:lang w:val="pt_PT" w:bidi="pt_PT"/>
+        </w:rPr>
+        <w:t>, explicando a eficácia das Escrituras, sua origem e as maneiras como elas proporcionam sabedoria para vivermos nossa salvação. Paulo estava falando das Escrituras Hebraicas (o Antigo Testamento), mas sua declaração agora pode se aplicar a todas as Escrituras</w:t>
+      </w:r>
+      <w:r>
+        <w:rPr>
+          <w:i/>
+          <w:lang w:val="pt_PT" w:bidi="pt_PT"/>
+        </w:rPr>
+        <w:t>,</w:t>
+      </w:r>
+      <w:r>
+        <w:rPr>
+          <w:lang w:val="pt_PT" w:bidi="pt_PT"/>
+        </w:rPr>
+        <w:t xml:space="preserve"> incluindo o Novo Testamento (veja, e.g., </w:t>
+      </w:r>
+      <w:r>
+        <w:rPr>
+          <w:lang w:val="pt_PT" w:bidi="pt_PT"/>
+        </w:rPr>
+        <w:t>2Pe 3.15–16</w:t>
+      </w:r>
+      <w:r>
+        <w:rPr>
+          <w:lang w:val="pt_PT" w:bidi="pt_PT"/>
+        </w:rPr>
+        <w:t>).</w:t>
+      </w:r>
+      <w:r>
+        <w:rPr>
+          <w:lang w:val="pt_PT" w:bidi="pt_PT"/>
+        </w:rPr>
+      </w:r>
+      <w:r>
+        <w:rPr>
+          <w:lang w:val="pt_PT" w:bidi="pt_PT"/>
+        </w:rPr>
+      </w:r>
+    </w:p>
+    <w:p>
+      <w:pPr/>
+      <w:r>
+        <w:rPr>
+          <w:lang w:val="pt_PT" w:bidi="pt_PT"/>
+        </w:rPr>
+      </w:r>
+    </w:p>
+    <w:p>
+      <w:pPr>
+        <w:pStyle w:val="Heading2"/>
+      </w:pPr>
+      <w:r>
+        <w:rPr>
+          <w:lang w:val="pt_PT" w:bidi="pt_PT"/>
+        </w:rPr>
+        <w:t>2 Timóteo 3.17</w:t>
+      </w:r>
+      <w:r>
+        <w:rPr>
+          <w:lang w:val="pt_PT" w:bidi="pt_PT"/>
+        </w:rPr>
+      </w:r>
+    </w:p>
+    <w:p>
+      <w:pPr/>
+      <w:r>
+        <w:rPr>
+          <w:lang w:val="pt_PT" w:bidi="pt_PT"/>
+        </w:rPr>
+      </w:r>
+      <w:r>
+        <w:rPr>
+          <w:lang w:val="pt_PT" w:bidi="pt_PT"/>
+        </w:rPr>
+        <w:t>Paulo deixa claro que a salvação (</w:t>
+      </w:r>
+      <w:r>
+        <w:rPr>
+          <w:lang w:val="pt_PT" w:bidi="pt_PT"/>
+        </w:rPr>
+        <w:t>3.15</w:t>
+      </w:r>
+      <w:r>
+        <w:rPr>
+          <w:lang w:val="pt_PT" w:bidi="pt_PT"/>
+        </w:rPr>
+        <w:t xml:space="preserve">) resulta em boas ações (veja </w:t>
+      </w:r>
+      <w:r>
+        <w:rPr>
+          <w:lang w:val="pt_PT" w:bidi="pt_PT"/>
+        </w:rPr>
+        <w:t>Gl 1.4</w:t>
+      </w:r>
+      <w:r>
+        <w:rPr>
+          <w:lang w:val="pt_PT" w:bidi="pt_PT"/>
+        </w:rPr>
+        <w:t xml:space="preserve">; </w:t>
+      </w:r>
+      <w:r>
+        <w:rPr>
+          <w:lang w:val="pt_PT" w:bidi="pt_PT"/>
+        </w:rPr>
+        <w:t>5.16–26</w:t>
+      </w:r>
+      <w:r>
+        <w:rPr>
+          <w:lang w:val="pt_PT" w:bidi="pt_PT"/>
+        </w:rPr>
+        <w:t xml:space="preserve">; </w:t>
+      </w:r>
+      <w:r>
+        <w:rPr>
+          <w:lang w:val="pt_PT" w:bidi="pt_PT"/>
+        </w:rPr>
+        <w:t>Ef 2.8–10</w:t>
+      </w:r>
+      <w:r>
+        <w:rPr>
+          <w:lang w:val="pt_PT" w:bidi="pt_PT"/>
+        </w:rPr>
+        <w:t>).</w:t>
+      </w:r>
+      <w:r>
+        <w:rPr>
+          <w:lang w:val="pt_PT" w:bidi="pt_PT"/>
+        </w:rPr>
+      </w:r>
+      <w:r>
+        <w:rPr>
+          <w:lang w:val="pt_PT" w:bidi="pt_PT"/>
+        </w:rPr>
+      </w:r>
+    </w:p>
+    <w:p>
+      <w:pPr/>
+      <w:r>
+        <w:rPr>
+          <w:lang w:val="pt_PT" w:bidi="pt_PT"/>
+        </w:rPr>
+      </w:r>
+    </w:p>
+    <w:p>
+      <w:pPr>
+        <w:pStyle w:val="Heading2"/>
+      </w:pPr>
+      <w:r>
+        <w:rPr>
+          <w:lang w:val="pt_PT" w:bidi="pt_PT"/>
+        </w:rPr>
+        <w:t>2 Timóteo 4.1</w:t>
+      </w:r>
+      <w:r>
+        <w:rPr>
+          <w:lang w:val="pt_PT" w:bidi="pt_PT"/>
+        </w:rPr>
+      </w:r>
+    </w:p>
+    <w:p>
+      <w:pPr/>
+      <w:r>
+        <w:rPr>
+          <w:lang w:val="pt_PT" w:bidi="pt_PT"/>
+        </w:rPr>
+      </w:r>
+      <w:r>
+        <w:rPr>
+          <w:lang w:val="pt_PT" w:bidi="pt_PT"/>
+        </w:rPr>
+        <w:t xml:space="preserve">julgará todos os seres humanos, tanto os que estiverem vivos como os que estiverem mortos: Veja </w:t>
+      </w:r>
+      <w:r>
+        <w:rPr>
+          <w:lang w:val="pt_PT" w:bidi="pt_PT"/>
+        </w:rPr>
+        <w:t>Mt 25.31–46</w:t>
+      </w:r>
+      <w:r>
+        <w:rPr>
+          <w:lang w:val="pt_PT" w:bidi="pt_PT"/>
+        </w:rPr>
+        <w:t xml:space="preserve">; </w:t>
+      </w:r>
+      <w:r>
+        <w:rPr>
+          <w:lang w:val="pt_PT" w:bidi="pt_PT"/>
+        </w:rPr>
+        <w:t>At 10.42</w:t>
+      </w:r>
+      <w:r>
+        <w:rPr>
+          <w:lang w:val="pt_PT" w:bidi="pt_PT"/>
+        </w:rPr>
+        <w:t xml:space="preserve">; </w:t>
+      </w:r>
+      <w:r>
+        <w:rPr>
+          <w:lang w:val="pt_PT" w:bidi="pt_PT"/>
+        </w:rPr>
+        <w:t>Rm 14.7–12</w:t>
+      </w:r>
+      <w:r>
+        <w:rPr>
+          <w:lang w:val="pt_PT" w:bidi="pt_PT"/>
+        </w:rPr>
+        <w:t xml:space="preserve">; </w:t>
+      </w:r>
+      <w:r>
+        <w:rPr>
+          <w:lang w:val="pt_PT" w:bidi="pt_PT"/>
+        </w:rPr>
+        <w:t>Ap 20.11–15</w:t>
+      </w:r>
+      <w:r>
+        <w:rPr>
+          <w:lang w:val="pt_PT" w:bidi="pt_PT"/>
+        </w:rPr>
+        <w:t xml:space="preserve">. • por causa da vinda de Cristo (literalmente </w:t>
+      </w:r>
+      <w:r>
+        <w:rPr>
+          <w:i/>
+          <w:lang w:val="pt_PT" w:bidi="pt_PT"/>
+        </w:rPr>
+        <w:t>sua epifania</w:t>
+      </w:r>
+      <w:r>
+        <w:rPr>
+          <w:lang w:val="pt_PT" w:bidi="pt_PT"/>
+        </w:rPr>
+        <w:t xml:space="preserve">): Veja </w:t>
+      </w:r>
+      <w:r>
+        <w:rPr>
+          <w:lang w:val="pt_PT" w:bidi="pt_PT"/>
+        </w:rPr>
+        <w:t>nota de estudo em 1Tm 6.14</w:t>
+      </w:r>
+      <w:r>
+        <w:rPr>
+          <w:lang w:val="pt_PT" w:bidi="pt_PT"/>
+        </w:rPr>
+        <w:t xml:space="preserve">; veja também </w:t>
+      </w:r>
+      <w:r>
+        <w:rPr>
+          <w:lang w:val="pt_PT" w:bidi="pt_PT"/>
+        </w:rPr>
+        <w:t>2Tm 1.10</w:t>
+      </w:r>
+      <w:r>
+        <w:rPr>
+          <w:lang w:val="pt_PT" w:bidi="pt_PT"/>
+        </w:rPr>
+        <w:t xml:space="preserve">; </w:t>
+      </w:r>
+      <w:r>
+        <w:rPr>
+          <w:lang w:val="pt_PT" w:bidi="pt_PT"/>
+        </w:rPr>
+        <w:t>4.8</w:t>
+      </w:r>
+      <w:r>
+        <w:rPr>
+          <w:lang w:val="pt_PT" w:bidi="pt_PT"/>
+        </w:rPr>
+        <w:t xml:space="preserve">; </w:t>
+      </w:r>
+      <w:r>
+        <w:rPr>
+          <w:lang w:val="pt_PT" w:bidi="pt_PT"/>
+        </w:rPr>
+        <w:t>Tt 2.11–13</w:t>
+      </w:r>
+      <w:r>
+        <w:rPr>
+          <w:lang w:val="pt_PT" w:bidi="pt_PT"/>
+        </w:rPr>
+        <w:t xml:space="preserve">; </w:t>
+      </w:r>
+      <w:r>
+        <w:rPr>
+          <w:lang w:val="pt_PT" w:bidi="pt_PT"/>
+        </w:rPr>
+        <w:t>3.4</w:t>
+      </w:r>
+      <w:r>
+        <w:rPr>
+          <w:lang w:val="pt_PT" w:bidi="pt_PT"/>
+        </w:rPr>
+        <w:t>.</w:t>
+      </w:r>
+      <w:r>
+        <w:rPr>
+          <w:lang w:val="pt_PT" w:bidi="pt_PT"/>
+        </w:rPr>
+      </w:r>
+      <w:r>
+        <w:rPr>
+          <w:lang w:val="pt_PT" w:bidi="pt_PT"/>
+        </w:rPr>
+      </w:r>
+    </w:p>
+    <w:p>
+      <w:pPr/>
+      <w:r>
+        <w:rPr>
+          <w:lang w:val="pt_PT" w:bidi="pt_PT"/>
+        </w:rPr>
+      </w:r>
+    </w:p>
+    <w:p>
+      <w:pPr>
+        <w:pStyle w:val="Heading2"/>
+      </w:pPr>
+      <w:r>
+        <w:rPr>
+          <w:lang w:val="pt_PT" w:bidi="pt_PT"/>
+        </w:rPr>
+        <w:t>2 Timóteo 4.1–8</w:t>
+      </w:r>
+      <w:r>
+        <w:rPr>
+          <w:lang w:val="pt_PT" w:bidi="pt_PT"/>
+        </w:rPr>
+      </w:r>
+    </w:p>
+    <w:p>
+      <w:pPr/>
+      <w:r>
+        <w:rPr>
+          <w:lang w:val="pt_PT" w:bidi="pt_PT"/>
+        </w:rPr>
+      </w:r>
+      <w:r>
+        <w:rPr>
+          <w:lang w:val="pt_PT" w:bidi="pt_PT"/>
+        </w:rPr>
+        <w:t xml:space="preserve">Timóteo estava na presença de Deus e deveria trabalhar em vista da vinda de Jesus para julgar e estabelecer seu Reino (veja </w:t>
+      </w:r>
+      <w:r>
+        <w:rPr>
+          <w:lang w:val="pt_PT" w:bidi="pt_PT"/>
+        </w:rPr>
+        <w:t>1Tm 5.21</w:t>
+      </w:r>
+      <w:r>
+        <w:rPr>
+          <w:lang w:val="pt_PT" w:bidi="pt_PT"/>
+        </w:rPr>
+        <w:t xml:space="preserve">; </w:t>
+      </w:r>
+      <w:r>
+        <w:rPr>
+          <w:lang w:val="pt_PT" w:bidi="pt_PT"/>
+        </w:rPr>
+        <w:t>6.13–14</w:t>
+      </w:r>
+      <w:r>
+        <w:rPr>
+          <w:lang w:val="pt_PT" w:bidi="pt_PT"/>
+        </w:rPr>
+        <w:t>). A aparição de Cristo trará purificação (</w:t>
+      </w:r>
+      <w:r>
+        <w:rPr>
+          <w:lang w:val="pt_PT" w:bidi="pt_PT"/>
+        </w:rPr>
+        <w:t>2Tm 2.19</w:t>
+      </w:r>
+      <w:r>
+        <w:rPr>
+          <w:lang w:val="pt_PT" w:bidi="pt_PT"/>
+        </w:rPr>
+        <w:t>), responsabilidade (</w:t>
+      </w:r>
+      <w:r>
+        <w:rPr>
+          <w:lang w:val="pt_PT" w:bidi="pt_PT"/>
+        </w:rPr>
+        <w:t>3.8–9</w:t>
+      </w:r>
+      <w:r>
+        <w:rPr>
+          <w:lang w:val="pt_PT" w:bidi="pt_PT"/>
+        </w:rPr>
+        <w:t>), salvação, vindicação e o prêmio da vitória (</w:t>
+      </w:r>
+      <w:r>
+        <w:rPr>
+          <w:lang w:val="pt_PT" w:bidi="pt_PT"/>
+        </w:rPr>
+        <w:t>4.8</w:t>
+      </w:r>
+      <w:r>
+        <w:rPr>
+          <w:lang w:val="pt_PT" w:bidi="pt_PT"/>
+        </w:rPr>
+        <w:t>,</w:t>
+      </w:r>
+      <w:r>
+        <w:rPr>
+          <w:lang w:val="pt_PT" w:bidi="pt_PT"/>
+        </w:rPr>
+        <w:t>18</w:t>
+      </w:r>
+      <w:r>
+        <w:rPr>
+          <w:lang w:val="pt_PT" w:bidi="pt_PT"/>
+        </w:rPr>
+        <w:t xml:space="preserve">). Veja também </w:t>
+      </w:r>
+      <w:r>
+        <w:rPr>
+          <w:lang w:val="pt_PT" w:bidi="pt_PT"/>
+        </w:rPr>
+        <w:t>1Co 3.10–15</w:t>
+      </w:r>
+      <w:r>
+        <w:rPr>
+          <w:lang w:val="pt_PT" w:bidi="pt_PT"/>
+        </w:rPr>
+        <w:t xml:space="preserve">; </w:t>
+      </w:r>
+      <w:r>
+        <w:rPr>
+          <w:lang w:val="pt_PT" w:bidi="pt_PT"/>
+        </w:rPr>
+        <w:t>4.4–5</w:t>
+      </w:r>
+      <w:r>
+        <w:rPr>
+          <w:lang w:val="pt_PT" w:bidi="pt_PT"/>
+        </w:rPr>
+        <w:t xml:space="preserve">; </w:t>
+      </w:r>
+      <w:r>
+        <w:rPr>
+          <w:lang w:val="pt_PT" w:bidi="pt_PT"/>
+        </w:rPr>
+        <w:t>2Co 5.10</w:t>
+      </w:r>
+      <w:r>
+        <w:rPr>
+          <w:lang w:val="pt_PT" w:bidi="pt_PT"/>
+        </w:rPr>
+        <w:t>.</w:t>
+      </w:r>
+      <w:r>
+        <w:rPr>
+          <w:lang w:val="pt_PT" w:bidi="pt_PT"/>
+        </w:rPr>
+      </w:r>
+      <w:r>
+        <w:rPr>
+          <w:lang w:val="pt_PT" w:bidi="pt_PT"/>
+        </w:rPr>
+      </w:r>
+    </w:p>
+    <w:p>
+      <w:pPr/>
+      <w:r>
+        <w:rPr>
+          <w:lang w:val="pt_PT" w:bidi="pt_PT"/>
+        </w:rPr>
+      </w:r>
+    </w:p>
+    <w:p>
+      <w:pPr>
+        <w:pStyle w:val="Heading2"/>
+      </w:pPr>
+      <w:r>
+        <w:rPr>
+          <w:lang w:val="pt_PT" w:bidi="pt_PT"/>
+        </w:rPr>
+        <w:t>2 Timóteo 4.5</w:t>
+      </w:r>
+      <w:r>
+        <w:rPr>
+          <w:lang w:val="pt_PT" w:bidi="pt_PT"/>
+        </w:rPr>
+      </w:r>
+    </w:p>
+    <w:p>
+      <w:pPr/>
+      <w:r>
+        <w:rPr>
+          <w:lang w:val="pt_PT" w:bidi="pt_PT"/>
+        </w:rPr>
+      </w:r>
+      <w:r>
+        <w:rPr>
+          <w:lang w:val="pt_PT" w:bidi="pt_PT"/>
+        </w:rPr>
+        <w:t>Esta última acusação resume o que foi dito anteriormente (</w:t>
+      </w:r>
+      <w:r>
+        <w:rPr>
+          <w:lang w:val="pt_PT" w:bidi="pt_PT"/>
+        </w:rPr>
+        <w:t>1.6–14</w:t>
+      </w:r>
+      <w:r>
+        <w:rPr>
+          <w:lang w:val="pt_PT" w:bidi="pt_PT"/>
+        </w:rPr>
+        <w:t xml:space="preserve">; </w:t>
+      </w:r>
+      <w:r>
+        <w:rPr>
+          <w:lang w:val="pt_PT" w:bidi="pt_PT"/>
+        </w:rPr>
+        <w:t>2.1–15</w:t>
+      </w:r>
+      <w:r>
+        <w:rPr>
+          <w:lang w:val="pt_PT" w:bidi="pt_PT"/>
+        </w:rPr>
+        <w:t>,</w:t>
+      </w:r>
+      <w:r>
+        <w:rPr>
+          <w:lang w:val="pt_PT" w:bidi="pt_PT"/>
+        </w:rPr>
+        <w:t>24–26</w:t>
+      </w:r>
+      <w:r>
+        <w:rPr>
+          <w:lang w:val="pt_PT" w:bidi="pt_PT"/>
+        </w:rPr>
+        <w:t xml:space="preserve">; </w:t>
+      </w:r>
+      <w:r>
+        <w:rPr>
+          <w:lang w:val="pt_PT" w:bidi="pt_PT"/>
+        </w:rPr>
+        <w:t>3.12</w:t>
+      </w:r>
+      <w:r>
+        <w:rPr>
+          <w:lang w:val="pt_PT" w:bidi="pt_PT"/>
+        </w:rPr>
+        <w:t>).</w:t>
+      </w:r>
+      <w:r>
+        <w:rPr>
+          <w:lang w:val="pt_PT" w:bidi="pt_PT"/>
+        </w:rPr>
+      </w:r>
+      <w:r>
+        <w:rPr>
+          <w:lang w:val="pt_PT" w:bidi="pt_PT"/>
+        </w:rPr>
+      </w:r>
+    </w:p>
+    <w:p>
+      <w:pPr/>
+      <w:r>
+        <w:rPr>
+          <w:lang w:val="pt_PT" w:bidi="pt_PT"/>
+        </w:rPr>
+      </w:r>
+    </w:p>
+    <w:p>
+      <w:pPr>
+        <w:pStyle w:val="Heading2"/>
+      </w:pPr>
+      <w:r>
+        <w:rPr>
+          <w:lang w:val="pt_PT" w:bidi="pt_PT"/>
+        </w:rPr>
+        <w:t>2 Timóteo 4.5–8</w:t>
+      </w:r>
+      <w:r>
+        <w:rPr>
+          <w:lang w:val="pt_PT" w:bidi="pt_PT"/>
+        </w:rPr>
+      </w:r>
+    </w:p>
+    <w:p>
+      <w:pPr/>
+      <w:r>
+        <w:rPr>
+          <w:lang w:val="pt_PT" w:bidi="pt_PT"/>
+        </w:rPr>
+      </w:r>
+      <w:r>
+        <w:rPr>
+          <w:lang w:val="pt_PT" w:bidi="pt_PT"/>
+        </w:rPr>
+        <w:t xml:space="preserve">Paulo efetivamente entrega o manto da liderança a Timóteo (cf. </w:t>
+      </w:r>
+      <w:r>
+        <w:rPr>
+          <w:lang w:val="pt_PT" w:bidi="pt_PT"/>
+        </w:rPr>
+        <w:t>Dt 31.7–8</w:t>
+      </w:r>
+      <w:r>
+        <w:rPr>
+          <w:lang w:val="pt_PT" w:bidi="pt_PT"/>
+        </w:rPr>
+        <w:t xml:space="preserve">; </w:t>
+      </w:r>
+      <w:r>
+        <w:rPr>
+          <w:lang w:val="pt_PT" w:bidi="pt_PT"/>
+        </w:rPr>
+        <w:t>34.9</w:t>
+      </w:r>
+      <w:r>
+        <w:rPr>
+          <w:lang w:val="pt_PT" w:bidi="pt_PT"/>
+        </w:rPr>
+        <w:t xml:space="preserve">; </w:t>
+      </w:r>
+      <w:r>
+        <w:rPr>
+          <w:lang w:val="pt_PT" w:bidi="pt_PT"/>
+        </w:rPr>
+        <w:t>2Rs 2.1–18</w:t>
+      </w:r>
+      <w:r>
+        <w:rPr>
+          <w:lang w:val="pt_PT" w:bidi="pt_PT"/>
+        </w:rPr>
+        <w:t>).</w:t>
+      </w:r>
+      <w:r>
+        <w:rPr>
+          <w:lang w:val="pt_PT" w:bidi="pt_PT"/>
+        </w:rPr>
+      </w:r>
+      <w:r>
+        <w:rPr>
+          <w:lang w:val="pt_PT" w:bidi="pt_PT"/>
+        </w:rPr>
+      </w:r>
+    </w:p>
+    <w:p>
+      <w:pPr/>
+      <w:r>
+        <w:rPr>
+          <w:lang w:val="pt_PT" w:bidi="pt_PT"/>
+        </w:rPr>
+      </w:r>
+    </w:p>
+    <w:p>
+      <w:pPr>
+        <w:pStyle w:val="Heading2"/>
+      </w:pPr>
+      <w:r>
+        <w:rPr>
+          <w:lang w:val="pt_PT" w:bidi="pt_PT"/>
+        </w:rPr>
+        <w:t>2 Timóteo 4.6</w:t>
+      </w:r>
+      <w:r>
+        <w:rPr>
+          <w:lang w:val="pt_PT" w:bidi="pt_PT"/>
+        </w:rPr>
+      </w:r>
+    </w:p>
+    <w:p>
+      <w:pPr/>
+      <w:r>
+        <w:rPr>
+          <w:lang w:val="pt_PT" w:bidi="pt_PT"/>
+        </w:rPr>
+      </w:r>
+      <w:r>
+        <w:rPr>
+          <w:lang w:val="pt_PT" w:bidi="pt_PT"/>
+        </w:rPr>
+        <w:t xml:space="preserve">Paulo imagina sua morte como uma oferta de bebida que é derramada para Deus (veja </w:t>
+      </w:r>
+      <w:r>
+        <w:rPr>
+          <w:lang w:val="pt_PT" w:bidi="pt_PT"/>
+        </w:rPr>
+        <w:t>Êx 29.40–41</w:t>
+      </w:r>
+      <w:r>
+        <w:rPr>
+          <w:lang w:val="pt_PT" w:bidi="pt_PT"/>
+        </w:rPr>
+        <w:t xml:space="preserve">; </w:t>
+      </w:r>
+      <w:r>
+        <w:rPr>
+          <w:lang w:val="pt_PT" w:bidi="pt_PT"/>
+        </w:rPr>
+        <w:t>Lv 23.13</w:t>
+      </w:r>
+      <w:r>
+        <w:rPr>
+          <w:lang w:val="pt_PT" w:bidi="pt_PT"/>
+        </w:rPr>
+        <w:t xml:space="preserve">; </w:t>
+      </w:r>
+      <w:r>
+        <w:rPr>
+          <w:lang w:val="pt_PT" w:bidi="pt_PT"/>
+        </w:rPr>
+        <w:t>Nm 28.7</w:t>
+      </w:r>
+      <w:r>
+        <w:rPr>
+          <w:lang w:val="pt_PT" w:bidi="pt_PT"/>
+        </w:rPr>
+        <w:t xml:space="preserve">; </w:t>
+      </w:r>
+      <w:r>
+        <w:rPr>
+          <w:lang w:val="pt_PT" w:bidi="pt_PT"/>
+        </w:rPr>
+        <w:t>Fp 2.17</w:t>
+      </w:r>
+      <w:r>
+        <w:rPr>
+          <w:lang w:val="pt_PT" w:bidi="pt_PT"/>
+        </w:rPr>
+        <w:t xml:space="preserve">); esta oferta participa do próprio sacrifício de Cristo (veja </w:t>
+      </w:r>
+      <w:r>
+        <w:rPr>
+          <w:lang w:val="pt_PT" w:bidi="pt_PT"/>
+        </w:rPr>
+        <w:t>Cl 1.24</w:t>
+      </w:r>
+      <w:r>
+        <w:rPr>
+          <w:lang w:val="pt_PT" w:bidi="pt_PT"/>
+        </w:rPr>
+        <w:t xml:space="preserve">; veja também </w:t>
+      </w:r>
+      <w:r>
+        <w:rPr>
+          <w:lang w:val="pt_PT" w:bidi="pt_PT"/>
+        </w:rPr>
+        <w:t>Rm 12.1</w:t>
+      </w:r>
+      <w:r>
+        <w:rPr>
+          <w:lang w:val="pt_PT" w:bidi="pt_PT"/>
+        </w:rPr>
+        <w:t>).</w:t>
+      </w:r>
+      <w:r>
+        <w:rPr>
+          <w:lang w:val="pt_PT" w:bidi="pt_PT"/>
+        </w:rPr>
+      </w:r>
+      <w:r>
+        <w:rPr>
+          <w:lang w:val="pt_PT" w:bidi="pt_PT"/>
+        </w:rPr>
+      </w:r>
+    </w:p>
+    <w:p>
+      <w:pPr/>
+      <w:r>
+        <w:rPr>
+          <w:lang w:val="pt_PT" w:bidi="pt_PT"/>
+        </w:rPr>
+      </w:r>
+    </w:p>
+    <w:p>
+      <w:pPr>
+        <w:pStyle w:val="Heading2"/>
+      </w:pPr>
+      <w:r>
+        <w:rPr>
+          <w:lang w:val="pt_PT" w:bidi="pt_PT"/>
+        </w:rPr>
+        <w:t>2 Timóteo 4.6–8</w:t>
+      </w:r>
+      <w:r>
+        <w:rPr>
+          <w:lang w:val="pt_PT" w:bidi="pt_PT"/>
+        </w:rPr>
+      </w:r>
+    </w:p>
+    <w:p>
+      <w:pPr/>
+      <w:r>
+        <w:rPr>
+          <w:lang w:val="pt_PT" w:bidi="pt_PT"/>
+        </w:rPr>
+      </w:r>
+      <w:r>
+        <w:rPr>
+          <w:lang w:val="pt_PT" w:bidi="pt_PT"/>
+        </w:rPr>
+        <w:t>A fidelidade, a vindicação e a recompensa de Paulo são um modelo e um desafio para os outros - particularmente Timóteo - seguirem o exemplo de Paulo após sua partida.</w:t>
+      </w:r>
+      <w:r>
+        <w:rPr>
+          <w:lang w:val="pt_PT" w:bidi="pt_PT"/>
+        </w:rPr>
+      </w:r>
+      <w:r>
+        <w:rPr>
+          <w:lang w:val="pt_PT" w:bidi="pt_PT"/>
+        </w:rPr>
+      </w:r>
+    </w:p>
+    <w:p>
+      <w:pPr/>
+      <w:r>
+        <w:rPr>
+          <w:lang w:val="pt_PT" w:bidi="pt_PT"/>
+        </w:rPr>
+      </w:r>
+    </w:p>
+    <w:p>
+      <w:pPr>
+        <w:pStyle w:val="Heading2"/>
+      </w:pPr>
+      <w:r>
+        <w:rPr>
+          <w:lang w:val="pt_PT" w:bidi="pt_PT"/>
+        </w:rPr>
+        <w:t>2 Timóteo 4.7</w:t>
+      </w:r>
+      <w:r>
+        <w:rPr>
+          <w:lang w:val="pt_PT" w:bidi="pt_PT"/>
+        </w:rPr>
+      </w:r>
+    </w:p>
+    <w:p>
+      <w:pPr/>
+      <w:r>
+        <w:rPr>
+          <w:lang w:val="pt_PT" w:bidi="pt_PT"/>
+        </w:rPr>
+      </w:r>
+      <w:r>
+        <w:rPr>
+          <w:lang w:val="pt_PT" w:bidi="pt_PT"/>
+        </w:rPr>
+        <w:t xml:space="preserve">Paulo havia permanecido fiel à confiança que lhe foi dada (veja notas de estudo em </w:t>
       </w:r>
       <w:r>
         <w:rPr>
@@ -2461,19 +5815,115 @@
         <w:rPr>
           <w:lang w:val="pt_PT" w:bidi="pt_PT"/>
         </w:rPr>
-        <w:t xml:space="preserve">) reflete o sofrimento de Jesus Cristo e aponta para a cruz e ressurreição como o significado central dessas boas-novas (veja </w:t>
-      </w:r>
-      <w:r>
-        <w:rPr>
-          <w:lang w:val="pt_PT" w:bidi="pt_PT"/>
-        </w:rPr>
-        <w:t>1.8</w:t>
-      </w:r>
-      <w:r>
-        <w:rPr>
-          <w:lang w:val="pt_PT" w:bidi="pt_PT"/>
-        </w:rPr>
-        <w:t>). O sofrimento de Paulo, assim como o de Cristo, foi essencial para trazer salvação a outros. Cristo aprova aqueles que sofrem e perseveram com ele.</w:t>
+        <w:t xml:space="preserve">; </w:t>
+      </w:r>
+      <w:r>
+        <w:rPr>
+          <w:lang w:val="pt_PT" w:bidi="pt_PT"/>
+        </w:rPr>
+        <w:t>1Tm 6.20</w:t>
+      </w:r>
+      <w:r>
+        <w:rPr>
+          <w:lang w:val="pt_PT" w:bidi="pt_PT"/>
+        </w:rPr>
+        <w:t xml:space="preserve">; cp. </w:t>
+      </w:r>
+      <w:r>
+        <w:rPr>
+          <w:lang w:val="pt_PT" w:bidi="pt_PT"/>
+        </w:rPr>
+        <w:t>At 20.24</w:t>
+      </w:r>
+      <w:r>
+        <w:rPr>
+          <w:lang w:val="pt_PT" w:bidi="pt_PT"/>
+        </w:rPr>
+        <w:t xml:space="preserve">). Ele havia preservado a integridade da fé cristã e queria que Timóteo seguisse seu exemplo (veja </w:t>
+      </w:r>
+      <w:r>
+        <w:rPr>
+          <w:lang w:val="pt_PT" w:bidi="pt_PT"/>
+        </w:rPr>
+        <w:t>2Tm 2.3–7</w:t>
+      </w:r>
+      <w:r>
+        <w:rPr>
+          <w:lang w:val="pt_PT" w:bidi="pt_PT"/>
+        </w:rPr>
+        <w:t xml:space="preserve">; </w:t>
+      </w:r>
+      <w:r>
+        <w:rPr>
+          <w:lang w:val="pt_PT" w:bidi="pt_PT"/>
+        </w:rPr>
+        <w:t>1Tm 1.18</w:t>
+      </w:r>
+      <w:r>
+        <w:rPr>
+          <w:lang w:val="pt_PT" w:bidi="pt_PT"/>
+        </w:rPr>
+        <w:t xml:space="preserve">; </w:t>
+      </w:r>
+      <w:r>
+        <w:rPr>
+          <w:lang w:val="pt_PT" w:bidi="pt_PT"/>
+        </w:rPr>
+        <w:t>6.12</w:t>
+      </w:r>
+      <w:r>
+        <w:rPr>
+          <w:lang w:val="pt_PT" w:bidi="pt_PT"/>
+        </w:rPr>
+        <w:t xml:space="preserve">; cp. </w:t>
+      </w:r>
+      <w:r>
+        <w:rPr>
+          <w:lang w:val="pt_PT" w:bidi="pt_PT"/>
+        </w:rPr>
+        <w:t>Rm 15.30–31</w:t>
+      </w:r>
+      <w:r>
+        <w:rPr>
+          <w:lang w:val="pt_PT" w:bidi="pt_PT"/>
+        </w:rPr>
+        <w:t xml:space="preserve">; </w:t>
+      </w:r>
+      <w:r>
+        <w:rPr>
+          <w:lang w:val="pt_PT" w:bidi="pt_PT"/>
+        </w:rPr>
+        <w:t>1Co 9.25–27</w:t>
+      </w:r>
+      <w:r>
+        <w:rPr>
+          <w:lang w:val="pt_PT" w:bidi="pt_PT"/>
+        </w:rPr>
+        <w:t xml:space="preserve">; </w:t>
+      </w:r>
+      <w:r>
+        <w:rPr>
+          <w:lang w:val="pt_PT" w:bidi="pt_PT"/>
+        </w:rPr>
+        <w:t>Hb 12.1</w:t>
+      </w:r>
+      <w:r>
+        <w:rPr>
+          <w:lang w:val="pt_PT" w:bidi="pt_PT"/>
+        </w:rPr>
+        <w:t xml:space="preserve">; </w:t>
+      </w:r>
+      <w:r>
+        <w:rPr>
+          <w:lang w:val="pt_PT" w:bidi="pt_PT"/>
+        </w:rPr>
+        <w:t>Jd 1.3</w:t>
+      </w:r>
+      <w:r>
+        <w:rPr>
+          <w:lang w:val="pt_PT" w:bidi="pt_PT"/>
+        </w:rPr>
+        <w:t>).</w:t>
       </w:r>
       <w:r>
         <w:rPr>
@@ -2502,56 +5952,369 @@
         <w:rPr>
           <w:lang w:val="pt_PT" w:bidi="pt_PT"/>
         </w:rPr>
-        <w:t>2 Timóteo 2.9</w:t>
-      </w:r>
-      <w:r>
-        <w:rPr>
-          <w:lang w:val="pt_PT" w:bidi="pt_PT"/>
-        </w:rPr>
-      </w:r>
-    </w:p>
-    <w:p>
-      <w:pPr/>
-      <w:r>
-        <w:rPr>
-          <w:lang w:val="pt_PT" w:bidi="pt_PT"/>
-        </w:rPr>
-      </w:r>
-      <w:r>
-        <w:rPr>
-          <w:lang w:val="pt_PT" w:bidi="pt_PT"/>
-        </w:rPr>
-        <w:t>como se fosse um criminoso: Paulo estava se identificando com a morte de Jesus (</w:t>
-      </w:r>
-      <w:r>
-        <w:rPr>
-          <w:lang w:val="pt_PT" w:bidi="pt_PT"/>
-        </w:rPr>
-        <w:t>2.11</w:t>
-      </w:r>
-      <w:r>
-        <w:rPr>
-          <w:lang w:val="pt_PT" w:bidi="pt_PT"/>
-        </w:rPr>
-        <w:t xml:space="preserve">; </w:t>
-      </w:r>
-      <w:r>
-        <w:rPr>
-          <w:lang w:val="pt_PT" w:bidi="pt_PT"/>
-        </w:rPr>
-        <w:t>Fp 3.10–11</w:t>
-      </w:r>
-      <w:r>
-        <w:rPr>
-          <w:lang w:val="pt_PT" w:bidi="pt_PT"/>
-        </w:rPr>
-        <w:t xml:space="preserve">). • mas a mensagem de Deus não está presa: Tanto Paulo quanto as boas-novas seriam vitoriosos através do poder da ressurreição de Cristo (veja </w:t>
-      </w:r>
-      <w:r>
-        <w:rPr>
-          <w:lang w:val="pt_PT" w:bidi="pt_PT"/>
-        </w:rPr>
-        <w:t>2Tm 4.17–18</w:t>
+        <w:t>2 Timóteo 4.8</w:t>
+      </w:r>
+      <w:r>
+        <w:rPr>
+          <w:lang w:val="pt_PT" w:bidi="pt_PT"/>
+        </w:rPr>
+      </w:r>
+    </w:p>
+    <w:p>
+      <w:pPr/>
+      <w:r>
+        <w:rPr>
+          <w:lang w:val="pt_PT" w:bidi="pt_PT"/>
+        </w:rPr>
+      </w:r>
+      <w:r>
+        <w:rPr>
+          <w:lang w:val="pt_PT" w:bidi="pt_PT"/>
+        </w:rPr>
+        <w:t xml:space="preserve">Somente uma coisa restava para Paulo: o prêmio da vitória (veja também </w:t>
+      </w:r>
+      <w:r>
+        <w:rPr>
+          <w:lang w:val="pt_PT" w:bidi="pt_PT"/>
+        </w:rPr>
+        <w:t>Tg 1.12</w:t>
+      </w:r>
+      <w:r>
+        <w:rPr>
+          <w:lang w:val="pt_PT" w:bidi="pt_PT"/>
+        </w:rPr>
+        <w:t xml:space="preserve">; </w:t>
+      </w:r>
+      <w:r>
+        <w:rPr>
+          <w:lang w:val="pt_PT" w:bidi="pt_PT"/>
+        </w:rPr>
+        <w:t>1Pe 5.4</w:t>
+      </w:r>
+      <w:r>
+        <w:rPr>
+          <w:lang w:val="pt_PT" w:bidi="pt_PT"/>
+        </w:rPr>
+        <w:t xml:space="preserve">; </w:t>
+      </w:r>
+      <w:r>
+        <w:rPr>
+          <w:lang w:val="pt_PT" w:bidi="pt_PT"/>
+        </w:rPr>
+        <w:t>Ap 2.10</w:t>
+      </w:r>
+      <w:r>
+        <w:rPr>
+          <w:lang w:val="pt_PT" w:bidi="pt_PT"/>
+        </w:rPr>
+        <w:t xml:space="preserve">; </w:t>
+      </w:r>
+      <w:r>
+        <w:rPr>
+          <w:lang w:val="pt_PT" w:bidi="pt_PT"/>
+        </w:rPr>
+        <w:t>3.11</w:t>
+      </w:r>
+      <w:r>
+        <w:rPr>
+          <w:lang w:val="pt_PT" w:bidi="pt_PT"/>
+        </w:rPr>
+        <w:t xml:space="preserve">). • está me esperando o prêmio da vitória, que é dado para quem vive uma vida correta, o prêmio que o Senhor, o justo Juiz, me dará naquele dia , e não somente a mim, mas a todos os que esperam, com amor, a sua vinda (veja </w:t>
+      </w:r>
+      <w:r>
+        <w:rPr>
+          <w:lang w:val="pt_PT" w:bidi="pt_PT"/>
+        </w:rPr>
+        <w:t>1Tm 6.14</w:t>
+      </w:r>
+      <w:r>
+        <w:rPr>
+          <w:lang w:val="pt_PT" w:bidi="pt_PT"/>
+        </w:rPr>
+        <w:t>) para estabelecer seu reino (</w:t>
+      </w:r>
+      <w:r>
+        <w:rPr>
+          <w:lang w:val="pt_PT" w:bidi="pt_PT"/>
+        </w:rPr>
+        <w:t>2Tm 4.1</w:t>
+      </w:r>
+      <w:r>
+        <w:rPr>
+          <w:lang w:val="pt_PT" w:bidi="pt_PT"/>
+        </w:rPr>
+        <w:t>). Se não seguimos os mandamentos de Cristo, não podemos aguardar sua vinda como Juiz e Rei.</w:t>
+      </w:r>
+      <w:r>
+        <w:rPr>
+          <w:lang w:val="pt_PT" w:bidi="pt_PT"/>
+        </w:rPr>
+      </w:r>
+      <w:r>
+        <w:rPr>
+          <w:lang w:val="pt_PT" w:bidi="pt_PT"/>
+        </w:rPr>
+      </w:r>
+    </w:p>
+    <w:p>
+      <w:pPr/>
+      <w:r>
+        <w:rPr>
+          <w:lang w:val="pt_PT" w:bidi="pt_PT"/>
+        </w:rPr>
+      </w:r>
+    </w:p>
+    <w:p>
+      <w:pPr>
+        <w:pStyle w:val="Heading2"/>
+      </w:pPr>
+      <w:r>
+        <w:rPr>
+          <w:lang w:val="pt_PT" w:bidi="pt_PT"/>
+        </w:rPr>
+        <w:t>2 Timóteo 4.9</w:t>
+      </w:r>
+      <w:r>
+        <w:rPr>
+          <w:lang w:val="pt_PT" w:bidi="pt_PT"/>
+        </w:rPr>
+      </w:r>
+    </w:p>
+    <w:p>
+      <w:pPr/>
+      <w:r>
+        <w:rPr>
+          <w:lang w:val="pt_PT" w:bidi="pt_PT"/>
+        </w:rPr>
+      </w:r>
+      <w:r>
+        <w:rPr>
+          <w:lang w:val="pt_PT" w:bidi="pt_PT"/>
+        </w:rPr>
+        <w:t xml:space="preserve">Paulo faz um convite explícito para que Timóteo venha a Roma (veja </w:t>
+      </w:r>
+      <w:r>
+        <w:rPr>
+          <w:lang w:val="pt_PT" w:bidi="pt_PT"/>
+        </w:rPr>
+        <w:t>1.4</w:t>
+      </w:r>
+      <w:r>
+        <w:rPr>
+          <w:lang w:val="pt_PT" w:bidi="pt_PT"/>
+        </w:rPr>
+        <w:t>).</w:t>
+      </w:r>
+      <w:r>
+        <w:rPr>
+          <w:lang w:val="pt_PT" w:bidi="pt_PT"/>
+        </w:rPr>
+      </w:r>
+      <w:r>
+        <w:rPr>
+          <w:lang w:val="pt_PT" w:bidi="pt_PT"/>
+        </w:rPr>
+      </w:r>
+    </w:p>
+    <w:p>
+      <w:pPr/>
+      <w:r>
+        <w:rPr>
+          <w:lang w:val="pt_PT" w:bidi="pt_PT"/>
+        </w:rPr>
+      </w:r>
+    </w:p>
+    <w:p>
+      <w:pPr>
+        <w:pStyle w:val="Heading2"/>
+      </w:pPr>
+      <w:r>
+        <w:rPr>
+          <w:lang w:val="pt_PT" w:bidi="pt_PT"/>
+        </w:rPr>
+        <w:t>2 Timóteo 4.10</w:t>
+      </w:r>
+      <w:r>
+        <w:rPr>
+          <w:lang w:val="pt_PT" w:bidi="pt_PT"/>
+        </w:rPr>
+      </w:r>
+    </w:p>
+    <w:p>
+      <w:pPr/>
+      <w:r>
+        <w:rPr>
+          <w:lang w:val="pt_PT" w:bidi="pt_PT"/>
+        </w:rPr>
+      </w:r>
+      <w:r>
+        <w:rPr>
+          <w:lang w:val="pt_PT" w:bidi="pt_PT"/>
+        </w:rPr>
+        <w:t xml:space="preserve">Demas: Veja </w:t>
+      </w:r>
+      <w:r>
+        <w:rPr>
+          <w:lang w:val="pt_PT" w:bidi="pt_PT"/>
+        </w:rPr>
+        <w:t>Cl 4.14</w:t>
+      </w:r>
+      <w:r>
+        <w:rPr>
+          <w:lang w:val="pt_PT" w:bidi="pt_PT"/>
+        </w:rPr>
+        <w:t xml:space="preserve">; </w:t>
+      </w:r>
+      <w:r>
+        <w:rPr>
+          <w:lang w:val="pt_PT" w:bidi="pt_PT"/>
+        </w:rPr>
+        <w:t>Fm 1.24</w:t>
+      </w:r>
+      <w:r>
+        <w:rPr>
+          <w:lang w:val="pt_PT" w:bidi="pt_PT"/>
+        </w:rPr>
+        <w:t xml:space="preserve">. • abandonou: Veja também </w:t>
+      </w:r>
+      <w:r>
+        <w:rPr>
+          <w:lang w:val="pt_PT" w:bidi="pt_PT"/>
+        </w:rPr>
+        <w:t>2Tm 4.16–17</w:t>
+      </w:r>
+      <w:r>
+        <w:rPr>
+          <w:lang w:val="pt_PT" w:bidi="pt_PT"/>
+        </w:rPr>
+        <w:t xml:space="preserve">; compare com </w:t>
+      </w:r>
+      <w:r>
+        <w:rPr>
+          <w:lang w:val="pt_PT" w:bidi="pt_PT"/>
+        </w:rPr>
+        <w:t>Sl 22.1</w:t>
+      </w:r>
+      <w:r>
+        <w:rPr>
+          <w:lang w:val="pt_PT" w:bidi="pt_PT"/>
+        </w:rPr>
+        <w:t xml:space="preserve">; </w:t>
+      </w:r>
+      <w:r>
+        <w:rPr>
+          <w:lang w:val="pt_PT" w:bidi="pt_PT"/>
+        </w:rPr>
+        <w:t>Mc 15.34</w:t>
+      </w:r>
+      <w:r>
+        <w:rPr>
+          <w:lang w:val="pt_PT" w:bidi="pt_PT"/>
+        </w:rPr>
+        <w:t>. • Amar as coisas desta vida contrasta com a antecipação do glorioso retorno de Cristo (</w:t>
+      </w:r>
+      <w:r>
+        <w:rPr>
+          <w:lang w:val="pt_PT" w:bidi="pt_PT"/>
+        </w:rPr>
+        <w:t>2Tm 4.8</w:t>
+      </w:r>
+      <w:r>
+        <w:rPr>
+          <w:lang w:val="pt_PT" w:bidi="pt_PT"/>
+        </w:rPr>
+        <w:t>). • Crescente é de outra forma desconhecido; a ausência dele e de Tito parece ter aumentado o isolamento de Paulo. • Tito foi um colaborador eficaz e confiável de Paulo. Talvez ele tenha ido para a Dalmácia (noroeste da Grécia moderna) em uma missão para Paulo.</w:t>
+      </w:r>
+      <w:r>
+        <w:rPr>
+          <w:lang w:val="pt_PT" w:bidi="pt_PT"/>
+        </w:rPr>
+      </w:r>
+      <w:r>
+        <w:rPr>
+          <w:lang w:val="pt_PT" w:bidi="pt_PT"/>
+        </w:rPr>
+      </w:r>
+    </w:p>
+    <w:p>
+      <w:pPr/>
+      <w:r>
+        <w:rPr>
+          <w:lang w:val="pt_PT" w:bidi="pt_PT"/>
+        </w:rPr>
+      </w:r>
+    </w:p>
+    <w:p>
+      <w:pPr>
+        <w:pStyle w:val="Heading2"/>
+      </w:pPr>
+      <w:r>
+        <w:rPr>
+          <w:lang w:val="pt_PT" w:bidi="pt_PT"/>
+        </w:rPr>
+        <w:t>2 Timóteo 4.11</w:t>
+      </w:r>
+      <w:r>
+        <w:rPr>
+          <w:lang w:val="pt_PT" w:bidi="pt_PT"/>
+        </w:rPr>
+      </w:r>
+    </w:p>
+    <w:p>
+      <w:pPr/>
+      <w:r>
+        <w:rPr>
+          <w:lang w:val="pt_PT" w:bidi="pt_PT"/>
+        </w:rPr>
+      </w:r>
+      <w:r>
+        <w:rPr>
+          <w:lang w:val="pt_PT" w:bidi="pt_PT"/>
+        </w:rPr>
+        <w:t>Lucas</w:t>
+      </w:r>
+      <w:r>
+        <w:rPr>
+          <w:i/>
+          <w:lang w:val="pt_PT" w:bidi="pt_PT"/>
+        </w:rPr>
+        <w:t>,</w:t>
+      </w:r>
+      <w:r>
+        <w:rPr>
+          <w:lang w:val="pt_PT" w:bidi="pt_PT"/>
+        </w:rPr>
+        <w:t xml:space="preserve"> o autor de Lucas e Atos, acompanhou Paulo em suas viagens em vários momentos. Muitas vezes se supõe que Lucas estava com Paulo como seu médico (</w:t>
+      </w:r>
+      <w:r>
+        <w:rPr>
+          <w:lang w:val="pt_PT" w:bidi="pt_PT"/>
+        </w:rPr>
+        <w:t>Cl 4.14</w:t>
+      </w:r>
+      <w:r>
+        <w:rPr>
+          <w:lang w:val="pt_PT" w:bidi="pt_PT"/>
+        </w:rPr>
+        <w:t xml:space="preserve">). Lucas foi o único dos colaboradores de Paulo que esteve continuamente presente com ele. Assim, Paulo desejava que Timóteo viesse rapidamente. • Marcos: A avaliação de Paulo de que ele será útil para mim conta uma história de perdão e redenção (veja </w:t>
+      </w:r>
+      <w:r>
+        <w:rPr>
+          <w:lang w:val="pt_PT" w:bidi="pt_PT"/>
+        </w:rPr>
+        <w:t>At 13.13</w:t>
+      </w:r>
+      <w:r>
+        <w:rPr>
+          <w:lang w:val="pt_PT" w:bidi="pt_PT"/>
+        </w:rPr>
+        <w:t xml:space="preserve">; </w:t>
+      </w:r>
+      <w:r>
+        <w:rPr>
+          <w:lang w:val="pt_PT" w:bidi="pt_PT"/>
+        </w:rPr>
+        <w:t>15.36–40</w:t>
       </w:r>
       <w:r>
         <w:rPr>
@@ -2563,19 +6326,19 @@
         <w:rPr>
           <w:lang w:val="pt_PT" w:bidi="pt_PT"/>
         </w:rPr>
-        <w:t>2Co 12.8–10</w:t>
-      </w:r>
-      <w:r>
-        <w:rPr>
-          <w:lang w:val="pt_PT" w:bidi="pt_PT"/>
-        </w:rPr>
-        <w:t xml:space="preserve">; </w:t>
-      </w:r>
-      <w:r>
-        <w:rPr>
-          <w:lang w:val="pt_PT" w:bidi="pt_PT"/>
-        </w:rPr>
-        <w:t>Fp 1.12–14</w:t>
+        <w:t>Cl 4.10</w:t>
+      </w:r>
+      <w:r>
+        <w:rPr>
+          <w:lang w:val="pt_PT" w:bidi="pt_PT"/>
+        </w:rPr>
+        <w:t xml:space="preserve">; </w:t>
+      </w:r>
+      <w:r>
+        <w:rPr>
+          <w:lang w:val="pt_PT" w:bidi="pt_PT"/>
+        </w:rPr>
+        <w:t>Fm 1.24</w:t>
       </w:r>
       <w:r>
         <w:rPr>
@@ -2610,50 +6373,122 @@
         <w:rPr>
           <w:lang w:val="pt_PT" w:bidi="pt_PT"/>
         </w:rPr>
-        <w:t>2 Timóteo 2.11</w:t>
-      </w:r>
-      <w:r>
-        <w:rPr>
-          <w:lang w:val="pt_PT" w:bidi="pt_PT"/>
-        </w:rPr>
-      </w:r>
-    </w:p>
-    <w:p>
-      <w:pPr/>
-      <w:r>
-        <w:rPr>
-          <w:lang w:val="pt_PT" w:bidi="pt_PT"/>
-        </w:rPr>
-      </w:r>
-      <w:r>
-        <w:rPr>
-          <w:lang w:val="pt_PT" w:bidi="pt_PT"/>
-        </w:rPr>
-        <w:t xml:space="preserve">Este ensinamento é verdadeiro: Veja as notas de estudo em </w:t>
-      </w:r>
-      <w:r>
-        <w:rPr>
-          <w:lang w:val="pt_PT" w:bidi="pt_PT"/>
-        </w:rPr>
-        <w:t>1Tm 1.15</w:t>
-      </w:r>
-      <w:r>
-        <w:rPr>
-          <w:lang w:val="pt_PT" w:bidi="pt_PT"/>
-        </w:rPr>
-        <w:t xml:space="preserve">; </w:t>
-      </w:r>
-      <w:r>
-        <w:rPr>
-          <w:lang w:val="pt_PT" w:bidi="pt_PT"/>
-        </w:rPr>
-        <w:t>2.5–6</w:t>
-      </w:r>
-      <w:r>
-        <w:rPr>
-          <w:lang w:val="pt_PT" w:bidi="pt_PT"/>
-        </w:rPr>
-        <w:t>.</w:t>
+        <w:t>2 Timóteo 4.12</w:t>
+      </w:r>
+      <w:r>
+        <w:rPr>
+          <w:lang w:val="pt_PT" w:bidi="pt_PT"/>
+        </w:rPr>
+      </w:r>
+    </w:p>
+    <w:p>
+      <w:pPr/>
+      <w:r>
+        <w:rPr>
+          <w:lang w:val="pt_PT" w:bidi="pt_PT"/>
+        </w:rPr>
+      </w:r>
+      <w:r>
+        <w:rPr>
+          <w:lang w:val="pt_PT" w:bidi="pt_PT"/>
+        </w:rPr>
+        <w:t xml:space="preserve">Tíquico era aparentemente um grego (implícito em </w:t>
+      </w:r>
+      <w:r>
+        <w:rPr>
+          <w:lang w:val="pt_PT" w:bidi="pt_PT"/>
+        </w:rPr>
+        <w:t>Cl 4.7–8</w:t>
+      </w:r>
+      <w:r>
+        <w:rPr>
+          <w:lang w:val="pt_PT" w:bidi="pt_PT"/>
+        </w:rPr>
+        <w:t>,</w:t>
+      </w:r>
+      <w:r>
+        <w:rPr>
+          <w:lang w:val="pt_PT" w:bidi="pt_PT"/>
+        </w:rPr>
+        <w:t>10–11</w:t>
+      </w:r>
+      <w:r>
+        <w:rPr>
+          <w:lang w:val="pt_PT" w:bidi="pt_PT"/>
+        </w:rPr>
+        <w:t xml:space="preserve">) da Ásia Menor (veja também </w:t>
+      </w:r>
+      <w:r>
+        <w:rPr>
+          <w:lang w:val="pt_PT" w:bidi="pt_PT"/>
+        </w:rPr>
+        <w:t>At 20.4</w:t>
+      </w:r>
+      <w:r>
+        <w:rPr>
+          <w:lang w:val="pt_PT" w:bidi="pt_PT"/>
+        </w:rPr>
+        <w:t xml:space="preserve">; </w:t>
+      </w:r>
+      <w:r>
+        <w:rPr>
+          <w:lang w:val="pt_PT" w:bidi="pt_PT"/>
+        </w:rPr>
+        <w:t>Ef 6.21–22</w:t>
+      </w:r>
+      <w:r>
+        <w:rPr>
+          <w:lang w:val="pt_PT" w:bidi="pt_PT"/>
+        </w:rPr>
+        <w:t xml:space="preserve">; </w:t>
+      </w:r>
+      <w:r>
+        <w:rPr>
+          <w:lang w:val="pt_PT" w:bidi="pt_PT"/>
+        </w:rPr>
+        <w:t>Cl 4.7–8</w:t>
+      </w:r>
+      <w:r>
+        <w:rPr>
+          <w:lang w:val="pt_PT" w:bidi="pt_PT"/>
+        </w:rPr>
+        <w:t xml:space="preserve">; </w:t>
+      </w:r>
+      <w:r>
+        <w:rPr>
+          <w:lang w:val="pt_PT" w:bidi="pt_PT"/>
+        </w:rPr>
+        <w:t>Tt 3.12</w:t>
+      </w:r>
+      <w:r>
+        <w:rPr>
+          <w:lang w:val="pt_PT" w:bidi="pt_PT"/>
+        </w:rPr>
+        <w:t xml:space="preserve">). Ele possivelmente estava indo para Éfeso para entregar a presente carta e substituir Timóteo (assumindo que Timóteo estava em Éfeso; veja notas de estudo em </w:t>
+      </w:r>
+      <w:r>
+        <w:rPr>
+          <w:lang w:val="pt_PT" w:bidi="pt_PT"/>
+        </w:rPr>
+        <w:t>2Tm 4.13</w:t>
+      </w:r>
+      <w:r>
+        <w:rPr>
+          <w:lang w:val="pt_PT" w:bidi="pt_PT"/>
+        </w:rPr>
+        <w:t>,</w:t>
+      </w:r>
+      <w:r>
+        <w:rPr>
+          <w:lang w:val="pt_PT" w:bidi="pt_PT"/>
+        </w:rPr>
+        <w:t>19</w:t>
+      </w:r>
+      <w:r>
+        <w:rPr>
+          <w:lang w:val="pt_PT" w:bidi="pt_PT"/>
+        </w:rPr>
+        <w:t>).</w:t>
       </w:r>
       <w:r>
         <w:rPr>
@@ -2682,86 +6517,38 @@
         <w:rPr>
           <w:lang w:val="pt_PT" w:bidi="pt_PT"/>
         </w:rPr>
-        <w:t>2 Timóteo 2.13</w:t>
-      </w:r>
-      <w:r>
-        <w:rPr>
-          <w:lang w:val="pt_PT" w:bidi="pt_PT"/>
-        </w:rPr>
-      </w:r>
-    </w:p>
-    <w:p>
-      <w:pPr/>
-      <w:r>
-        <w:rPr>
-          <w:lang w:val="pt_PT" w:bidi="pt_PT"/>
-        </w:rPr>
-      </w:r>
-      <w:r>
-        <w:rPr>
-          <w:lang w:val="pt_PT" w:bidi="pt_PT"/>
-        </w:rPr>
-        <w:t>Cristo continua sendo fiel: Isso pode significar que (1) ele oferece àqueles que tropeçaram uma oportunidade de arrependimento; (2) ele julga fielmente os incrédulos de acordo com sua vontade imutável; (3) ele próprio é um exemplo de fidelidade para seu povo seguir; e/ou (4) ele cumprirá fielmente seus propósitos na história, para salvar aqueles que confiam nele através das boas-novas (</w:t>
-      </w:r>
-      <w:r>
-        <w:rPr>
-          <w:lang w:val="pt_PT" w:bidi="pt_PT"/>
-        </w:rPr>
-        <w:t>1.12</w:t>
-      </w:r>
-      <w:r>
-        <w:rPr>
-          <w:lang w:val="pt_PT" w:bidi="pt_PT"/>
-        </w:rPr>
-        <w:t xml:space="preserve">; </w:t>
-      </w:r>
-      <w:r>
-        <w:rPr>
-          <w:lang w:val="pt_PT" w:bidi="pt_PT"/>
-        </w:rPr>
-        <w:t>2.19</w:t>
-      </w:r>
-      <w:r>
-        <w:rPr>
-          <w:lang w:val="pt_PT" w:bidi="pt_PT"/>
-        </w:rPr>
-        <w:t xml:space="preserve">). Veja também </w:t>
-      </w:r>
-      <w:r>
-        <w:rPr>
-          <w:lang w:val="pt_PT" w:bidi="pt_PT"/>
-        </w:rPr>
-        <w:t>Rm 3.3–4</w:t>
-      </w:r>
-      <w:r>
-        <w:rPr>
-          <w:lang w:val="pt_PT" w:bidi="pt_PT"/>
-        </w:rPr>
-        <w:t xml:space="preserve">; </w:t>
-      </w:r>
-      <w:r>
-        <w:rPr>
-          <w:lang w:val="pt_PT" w:bidi="pt_PT"/>
-        </w:rPr>
-        <w:t>1Co 10.13</w:t>
-      </w:r>
-      <w:r>
-        <w:rPr>
-          <w:lang w:val="pt_PT" w:bidi="pt_PT"/>
-        </w:rPr>
-        <w:t xml:space="preserve">; </w:t>
-      </w:r>
-      <w:r>
-        <w:rPr>
-          <w:lang w:val="pt_PT" w:bidi="pt_PT"/>
-        </w:rPr>
-        <w:t>1Jo 1.9</w:t>
-      </w:r>
-      <w:r>
-        <w:rPr>
-          <w:lang w:val="pt_PT" w:bidi="pt_PT"/>
-        </w:rPr>
-        <w:t>.</w:t>
+        <w:t>2 Timóteo 4.13</w:t>
+      </w:r>
+      <w:r>
+        <w:rPr>
+          <w:lang w:val="pt_PT" w:bidi="pt_PT"/>
+        </w:rPr>
+      </w:r>
+    </w:p>
+    <w:p>
+      <w:pPr/>
+      <w:r>
+        <w:rPr>
+          <w:lang w:val="pt_PT" w:bidi="pt_PT"/>
+        </w:rPr>
+      </w:r>
+      <w:r>
+        <w:rPr>
+          <w:lang w:val="pt_PT" w:bidi="pt_PT"/>
+        </w:rPr>
+        <w:t>A prisão e transferência de Paulo para Roma aparentemente não permitiram que ele reunisse seus pertences. • a minha capa: O inverno estava chegando (</w:t>
+      </w:r>
+      <w:r>
+        <w:rPr>
+          <w:lang w:val="pt_PT" w:bidi="pt_PT"/>
+        </w:rPr>
+        <w:t>4.21</w:t>
+      </w:r>
+      <w:r>
+        <w:rPr>
+          <w:lang w:val="pt_PT" w:bidi="pt_PT"/>
+        </w:rPr>
+        <w:t>). • Carpo pode ter sido o anfitrião de Paulo em Trôade. A referência a Trôade implica que Timóteo ainda estava em Éfeso e viajaria por Trôade, uma cidade portuária. • os livros também, principalmente os de couro: Esses escritos podem ter incluído Escrituras, notas pessoais, cartas endereçadas a Paulo, cópias das próprias cartas de Paulo e outros materiais cristãos e judaicos.</w:t>
       </w:r>
       <w:r>
         <w:rPr>
@@ -2790,50 +6577,74 @@
         <w:rPr>
           <w:lang w:val="pt_PT" w:bidi="pt_PT"/>
         </w:rPr>
-        <w:t>2 Timóteo 2.14–26</w:t>
-      </w:r>
-      <w:r>
-        <w:rPr>
-          <w:lang w:val="pt_PT" w:bidi="pt_PT"/>
-        </w:rPr>
-      </w:r>
-    </w:p>
-    <w:p>
-      <w:pPr/>
-      <w:r>
-        <w:rPr>
-          <w:lang w:val="pt_PT" w:bidi="pt_PT"/>
-        </w:rPr>
-      </w:r>
-      <w:r>
-        <w:rPr>
-          <w:lang w:val="pt_PT" w:bidi="pt_PT"/>
-        </w:rPr>
-        <w:t xml:space="preserve">Timóteo deve insistir no ensino de </w:t>
-      </w:r>
-      <w:r>
-        <w:rPr>
-          <w:lang w:val="pt_PT" w:bidi="pt_PT"/>
-        </w:rPr>
-        <w:t>2.8–13</w:t>
-      </w:r>
-      <w:r>
-        <w:rPr>
-          <w:lang w:val="pt_PT" w:bidi="pt_PT"/>
-        </w:rPr>
-        <w:t xml:space="preserve"> e evitar o ensino e a conduta dos falsos mestres. A heresia era provavelmente a mesma que em </w:t>
-      </w:r>
-      <w:r>
-        <w:rPr>
-          <w:lang w:val="pt_PT" w:bidi="pt_PT"/>
-        </w:rPr>
-        <w:t>1Tm 6.20–21</w:t>
-      </w:r>
-      <w:r>
-        <w:rPr>
-          <w:lang w:val="pt_PT" w:bidi="pt_PT"/>
-        </w:rPr>
-        <w:t>.</w:t>
+        <w:t>2 Timóteo 4.14</w:t>
+      </w:r>
+      <w:r>
+        <w:rPr>
+          <w:lang w:val="pt_PT" w:bidi="pt_PT"/>
+        </w:rPr>
+      </w:r>
+    </w:p>
+    <w:p>
+      <w:pPr/>
+      <w:r>
+        <w:rPr>
+          <w:lang w:val="pt_PT" w:bidi="pt_PT"/>
+        </w:rPr>
+      </w:r>
+      <w:r>
+        <w:rPr>
+          <w:lang w:val="pt_PT" w:bidi="pt_PT"/>
+        </w:rPr>
+        <w:t xml:space="preserve">Alexandre era um nome comum (cp. </w:t>
+      </w:r>
+      <w:r>
+        <w:rPr>
+          <w:lang w:val="pt_PT" w:bidi="pt_PT"/>
+        </w:rPr>
+        <w:t>Mc 15.21</w:t>
+      </w:r>
+      <w:r>
+        <w:rPr>
+          <w:lang w:val="pt_PT" w:bidi="pt_PT"/>
+        </w:rPr>
+        <w:t xml:space="preserve">; </w:t>
+      </w:r>
+      <w:r>
+        <w:rPr>
+          <w:lang w:val="pt_PT" w:bidi="pt_PT"/>
+        </w:rPr>
+        <w:t>At 4.6</w:t>
+      </w:r>
+      <w:r>
+        <w:rPr>
+          <w:lang w:val="pt_PT" w:bidi="pt_PT"/>
+        </w:rPr>
+        <w:t xml:space="preserve">; </w:t>
+      </w:r>
+      <w:r>
+        <w:rPr>
+          <w:lang w:val="pt_PT" w:bidi="pt_PT"/>
+        </w:rPr>
+        <w:t>19.33</w:t>
+      </w:r>
+      <w:r>
+        <w:rPr>
+          <w:lang w:val="pt_PT" w:bidi="pt_PT"/>
+        </w:rPr>
+        <w:t xml:space="preserve">). Alexandre, o latoeiro, provavelmente era a mesma pessoa mencionada em </w:t>
+      </w:r>
+      <w:r>
+        <w:rPr>
+          <w:lang w:val="pt_PT" w:bidi="pt_PT"/>
+        </w:rPr>
+        <w:t>1Tm 1.20</w:t>
+      </w:r>
+      <w:r>
+        <w:rPr>
+          <w:lang w:val="pt_PT" w:bidi="pt_PT"/>
+        </w:rPr>
+        <w:t>. • me prejudicou muito: Aparentemente, ele fez mais do que apenas se opor ao ensino de Paulo. Talvez ele tenha tido participação na prisão de Paulo.</w:t>
       </w:r>
       <w:r>
         <w:rPr>
@@ -2862,3841 +6673,6 @@
         <w:rPr>
           <w:lang w:val="pt_PT" w:bidi="pt_PT"/>
         </w:rPr>
-        <w:t>2 Timóteo 2.15</w:t>
-      </w:r>
-      <w:r>
-        <w:rPr>
-          <w:lang w:val="pt_PT" w:bidi="pt_PT"/>
-        </w:rPr>
-      </w:r>
-    </w:p>
-    <w:p>
-      <w:pPr/>
-      <w:r>
-        <w:rPr>
-          <w:lang w:val="pt_PT" w:bidi="pt_PT"/>
-        </w:rPr>
-      </w:r>
-      <w:r>
-        <w:rPr>
-          <w:lang w:val="pt_PT" w:bidi="pt_PT"/>
-        </w:rPr>
-        <w:t xml:space="preserve">ensina corretamente (literalmente </w:t>
-      </w:r>
-      <w:r>
-        <w:rPr>
-          <w:i/>
-          <w:lang w:val="pt_PT" w:bidi="pt_PT"/>
-        </w:rPr>
-        <w:t>quem guia por um caminho reto</w:t>
-      </w:r>
-      <w:r>
-        <w:rPr>
-          <w:lang w:val="pt_PT" w:bidi="pt_PT"/>
-        </w:rPr>
-        <w:t xml:space="preserve">): A NTLH relaciona este versículo à interpretação correta da palavra da verdade. Outra possibilidade é que Timóteo deva manter seu propósito ao ensinar a palavra (veja </w:t>
-      </w:r>
-      <w:r>
-        <w:rPr>
-          <w:lang w:val="pt_PT" w:bidi="pt_PT"/>
-        </w:rPr>
-        <w:t>1Tm 1.4</w:t>
-      </w:r>
-      <w:r>
-        <w:rPr>
-          <w:lang w:val="pt_PT" w:bidi="pt_PT"/>
-        </w:rPr>
-        <w:t>) e não se desviar ao se envolver nas controvérsias dos falsos mestres (</w:t>
-      </w:r>
-      <w:r>
-        <w:rPr>
-          <w:lang w:val="pt_PT" w:bidi="pt_PT"/>
-        </w:rPr>
-        <w:t>2Tm 2.16</w:t>
-      </w:r>
-      <w:r>
-        <w:rPr>
-          <w:lang w:val="pt_PT" w:bidi="pt_PT"/>
-        </w:rPr>
-        <w:t>).</w:t>
-      </w:r>
-      <w:r>
-        <w:rPr>
-          <w:lang w:val="pt_PT" w:bidi="pt_PT"/>
-        </w:rPr>
-      </w:r>
-      <w:r>
-        <w:rPr>
-          <w:lang w:val="pt_PT" w:bidi="pt_PT"/>
-        </w:rPr>
-      </w:r>
-    </w:p>
-    <w:p>
-      <w:pPr/>
-      <w:r>
-        <w:rPr>
-          <w:lang w:val="pt_PT" w:bidi="pt_PT"/>
-        </w:rPr>
-      </w:r>
-    </w:p>
-    <w:p>
-      <w:pPr>
-        <w:pStyle w:val="Heading2"/>
-      </w:pPr>
-      <w:r>
-        <w:rPr>
-          <w:lang w:val="pt_PT" w:bidi="pt_PT"/>
-        </w:rPr>
-        <w:t>2 Timóteo 2.17</w:t>
-      </w:r>
-      <w:r>
-        <w:rPr>
-          <w:lang w:val="pt_PT" w:bidi="pt_PT"/>
-        </w:rPr>
-      </w:r>
-    </w:p>
-    <w:p>
-      <w:pPr/>
-      <w:r>
-        <w:rPr>
-          <w:lang w:val="pt_PT" w:bidi="pt_PT"/>
-        </w:rPr>
-      </w:r>
-      <w:r>
-        <w:rPr>
-          <w:lang w:val="pt_PT" w:bidi="pt_PT"/>
-        </w:rPr>
-        <w:t>Himeneu foi anteriormente associado com Alexandre (</w:t>
-      </w:r>
-      <w:r>
-        <w:rPr>
-          <w:lang w:val="pt_PT" w:bidi="pt_PT"/>
-        </w:rPr>
-        <w:t>1Tm 1.20</w:t>
-      </w:r>
-      <w:r>
-        <w:rPr>
-          <w:lang w:val="pt_PT" w:bidi="pt_PT"/>
-        </w:rPr>
-        <w:t>); ambos ainda estavam causando estragos (</w:t>
-      </w:r>
-      <w:r>
-        <w:rPr>
-          <w:lang w:val="pt_PT" w:bidi="pt_PT"/>
-        </w:rPr>
-        <w:t>2Tm 4.14–15</w:t>
-      </w:r>
-      <w:r>
-        <w:rPr>
-          <w:lang w:val="pt_PT" w:bidi="pt_PT"/>
-        </w:rPr>
-        <w:t>). • Fileto era o novo cúmplice de Himeneu.</w:t>
-      </w:r>
-      <w:r>
-        <w:rPr>
-          <w:lang w:val="pt_PT" w:bidi="pt_PT"/>
-        </w:rPr>
-      </w:r>
-      <w:r>
-        <w:rPr>
-          <w:lang w:val="pt_PT" w:bidi="pt_PT"/>
-        </w:rPr>
-      </w:r>
-    </w:p>
-    <w:p>
-      <w:pPr/>
-      <w:r>
-        <w:rPr>
-          <w:lang w:val="pt_PT" w:bidi="pt_PT"/>
-        </w:rPr>
-      </w:r>
-    </w:p>
-    <w:p>
-      <w:pPr>
-        <w:pStyle w:val="Heading2"/>
-      </w:pPr>
-      <w:r>
-        <w:rPr>
-          <w:lang w:val="pt_PT" w:bidi="pt_PT"/>
-        </w:rPr>
-        <w:t>2 Timóteo 2.18</w:t>
-      </w:r>
-      <w:r>
-        <w:rPr>
-          <w:lang w:val="pt_PT" w:bidi="pt_PT"/>
-        </w:rPr>
-      </w:r>
-    </w:p>
-    <w:p>
-      <w:pPr/>
-      <w:r>
-        <w:rPr>
-          <w:lang w:val="pt_PT" w:bidi="pt_PT"/>
-        </w:rPr>
-      </w:r>
-      <w:r>
-        <w:rPr>
-          <w:lang w:val="pt_PT" w:bidi="pt_PT"/>
-        </w:rPr>
-        <w:t xml:space="preserve">Eles afirmam que a nossa ressurreição já aconteceu: Cf. </w:t>
-      </w:r>
-      <w:r>
-        <w:rPr>
-          <w:lang w:val="pt_PT" w:bidi="pt_PT"/>
-        </w:rPr>
-        <w:t>2Ts 2.2</w:t>
-      </w:r>
-      <w:r>
-        <w:rPr>
-          <w:lang w:val="pt_PT" w:bidi="pt_PT"/>
-        </w:rPr>
-        <w:t>. Esses falsos mestres podem ter distorcido o próprio ensino de Paulo sobre a ressurreição dos mortos (</w:t>
-      </w:r>
-      <w:r>
-        <w:rPr>
-          <w:lang w:val="pt_PT" w:bidi="pt_PT"/>
-        </w:rPr>
-        <w:t>Rm 6.5</w:t>
-      </w:r>
-      <w:r>
-        <w:rPr>
-          <w:lang w:val="pt_PT" w:bidi="pt_PT"/>
-        </w:rPr>
-        <w:t xml:space="preserve">; </w:t>
-      </w:r>
-      <w:r>
-        <w:rPr>
-          <w:lang w:val="pt_PT" w:bidi="pt_PT"/>
-        </w:rPr>
-        <w:t>Gl 2.20</w:t>
-      </w:r>
-      <w:r>
-        <w:rPr>
-          <w:lang w:val="pt_PT" w:bidi="pt_PT"/>
-        </w:rPr>
-        <w:t xml:space="preserve">; </w:t>
-      </w:r>
-      <w:r>
-        <w:rPr>
-          <w:lang w:val="pt_PT" w:bidi="pt_PT"/>
-        </w:rPr>
-        <w:t>Ef 1.3</w:t>
-      </w:r>
-      <w:r>
-        <w:rPr>
-          <w:lang w:val="pt_PT" w:bidi="pt_PT"/>
-        </w:rPr>
-        <w:t xml:space="preserve">; </w:t>
-      </w:r>
-      <w:r>
-        <w:rPr>
-          <w:lang w:val="pt_PT" w:bidi="pt_PT"/>
-        </w:rPr>
-        <w:t>2.6</w:t>
-      </w:r>
-      <w:r>
-        <w:rPr>
-          <w:lang w:val="pt_PT" w:bidi="pt_PT"/>
-        </w:rPr>
-        <w:t xml:space="preserve">; </w:t>
-      </w:r>
-      <w:r>
-        <w:rPr>
-          <w:lang w:val="pt_PT" w:bidi="pt_PT"/>
-        </w:rPr>
-        <w:t>5.14</w:t>
-      </w:r>
-      <w:r>
-        <w:rPr>
-          <w:lang w:val="pt_PT" w:bidi="pt_PT"/>
-        </w:rPr>
-        <w:t xml:space="preserve">; </w:t>
-      </w:r>
-      <w:r>
-        <w:rPr>
-          <w:lang w:val="pt_PT" w:bidi="pt_PT"/>
-        </w:rPr>
-        <w:t>Cl 2.12</w:t>
-      </w:r>
-      <w:r>
-        <w:rPr>
-          <w:lang w:val="pt_PT" w:bidi="pt_PT"/>
-        </w:rPr>
-        <w:t xml:space="preserve">; </w:t>
-      </w:r>
-      <w:r>
-        <w:rPr>
-          <w:lang w:val="pt_PT" w:bidi="pt_PT"/>
-        </w:rPr>
-        <w:t>3.1–4</w:t>
-      </w:r>
-      <w:r>
-        <w:rPr>
-          <w:lang w:val="pt_PT" w:bidi="pt_PT"/>
-        </w:rPr>
-        <w:t>) ensinando que eles já participavam plenamente da vida celestial, e talvez que a ressurreição física não ocorreria. Eles poderiam ter concluído a partir disso que a conduta no corpo (ou seja, a moralidade) era irrelevante, já que seus corpos mortais não poderiam impactar seus espíritos eternos. Ou, poderiam ter seguido o caminho oposto, em direção ao ascetismo que nega o mundo (</w:t>
-      </w:r>
-      <w:r>
-        <w:rPr>
-          <w:lang w:val="pt_PT" w:bidi="pt_PT"/>
-        </w:rPr>
-        <w:t>1Tm 4.3</w:t>
-      </w:r>
-      <w:r>
-        <w:rPr>
-          <w:lang w:val="pt_PT" w:bidi="pt_PT"/>
-        </w:rPr>
-        <w:t xml:space="preserve">; veja </w:t>
-      </w:r>
-      <w:r>
-        <w:rPr>
-          <w:lang w:val="pt_PT" w:bidi="pt_PT"/>
-        </w:rPr>
-        <w:t>Cl 2.8</w:t>
-      </w:r>
-      <w:r>
-        <w:rPr>
-          <w:lang w:val="pt_PT" w:bidi="pt_PT"/>
-        </w:rPr>
-        <w:t xml:space="preserve">, </w:t>
-      </w:r>
-      <w:r>
-        <w:rPr>
-          <w:lang w:val="pt_PT" w:bidi="pt_PT"/>
-        </w:rPr>
-        <w:t>16–23</w:t>
-      </w:r>
-      <w:r>
-        <w:rPr>
-          <w:lang w:val="pt_PT" w:bidi="pt_PT"/>
-        </w:rPr>
-        <w:t xml:space="preserve">), com a ideia de que o desfrute de coisas materiais é inapropriado para pessoas ressuscitadas e espirituais. Esses mestres podem ter entendido dos ensinamentos de Jesus (veja </w:t>
-      </w:r>
-      <w:r>
-        <w:rPr>
-          <w:lang w:val="pt_PT" w:bidi="pt_PT"/>
-        </w:rPr>
-        <w:t>Mt 19.10–12</w:t>
-      </w:r>
-      <w:r>
-        <w:rPr>
-          <w:lang w:val="pt_PT" w:bidi="pt_PT"/>
-        </w:rPr>
-        <w:t xml:space="preserve">; </w:t>
-      </w:r>
-      <w:r>
-        <w:rPr>
-          <w:lang w:val="pt_PT" w:bidi="pt_PT"/>
-        </w:rPr>
-        <w:t>22.30</w:t>
-      </w:r>
-      <w:r>
-        <w:rPr>
-          <w:lang w:val="pt_PT" w:bidi="pt_PT"/>
-        </w:rPr>
-        <w:t>) que o casamento deveria ser proibido (</w:t>
-      </w:r>
-      <w:r>
-        <w:rPr>
-          <w:lang w:val="pt_PT" w:bidi="pt_PT"/>
-        </w:rPr>
-        <w:t>1Tm 4.3</w:t>
-      </w:r>
-      <w:r>
-        <w:rPr>
-          <w:lang w:val="pt_PT" w:bidi="pt_PT"/>
-        </w:rPr>
-        <w:t>). Seus ensinamentos sobre a lei do Antigo Testamento (</w:t>
-      </w:r>
-      <w:r>
-        <w:rPr>
-          <w:lang w:val="pt_PT" w:bidi="pt_PT"/>
-        </w:rPr>
-        <w:t>1Tm 1.7–11</w:t>
-      </w:r>
-      <w:r>
-        <w:rPr>
-          <w:lang w:val="pt_PT" w:bidi="pt_PT"/>
-        </w:rPr>
-        <w:t xml:space="preserve">) podem ter levado à promoção de certos tabus. Seus ensinamentos podem ter envolvido uma promoção excessivamente agressiva da igualdade (veja </w:t>
-      </w:r>
-      <w:r>
-        <w:rPr>
-          <w:lang w:val="pt_PT" w:bidi="pt_PT"/>
-        </w:rPr>
-        <w:t>2Tm 3.6</w:t>
-      </w:r>
-      <w:r>
-        <w:rPr>
-          <w:lang w:val="pt_PT" w:bidi="pt_PT"/>
-        </w:rPr>
-        <w:t xml:space="preserve">; cf. </w:t>
-      </w:r>
-      <w:r>
-        <w:rPr>
-          <w:lang w:val="pt_PT" w:bidi="pt_PT"/>
-        </w:rPr>
-        <w:t>Gl 3.28</w:t>
-      </w:r>
-      <w:r>
-        <w:rPr>
-          <w:lang w:val="pt_PT" w:bidi="pt_PT"/>
-        </w:rPr>
-        <w:t xml:space="preserve">; </w:t>
-      </w:r>
-      <w:r>
-        <w:rPr>
-          <w:lang w:val="pt_PT" w:bidi="pt_PT"/>
-        </w:rPr>
-        <w:t>1Tm 2.11–15</w:t>
-      </w:r>
-      <w:r>
-        <w:rPr>
-          <w:lang w:val="pt_PT" w:bidi="pt_PT"/>
-        </w:rPr>
-        <w:t xml:space="preserve">) na crença de que a era vindoura já estava aqui. Seu ensino pode ter se concentrado exclusivamente no poder da ressurreição, o que contradiz a mensagem de Paulo sobre sofrimento e a cruz (veja </w:t>
-      </w:r>
-      <w:r>
-        <w:rPr>
-          <w:lang w:val="pt_PT" w:bidi="pt_PT"/>
-        </w:rPr>
-        <w:t>2Tm 1.8</w:t>
-      </w:r>
-      <w:r>
-        <w:rPr>
-          <w:lang w:val="pt_PT" w:bidi="pt_PT"/>
-        </w:rPr>
-        <w:t>,</w:t>
-      </w:r>
-      <w:r>
-        <w:rPr>
-          <w:lang w:val="pt_PT" w:bidi="pt_PT"/>
-        </w:rPr>
-        <w:t>12</w:t>
-      </w:r>
-      <w:r>
-        <w:rPr>
-          <w:lang w:val="pt_PT" w:bidi="pt_PT"/>
-        </w:rPr>
-        <w:t xml:space="preserve">; </w:t>
-      </w:r>
-      <w:r>
-        <w:rPr>
-          <w:lang w:val="pt_PT" w:bidi="pt_PT"/>
-        </w:rPr>
-        <w:t>2.8–13</w:t>
-      </w:r>
-      <w:r>
-        <w:rPr>
-          <w:lang w:val="pt_PT" w:bidi="pt_PT"/>
-        </w:rPr>
-        <w:t xml:space="preserve">; cf. </w:t>
-      </w:r>
-      <w:r>
-        <w:rPr>
-          <w:lang w:val="pt_PT" w:bidi="pt_PT"/>
-        </w:rPr>
-        <w:t>1Co 4.8–13</w:t>
-      </w:r>
-      <w:r>
-        <w:rPr>
-          <w:lang w:val="pt_PT" w:bidi="pt_PT"/>
-        </w:rPr>
-        <w:t xml:space="preserve">; </w:t>
-      </w:r>
-      <w:r>
-        <w:rPr>
-          <w:lang w:val="pt_PT" w:bidi="pt_PT"/>
-        </w:rPr>
-        <w:t>2Co 12.8–10</w:t>
-      </w:r>
-      <w:r>
-        <w:rPr>
-          <w:lang w:val="pt_PT" w:bidi="pt_PT"/>
-        </w:rPr>
-        <w:t>). Seja qual for sua forma exata, Paulo descreve seu ensino como “conversa inútil e tola” (</w:t>
-      </w:r>
-      <w:r>
-        <w:rPr>
-          <w:lang w:val="pt_PT" w:bidi="pt_PT"/>
-        </w:rPr>
-        <w:t>2Tm 2.16</w:t>
-      </w:r>
-      <w:r>
-        <w:rPr>
-          <w:lang w:val="pt_PT" w:bidi="pt_PT"/>
-        </w:rPr>
-        <w:t>).</w:t>
-      </w:r>
-      <w:r>
-        <w:rPr>
-          <w:lang w:val="pt_PT" w:bidi="pt_PT"/>
-        </w:rPr>
-      </w:r>
-      <w:r>
-        <w:rPr>
-          <w:lang w:val="pt_PT" w:bidi="pt_PT"/>
-        </w:rPr>
-      </w:r>
-    </w:p>
-    <w:p>
-      <w:pPr/>
-      <w:r>
-        <w:rPr>
-          <w:lang w:val="pt_PT" w:bidi="pt_PT"/>
-        </w:rPr>
-      </w:r>
-    </w:p>
-    <w:p>
-      <w:pPr>
-        <w:pStyle w:val="Heading2"/>
-      </w:pPr>
-      <w:r>
-        <w:rPr>
-          <w:lang w:val="pt_PT" w:bidi="pt_PT"/>
-        </w:rPr>
-        <w:t>2 Timóteo 2.19</w:t>
-      </w:r>
-      <w:r>
-        <w:rPr>
-          <w:lang w:val="pt_PT" w:bidi="pt_PT"/>
-        </w:rPr>
-      </w:r>
-    </w:p>
-    <w:p>
-      <w:pPr/>
-      <w:r>
-        <w:rPr>
-          <w:lang w:val="pt_PT" w:bidi="pt_PT"/>
-        </w:rPr>
-      </w:r>
-      <w:r>
-        <w:rPr>
-          <w:lang w:val="pt_PT" w:bidi="pt_PT"/>
-        </w:rPr>
-        <w:t xml:space="preserve">Paulo assegura a Timóteo que o falso ensino não prevalecerá (veja </w:t>
-      </w:r>
-      <w:r>
-        <w:rPr>
-          <w:lang w:val="pt_PT" w:bidi="pt_PT"/>
-        </w:rPr>
-        <w:t>3.9</w:t>
-      </w:r>
-      <w:r>
-        <w:rPr>
-          <w:lang w:val="pt_PT" w:bidi="pt_PT"/>
-        </w:rPr>
-        <w:t>), e ele reforça o chamado à pureza. • firme alicerce: Esta metáfora enfatiza a imunidade à destruição (</w:t>
-      </w:r>
-      <w:r>
-        <w:rPr>
-          <w:lang w:val="pt_PT" w:bidi="pt_PT"/>
-        </w:rPr>
-        <w:t>Is 28.16</w:t>
-      </w:r>
-      <w:r>
-        <w:rPr>
-          <w:lang w:val="pt_PT" w:bidi="pt_PT"/>
-        </w:rPr>
-        <w:t xml:space="preserve">) e pode refletir um templo (veja também </w:t>
-      </w:r>
-      <w:r>
-        <w:rPr>
-          <w:lang w:val="pt_PT" w:bidi="pt_PT"/>
-        </w:rPr>
-        <w:t>1Tm 3.15</w:t>
-      </w:r>
-      <w:r>
-        <w:rPr>
-          <w:lang w:val="pt_PT" w:bidi="pt_PT"/>
-        </w:rPr>
-        <w:t xml:space="preserve">; </w:t>
-      </w:r>
-      <w:r>
-        <w:rPr>
-          <w:lang w:val="pt_PT" w:bidi="pt_PT"/>
-        </w:rPr>
-        <w:t>1Co 3.11</w:t>
-      </w:r>
-      <w:r>
-        <w:rPr>
-          <w:lang w:val="pt_PT" w:bidi="pt_PT"/>
-        </w:rPr>
-        <w:t xml:space="preserve">; </w:t>
-      </w:r>
-      <w:r>
-        <w:rPr>
-          <w:lang w:val="pt_PT" w:bidi="pt_PT"/>
-        </w:rPr>
-        <w:t>Ef 2.20</w:t>
-      </w:r>
-      <w:r>
-        <w:rPr>
-          <w:lang w:val="pt_PT" w:bidi="pt_PT"/>
-        </w:rPr>
-        <w:t xml:space="preserve">; </w:t>
-      </w:r>
-      <w:r>
-        <w:rPr>
-          <w:lang w:val="pt_PT" w:bidi="pt_PT"/>
-        </w:rPr>
-        <w:t>1Pe 2.4–7</w:t>
-      </w:r>
-      <w:r>
-        <w:rPr>
-          <w:lang w:val="pt_PT" w:bidi="pt_PT"/>
-        </w:rPr>
-        <w:t xml:space="preserve">; </w:t>
-      </w:r>
-      <w:r>
-        <w:rPr>
-          <w:lang w:val="pt_PT" w:bidi="pt_PT"/>
-        </w:rPr>
-        <w:t>Ap 21.14</w:t>
-      </w:r>
-      <w:r>
-        <w:rPr>
-          <w:lang w:val="pt_PT" w:bidi="pt_PT"/>
-        </w:rPr>
-        <w:t xml:space="preserve">). • O Senhor conhece: Esta citação alude a </w:t>
-      </w:r>
-      <w:r>
-        <w:rPr>
-          <w:lang w:val="pt_PT" w:bidi="pt_PT"/>
-        </w:rPr>
-        <w:t>Nm 16.5</w:t>
-      </w:r>
-      <w:r>
-        <w:rPr>
-          <w:lang w:val="pt_PT" w:bidi="pt_PT"/>
-        </w:rPr>
-        <w:t xml:space="preserve">. • Toda pessoa que diz que pertence ao Senhor precisa abandonar o pecado: Veja </w:t>
-      </w:r>
-      <w:r>
-        <w:rPr>
-          <w:lang w:val="pt_PT" w:bidi="pt_PT"/>
-        </w:rPr>
-        <w:t>Is 52.11</w:t>
-      </w:r>
-      <w:r>
-        <w:rPr>
-          <w:lang w:val="pt_PT" w:bidi="pt_PT"/>
-        </w:rPr>
-        <w:t xml:space="preserve">; cp. </w:t>
-      </w:r>
-      <w:r>
-        <w:rPr>
-          <w:lang w:val="pt_PT" w:bidi="pt_PT"/>
-        </w:rPr>
-        <w:t>Nm 16.26–27</w:t>
-      </w:r>
-      <w:r>
-        <w:rPr>
-          <w:lang w:val="pt_PT" w:bidi="pt_PT"/>
-        </w:rPr>
-        <w:t xml:space="preserve">; </w:t>
-      </w:r>
-      <w:r>
-        <w:rPr>
-          <w:lang w:val="pt_PT" w:bidi="pt_PT"/>
-        </w:rPr>
-        <w:t>Lv 24.16</w:t>
-      </w:r>
-      <w:r>
-        <w:rPr>
-          <w:lang w:val="pt_PT" w:bidi="pt_PT"/>
-        </w:rPr>
-        <w:t xml:space="preserve">; </w:t>
-      </w:r>
-      <w:r>
-        <w:rPr>
-          <w:lang w:val="pt_PT" w:bidi="pt_PT"/>
-        </w:rPr>
-        <w:t>Sl 6.8</w:t>
-      </w:r>
-      <w:r>
-        <w:rPr>
-          <w:lang w:val="pt_PT" w:bidi="pt_PT"/>
-        </w:rPr>
-        <w:t>.</w:t>
-      </w:r>
-      <w:r>
-        <w:rPr>
-          <w:lang w:val="pt_PT" w:bidi="pt_PT"/>
-        </w:rPr>
-      </w:r>
-      <w:r>
-        <w:rPr>
-          <w:lang w:val="pt_PT" w:bidi="pt_PT"/>
-        </w:rPr>
-      </w:r>
-    </w:p>
-    <w:p>
-      <w:pPr/>
-      <w:r>
-        <w:rPr>
-          <w:lang w:val="pt_PT" w:bidi="pt_PT"/>
-        </w:rPr>
-      </w:r>
-    </w:p>
-    <w:p>
-      <w:pPr>
-        <w:pStyle w:val="Heading2"/>
-      </w:pPr>
-      <w:r>
-        <w:rPr>
-          <w:lang w:val="pt_PT" w:bidi="pt_PT"/>
-        </w:rPr>
-        <w:t>2 Timóteo 2.20–21</w:t>
-      </w:r>
-      <w:r>
-        <w:rPr>
-          <w:lang w:val="pt_PT" w:bidi="pt_PT"/>
-        </w:rPr>
-      </w:r>
-    </w:p>
-    <w:p>
-      <w:pPr/>
-      <w:r>
-        <w:rPr>
-          <w:lang w:val="pt_PT" w:bidi="pt_PT"/>
-        </w:rPr>
-      </w:r>
-      <w:r>
-        <w:rPr>
-          <w:lang w:val="pt_PT" w:bidi="pt_PT"/>
-        </w:rPr>
-        <w:t xml:space="preserve">Baseando-se em </w:t>
-      </w:r>
-      <w:r>
-        <w:rPr>
-          <w:lang w:val="pt_PT" w:bidi="pt_PT"/>
-        </w:rPr>
-        <w:t>2.19</w:t>
-      </w:r>
-      <w:r>
-        <w:rPr>
-          <w:lang w:val="pt_PT" w:bidi="pt_PT"/>
-        </w:rPr>
-        <w:t xml:space="preserve">, Paulo usa imagens sobre os utensílios em uma casa rica (veja </w:t>
-      </w:r>
-      <w:r>
-        <w:rPr>
-          <w:lang w:val="pt_PT" w:bidi="pt_PT"/>
-        </w:rPr>
-        <w:t>Rm 9.21</w:t>
-      </w:r>
-      <w:r>
-        <w:rPr>
-          <w:lang w:val="pt_PT" w:bidi="pt_PT"/>
-        </w:rPr>
-        <w:t>). Dentro da casa de Deus, deve-se esforçar para ser como um utensílio valorizado em vez de um que é tratado com desprezo.</w:t>
-      </w:r>
-      <w:r>
-        <w:rPr>
-          <w:lang w:val="pt_PT" w:bidi="pt_PT"/>
-        </w:rPr>
-      </w:r>
-      <w:r>
-        <w:rPr>
-          <w:lang w:val="pt_PT" w:bidi="pt_PT"/>
-        </w:rPr>
-      </w:r>
-    </w:p>
-    <w:p>
-      <w:pPr/>
-      <w:r>
-        <w:rPr>
-          <w:lang w:val="pt_PT" w:bidi="pt_PT"/>
-        </w:rPr>
-      </w:r>
-    </w:p>
-    <w:p>
-      <w:pPr>
-        <w:pStyle w:val="Heading2"/>
-      </w:pPr>
-      <w:r>
-        <w:rPr>
-          <w:lang w:val="pt_PT" w:bidi="pt_PT"/>
-        </w:rPr>
-        <w:t>2 Timóteo 2.22</w:t>
-      </w:r>
-      <w:r>
-        <w:rPr>
-          <w:lang w:val="pt_PT" w:bidi="pt_PT"/>
-        </w:rPr>
-      </w:r>
-    </w:p>
-    <w:p>
-      <w:pPr/>
-      <w:r>
-        <w:rPr>
-          <w:lang w:val="pt_PT" w:bidi="pt_PT"/>
-        </w:rPr>
-      </w:r>
-      <w:r>
-        <w:rPr>
-          <w:lang w:val="pt_PT" w:bidi="pt_PT"/>
-        </w:rPr>
-        <w:t xml:space="preserve">os que com um coração puro pedem a ajuda do Senhor: Cf. </w:t>
-      </w:r>
-      <w:r>
-        <w:rPr>
-          <w:lang w:val="pt_PT" w:bidi="pt_PT"/>
-        </w:rPr>
-        <w:t>Sl 99.6</w:t>
-      </w:r>
-      <w:r>
-        <w:rPr>
-          <w:lang w:val="pt_PT" w:bidi="pt_PT"/>
-        </w:rPr>
-        <w:t xml:space="preserve">; </w:t>
-      </w:r>
-      <w:r>
-        <w:rPr>
-          <w:lang w:val="pt_PT" w:bidi="pt_PT"/>
-        </w:rPr>
-        <w:t>Jl 2.32</w:t>
-      </w:r>
-      <w:r>
-        <w:rPr>
-          <w:lang w:val="pt_PT" w:bidi="pt_PT"/>
-        </w:rPr>
-        <w:t xml:space="preserve">; </w:t>
-      </w:r>
-      <w:r>
-        <w:rPr>
-          <w:lang w:val="pt_PT" w:bidi="pt_PT"/>
-        </w:rPr>
-        <w:t>At 2.21</w:t>
-      </w:r>
-      <w:r>
-        <w:rPr>
-          <w:lang w:val="pt_PT" w:bidi="pt_PT"/>
-        </w:rPr>
-        <w:t xml:space="preserve">; </w:t>
-      </w:r>
-      <w:r>
-        <w:rPr>
-          <w:lang w:val="pt_PT" w:bidi="pt_PT"/>
-        </w:rPr>
-        <w:t>9.14</w:t>
-      </w:r>
-      <w:r>
-        <w:rPr>
-          <w:lang w:val="pt_PT" w:bidi="pt_PT"/>
-        </w:rPr>
-        <w:t>,</w:t>
-      </w:r>
-      <w:r>
-        <w:rPr>
-          <w:lang w:val="pt_PT" w:bidi="pt_PT"/>
-        </w:rPr>
-        <w:t>21</w:t>
-      </w:r>
-      <w:r>
-        <w:rPr>
-          <w:lang w:val="pt_PT" w:bidi="pt_PT"/>
-        </w:rPr>
-        <w:t xml:space="preserve">; </w:t>
-      </w:r>
-      <w:r>
-        <w:rPr>
-          <w:lang w:val="pt_PT" w:bidi="pt_PT"/>
-        </w:rPr>
-        <w:t>22.16</w:t>
-      </w:r>
-      <w:r>
-        <w:rPr>
-          <w:lang w:val="pt_PT" w:bidi="pt_PT"/>
-        </w:rPr>
-        <w:t xml:space="preserve">; </w:t>
-      </w:r>
-      <w:r>
-        <w:rPr>
-          <w:lang w:val="pt_PT" w:bidi="pt_PT"/>
-        </w:rPr>
-        <w:t>Rm 10.12–13</w:t>
-      </w:r>
-      <w:r>
-        <w:rPr>
-          <w:lang w:val="pt_PT" w:bidi="pt_PT"/>
-        </w:rPr>
-        <w:t xml:space="preserve">; </w:t>
-      </w:r>
-      <w:r>
-        <w:rPr>
-          <w:lang w:val="pt_PT" w:bidi="pt_PT"/>
-        </w:rPr>
-        <w:t>1Co 1.2</w:t>
-      </w:r>
-      <w:r>
-        <w:rPr>
-          <w:lang w:val="pt_PT" w:bidi="pt_PT"/>
-        </w:rPr>
-        <w:t xml:space="preserve">. • com coração puro: Cf. </w:t>
-      </w:r>
-      <w:r>
-        <w:rPr>
-          <w:lang w:val="pt_PT" w:bidi="pt_PT"/>
-        </w:rPr>
-        <w:t>1Tm 1.5</w:t>
-      </w:r>
-      <w:r>
-        <w:rPr>
-          <w:lang w:val="pt_PT" w:bidi="pt_PT"/>
-        </w:rPr>
-        <w:t>.</w:t>
-      </w:r>
-      <w:r>
-        <w:rPr>
-          <w:lang w:val="pt_PT" w:bidi="pt_PT"/>
-        </w:rPr>
-      </w:r>
-      <w:r>
-        <w:rPr>
-          <w:lang w:val="pt_PT" w:bidi="pt_PT"/>
-        </w:rPr>
-      </w:r>
-    </w:p>
-    <w:p>
-      <w:pPr/>
-      <w:r>
-        <w:rPr>
-          <w:lang w:val="pt_PT" w:bidi="pt_PT"/>
-        </w:rPr>
-      </w:r>
-    </w:p>
-    <w:p>
-      <w:pPr>
-        <w:pStyle w:val="Heading2"/>
-      </w:pPr>
-      <w:r>
-        <w:rPr>
-          <w:lang w:val="pt_PT" w:bidi="pt_PT"/>
-        </w:rPr>
-        <w:t>2 Timóteo 2.24</w:t>
-      </w:r>
-      <w:r>
-        <w:rPr>
-          <w:lang w:val="pt_PT" w:bidi="pt_PT"/>
-        </w:rPr>
-      </w:r>
-    </w:p>
-    <w:p>
-      <w:pPr/>
-      <w:r>
-        <w:rPr>
-          <w:lang w:val="pt_PT" w:bidi="pt_PT"/>
-        </w:rPr>
-      </w:r>
-      <w:r>
-        <w:rPr>
-          <w:lang w:val="pt_PT" w:bidi="pt_PT"/>
-        </w:rPr>
-        <w:t xml:space="preserve">O servo do Senhor: Veja </w:t>
-      </w:r>
-      <w:r>
-        <w:rPr>
-          <w:lang w:val="pt_PT" w:bidi="pt_PT"/>
-        </w:rPr>
-        <w:t>Tt 1.1</w:t>
-      </w:r>
-      <w:r>
-        <w:rPr>
-          <w:lang w:val="pt_PT" w:bidi="pt_PT"/>
-        </w:rPr>
-        <w:t xml:space="preserve">; cp. </w:t>
-      </w:r>
-      <w:r>
-        <w:rPr>
-          <w:lang w:val="pt_PT" w:bidi="pt_PT"/>
-        </w:rPr>
-        <w:t>Is 42.1–2</w:t>
-      </w:r>
-      <w:r>
-        <w:rPr>
-          <w:lang w:val="pt_PT" w:bidi="pt_PT"/>
-        </w:rPr>
-        <w:t xml:space="preserve">; </w:t>
-      </w:r>
-      <w:r>
-        <w:rPr>
-          <w:lang w:val="pt_PT" w:bidi="pt_PT"/>
-        </w:rPr>
-        <w:t>50.6</w:t>
-      </w:r>
-      <w:r>
-        <w:rPr>
-          <w:lang w:val="pt_PT" w:bidi="pt_PT"/>
-        </w:rPr>
-        <w:t xml:space="preserve">; </w:t>
-      </w:r>
-      <w:r>
-        <w:rPr>
-          <w:lang w:val="pt_PT" w:bidi="pt_PT"/>
-        </w:rPr>
-        <w:t>53.7</w:t>
-      </w:r>
-      <w:r>
-        <w:rPr>
-          <w:lang w:val="pt_PT" w:bidi="pt_PT"/>
-        </w:rPr>
-        <w:t xml:space="preserve">; </w:t>
-      </w:r>
-      <w:r>
-        <w:rPr>
-          <w:lang w:val="pt_PT" w:bidi="pt_PT"/>
-        </w:rPr>
-        <w:t>Mt 12.14–21</w:t>
-      </w:r>
-      <w:r>
-        <w:rPr>
-          <w:lang w:val="pt_PT" w:bidi="pt_PT"/>
-        </w:rPr>
-        <w:t xml:space="preserve">. • ser um mestre bom e paciente: Veja </w:t>
-      </w:r>
-      <w:r>
-        <w:rPr>
-          <w:lang w:val="pt_PT" w:bidi="pt_PT"/>
-        </w:rPr>
-        <w:t>1Tm 3.2–3</w:t>
-      </w:r>
-      <w:r>
-        <w:rPr>
-          <w:lang w:val="pt_PT" w:bidi="pt_PT"/>
-        </w:rPr>
-        <w:t xml:space="preserve">; </w:t>
-      </w:r>
-      <w:r>
-        <w:rPr>
-          <w:lang w:val="pt_PT" w:bidi="pt_PT"/>
-        </w:rPr>
-        <w:t>Tt 3.2</w:t>
-      </w:r>
-      <w:r>
-        <w:rPr>
-          <w:lang w:val="pt_PT" w:bidi="pt_PT"/>
-        </w:rPr>
-        <w:t>.</w:t>
-      </w:r>
-      <w:r>
-        <w:rPr>
-          <w:lang w:val="pt_PT" w:bidi="pt_PT"/>
-        </w:rPr>
-      </w:r>
-      <w:r>
-        <w:rPr>
-          <w:lang w:val="pt_PT" w:bidi="pt_PT"/>
-        </w:rPr>
-      </w:r>
-    </w:p>
-    <w:p>
-      <w:pPr/>
-      <w:r>
-        <w:rPr>
-          <w:lang w:val="pt_PT" w:bidi="pt_PT"/>
-        </w:rPr>
-      </w:r>
-    </w:p>
-    <w:p>
-      <w:pPr>
-        <w:pStyle w:val="Heading2"/>
-      </w:pPr>
-      <w:r>
-        <w:rPr>
-          <w:lang w:val="pt_PT" w:bidi="pt_PT"/>
-        </w:rPr>
-        <w:t>2 Timóteo 2.25</w:t>
-      </w:r>
-      <w:r>
-        <w:rPr>
-          <w:lang w:val="pt_PT" w:bidi="pt_PT"/>
-        </w:rPr>
-      </w:r>
-    </w:p>
-    <w:p>
-      <w:pPr/>
-      <w:r>
-        <w:rPr>
-          <w:lang w:val="pt_PT" w:bidi="pt_PT"/>
-        </w:rPr>
-      </w:r>
-      <w:r>
-        <w:rPr>
-          <w:lang w:val="pt_PT" w:bidi="pt_PT"/>
-        </w:rPr>
-        <w:t xml:space="preserve">Corrige com delicadeza: Cp. </w:t>
-      </w:r>
-      <w:r>
-        <w:rPr>
-          <w:lang w:val="pt_PT" w:bidi="pt_PT"/>
-        </w:rPr>
-        <w:t>1Co 4.21</w:t>
-      </w:r>
-      <w:r>
-        <w:rPr>
-          <w:lang w:val="pt_PT" w:bidi="pt_PT"/>
-        </w:rPr>
-        <w:t xml:space="preserve">; </w:t>
-      </w:r>
-      <w:r>
-        <w:rPr>
-          <w:lang w:val="pt_PT" w:bidi="pt_PT"/>
-        </w:rPr>
-        <w:t>2Co 10.1</w:t>
-      </w:r>
-      <w:r>
-        <w:rPr>
-          <w:lang w:val="pt_PT" w:bidi="pt_PT"/>
-        </w:rPr>
-        <w:t xml:space="preserve">; </w:t>
-      </w:r>
-      <w:r>
-        <w:rPr>
-          <w:lang w:val="pt_PT" w:bidi="pt_PT"/>
-        </w:rPr>
-        <w:t>1Ts 5.14</w:t>
-      </w:r>
-      <w:r>
-        <w:rPr>
-          <w:lang w:val="pt_PT" w:bidi="pt_PT"/>
-        </w:rPr>
-        <w:t xml:space="preserve">; </w:t>
-      </w:r>
-      <w:r>
-        <w:rPr>
-          <w:lang w:val="pt_PT" w:bidi="pt_PT"/>
-        </w:rPr>
-        <w:t>2Ts 3.14–15</w:t>
-      </w:r>
-      <w:r>
-        <w:rPr>
-          <w:lang w:val="pt_PT" w:bidi="pt_PT"/>
-        </w:rPr>
-        <w:t xml:space="preserve">; </w:t>
-      </w:r>
-      <w:r>
-        <w:rPr>
-          <w:lang w:val="pt_PT" w:bidi="pt_PT"/>
-        </w:rPr>
-        <w:t>Tt 3.10–11</w:t>
-      </w:r>
-      <w:r>
-        <w:rPr>
-          <w:lang w:val="pt_PT" w:bidi="pt_PT"/>
-        </w:rPr>
-        <w:t xml:space="preserve">; </w:t>
-      </w:r>
-      <w:r>
-        <w:rPr>
-          <w:lang w:val="pt_PT" w:bidi="pt_PT"/>
-        </w:rPr>
-        <w:t>Jd 1.22–23</w:t>
-      </w:r>
-      <w:r>
-        <w:rPr>
-          <w:lang w:val="pt_PT" w:bidi="pt_PT"/>
-        </w:rPr>
-        <w:t>.</w:t>
-      </w:r>
-      <w:r>
-        <w:rPr>
-          <w:lang w:val="pt_PT" w:bidi="pt_PT"/>
-        </w:rPr>
-      </w:r>
-      <w:r>
-        <w:rPr>
-          <w:lang w:val="pt_PT" w:bidi="pt_PT"/>
-        </w:rPr>
-      </w:r>
-    </w:p>
-    <w:p>
-      <w:pPr/>
-      <w:r>
-        <w:rPr>
-          <w:lang w:val="pt_PT" w:bidi="pt_PT"/>
-        </w:rPr>
-      </w:r>
-    </w:p>
-    <w:p>
-      <w:pPr>
-        <w:pStyle w:val="Heading2"/>
-      </w:pPr>
-      <w:r>
-        <w:rPr>
-          <w:lang w:val="pt_PT" w:bidi="pt_PT"/>
-        </w:rPr>
-        <w:t>2 Timóteo 3.1–5</w:t>
-      </w:r>
-      <w:r>
-        <w:rPr>
-          <w:lang w:val="pt_PT" w:bidi="pt_PT"/>
-        </w:rPr>
-      </w:r>
-    </w:p>
-    <w:p>
-      <w:pPr/>
-      <w:r>
-        <w:rPr>
-          <w:lang w:val="pt_PT" w:bidi="pt_PT"/>
-        </w:rPr>
-      </w:r>
-      <w:r>
-        <w:rPr>
-          <w:lang w:val="pt_PT" w:bidi="pt_PT"/>
-        </w:rPr>
-        <w:t xml:space="preserve">Paulo descreve como as pessoas serão nos últimos dias (veja também </w:t>
-      </w:r>
-      <w:r>
-        <w:rPr>
-          <w:lang w:val="pt_PT" w:bidi="pt_PT"/>
-        </w:rPr>
-        <w:t>1Tm 4.1–5</w:t>
-      </w:r>
-      <w:r>
-        <w:rPr>
-          <w:lang w:val="pt_PT" w:bidi="pt_PT"/>
-        </w:rPr>
-        <w:t xml:space="preserve">; </w:t>
-      </w:r>
-      <w:r>
-        <w:rPr>
-          <w:lang w:val="pt_PT" w:bidi="pt_PT"/>
-        </w:rPr>
-        <w:t>2Pe 2.1–22</w:t>
-      </w:r>
-      <w:r>
-        <w:rPr>
-          <w:lang w:val="pt_PT" w:bidi="pt_PT"/>
-        </w:rPr>
-        <w:t xml:space="preserve">; </w:t>
-      </w:r>
-      <w:r>
-        <w:rPr>
-          <w:lang w:val="pt_PT" w:bidi="pt_PT"/>
-        </w:rPr>
-        <w:t>3.3</w:t>
-      </w:r>
-      <w:r>
-        <w:rPr>
-          <w:lang w:val="pt_PT" w:bidi="pt_PT"/>
-        </w:rPr>
-        <w:t xml:space="preserve">; </w:t>
-      </w:r>
-      <w:r>
-        <w:rPr>
-          <w:lang w:val="pt_PT" w:bidi="pt_PT"/>
-        </w:rPr>
-        <w:t>Jd 1.18</w:t>
-      </w:r>
-      <w:r>
-        <w:rPr>
-          <w:lang w:val="pt_PT" w:bidi="pt_PT"/>
-        </w:rPr>
-        <w:t>), que já haviam começado (</w:t>
-      </w:r>
-      <w:r>
-        <w:rPr>
-          <w:lang w:val="pt_PT" w:bidi="pt_PT"/>
-        </w:rPr>
-        <w:t>2Tm 3.5</w:t>
-      </w:r>
-      <w:r>
-        <w:rPr>
-          <w:lang w:val="pt_PT" w:bidi="pt_PT"/>
-        </w:rPr>
-        <w:t xml:space="preserve">, </w:t>
-      </w:r>
-      <w:r>
-        <w:rPr>
-          <w:lang w:val="pt_PT" w:bidi="pt_PT"/>
-        </w:rPr>
-        <w:t>6–9</w:t>
-      </w:r>
-      <w:r>
-        <w:rPr>
-          <w:lang w:val="pt_PT" w:bidi="pt_PT"/>
-        </w:rPr>
-        <w:t>).</w:t>
-      </w:r>
-      <w:r>
-        <w:rPr>
-          <w:lang w:val="pt_PT" w:bidi="pt_PT"/>
-        </w:rPr>
-      </w:r>
-      <w:r>
-        <w:rPr>
-          <w:lang w:val="pt_PT" w:bidi="pt_PT"/>
-        </w:rPr>
-      </w:r>
-    </w:p>
-    <w:p>
-      <w:pPr/>
-      <w:r>
-        <w:rPr>
-          <w:lang w:val="pt_PT" w:bidi="pt_PT"/>
-        </w:rPr>
-      </w:r>
-    </w:p>
-    <w:p>
-      <w:pPr>
-        <w:pStyle w:val="Heading2"/>
-      </w:pPr>
-      <w:r>
-        <w:rPr>
-          <w:lang w:val="pt_PT" w:bidi="pt_PT"/>
-        </w:rPr>
-        <w:t>2 Timóteo 3.1–4.8</w:t>
-      </w:r>
-      <w:r>
-        <w:rPr>
-          <w:lang w:val="pt_PT" w:bidi="pt_PT"/>
-        </w:rPr>
-      </w:r>
-    </w:p>
-    <w:p>
-      <w:pPr/>
-      <w:r>
-        <w:rPr>
-          <w:lang w:val="pt_PT" w:bidi="pt_PT"/>
-        </w:rPr>
-      </w:r>
-      <w:r>
-        <w:rPr>
-          <w:lang w:val="pt_PT" w:bidi="pt_PT"/>
-        </w:rPr>
-        <w:t>Timóteo deve permanecer firme durante os tempos difíceis que virão.</w:t>
-      </w:r>
-      <w:r>
-        <w:rPr>
-          <w:lang w:val="pt_PT" w:bidi="pt_PT"/>
-        </w:rPr>
-      </w:r>
-      <w:r>
-        <w:rPr>
-          <w:lang w:val="pt_PT" w:bidi="pt_PT"/>
-        </w:rPr>
-      </w:r>
-    </w:p>
-    <w:p>
-      <w:pPr/>
-      <w:r>
-        <w:rPr>
-          <w:lang w:val="pt_PT" w:bidi="pt_PT"/>
-        </w:rPr>
-      </w:r>
-    </w:p>
-    <w:p>
-      <w:pPr>
-        <w:pStyle w:val="Heading2"/>
-      </w:pPr>
-      <w:r>
-        <w:rPr>
-          <w:lang w:val="pt_PT" w:bidi="pt_PT"/>
-        </w:rPr>
-        <w:t>2 Timóteo 3.5</w:t>
-      </w:r>
-      <w:r>
-        <w:rPr>
-          <w:lang w:val="pt_PT" w:bidi="pt_PT"/>
-        </w:rPr>
-      </w:r>
-    </w:p>
-    <w:p>
-      <w:pPr/>
-      <w:r>
-        <w:rPr>
-          <w:lang w:val="pt_PT" w:bidi="pt_PT"/>
-        </w:rPr>
-      </w:r>
-      <w:r>
-        <w:rPr>
-          <w:lang w:val="pt_PT" w:bidi="pt_PT"/>
-        </w:rPr>
-        <w:t>Pessoas assim (</w:t>
-      </w:r>
-      <w:r>
-        <w:rPr>
-          <w:lang w:val="pt_PT" w:bidi="pt_PT"/>
-        </w:rPr>
-        <w:t>3.2–4</w:t>
-      </w:r>
-      <w:r>
-        <w:rPr>
-          <w:lang w:val="pt_PT" w:bidi="pt_PT"/>
-        </w:rPr>
-        <w:t xml:space="preserve">) haviam rejeitado o ensino sólido e se afastado do poder que poderia torná-las piedosas (veja </w:t>
-      </w:r>
-      <w:r>
-        <w:rPr>
-          <w:lang w:val="pt_PT" w:bidi="pt_PT"/>
-        </w:rPr>
-        <w:t>1Tm 1.5–11</w:t>
-      </w:r>
-      <w:r>
-        <w:rPr>
-          <w:lang w:val="pt_PT" w:bidi="pt_PT"/>
-        </w:rPr>
-        <w:t xml:space="preserve">; </w:t>
-      </w:r>
-      <w:r>
-        <w:rPr>
-          <w:lang w:val="pt_PT" w:bidi="pt_PT"/>
-        </w:rPr>
-        <w:t>Cl 2.16–23</w:t>
-      </w:r>
-      <w:r>
-        <w:rPr>
-          <w:lang w:val="pt_PT" w:bidi="pt_PT"/>
-        </w:rPr>
-        <w:t>).</w:t>
-      </w:r>
-      <w:r>
-        <w:rPr>
-          <w:lang w:val="pt_PT" w:bidi="pt_PT"/>
-        </w:rPr>
-      </w:r>
-      <w:r>
-        <w:rPr>
-          <w:lang w:val="pt_PT" w:bidi="pt_PT"/>
-        </w:rPr>
-      </w:r>
-    </w:p>
-    <w:p>
-      <w:pPr/>
-      <w:r>
-        <w:rPr>
-          <w:lang w:val="pt_PT" w:bidi="pt_PT"/>
-        </w:rPr>
-      </w:r>
-    </w:p>
-    <w:p>
-      <w:pPr>
-        <w:pStyle w:val="Heading2"/>
-      </w:pPr>
-      <w:r>
-        <w:rPr>
-          <w:lang w:val="pt_PT" w:bidi="pt_PT"/>
-        </w:rPr>
-        <w:t>2 Timóteo 3.6–7</w:t>
-      </w:r>
-      <w:r>
-        <w:rPr>
-          <w:lang w:val="pt_PT" w:bidi="pt_PT"/>
-        </w:rPr>
-      </w:r>
-    </w:p>
-    <w:p>
-      <w:pPr/>
-      <w:r>
-        <w:rPr>
-          <w:lang w:val="pt_PT" w:bidi="pt_PT"/>
-        </w:rPr>
-      </w:r>
-      <w:r>
-        <w:rPr>
-          <w:lang w:val="pt_PT" w:bidi="pt_PT"/>
-        </w:rPr>
-        <w:t>O efeito dos falsos mestres sobre as famílias e mulheres é uma preocupação constante nas cartas a Timóteo e Tito (</w:t>
-      </w:r>
-      <w:r>
-        <w:rPr>
-          <w:lang w:val="pt_PT" w:bidi="pt_PT"/>
-        </w:rPr>
-        <w:t>Tt 1.11</w:t>
-      </w:r>
-      <w:r>
-        <w:rPr>
-          <w:lang w:val="pt_PT" w:bidi="pt_PT"/>
-        </w:rPr>
-        <w:t xml:space="preserve">; veja </w:t>
-      </w:r>
-      <w:r>
-        <w:rPr>
-          <w:lang w:val="pt_PT" w:bidi="pt_PT"/>
-        </w:rPr>
-        <w:t>1Tm 2.11–15</w:t>
-      </w:r>
-      <w:r>
-        <w:rPr>
-          <w:lang w:val="pt_PT" w:bidi="pt_PT"/>
-        </w:rPr>
-        <w:t xml:space="preserve">; </w:t>
-      </w:r>
-      <w:r>
-        <w:rPr>
-          <w:lang w:val="pt_PT" w:bidi="pt_PT"/>
-        </w:rPr>
-        <w:t>3.4–5</w:t>
-      </w:r>
-      <w:r>
-        <w:rPr>
-          <w:lang w:val="pt_PT" w:bidi="pt_PT"/>
-        </w:rPr>
-        <w:t xml:space="preserve">; </w:t>
-      </w:r>
-      <w:r>
-        <w:rPr>
-          <w:lang w:val="pt_PT" w:bidi="pt_PT"/>
-        </w:rPr>
-        <w:t>5.14–15</w:t>
-      </w:r>
-      <w:r>
-        <w:rPr>
-          <w:lang w:val="pt_PT" w:bidi="pt_PT"/>
-        </w:rPr>
-        <w:t>). Independentemente de os falsos mestres terem ou não como alvo as mulheres, aparentemente eles tiveram sucesso com algumas delas.</w:t>
-      </w:r>
-      <w:r>
-        <w:rPr>
-          <w:lang w:val="pt_PT" w:bidi="pt_PT"/>
-        </w:rPr>
-      </w:r>
-      <w:r>
-        <w:rPr>
-          <w:lang w:val="pt_PT" w:bidi="pt_PT"/>
-        </w:rPr>
-      </w:r>
-    </w:p>
-    <w:p>
-      <w:pPr/>
-      <w:r>
-        <w:rPr>
-          <w:lang w:val="pt_PT" w:bidi="pt_PT"/>
-        </w:rPr>
-      </w:r>
-    </w:p>
-    <w:p>
-      <w:pPr>
-        <w:pStyle w:val="Heading2"/>
-      </w:pPr>
-      <w:r>
-        <w:rPr>
-          <w:lang w:val="pt_PT" w:bidi="pt_PT"/>
-        </w:rPr>
-        <w:t>2 Timóteo 3.8</w:t>
-      </w:r>
-      <w:r>
-        <w:rPr>
-          <w:lang w:val="pt_PT" w:bidi="pt_PT"/>
-        </w:rPr>
-      </w:r>
-    </w:p>
-    <w:p>
-      <w:pPr/>
-      <w:r>
-        <w:rPr>
-          <w:lang w:val="pt_PT" w:bidi="pt_PT"/>
-        </w:rPr>
-      </w:r>
-      <w:r>
-        <w:rPr>
-          <w:lang w:val="pt_PT" w:bidi="pt_PT"/>
-        </w:rPr>
-        <w:t xml:space="preserve">Janes e Jambres são, segundo a tradição, os nomes dos feiticeiros egípcios que se opuseram a Moisés (veja </w:t>
-      </w:r>
-      <w:r>
-        <w:rPr>
-          <w:lang w:val="pt_PT" w:bidi="pt_PT"/>
-        </w:rPr>
-        <w:t>Êx 7.8–13</w:t>
-      </w:r>
-      <w:r>
-        <w:rPr>
-          <w:lang w:val="pt_PT" w:bidi="pt_PT"/>
-        </w:rPr>
-        <w:t xml:space="preserve">; </w:t>
-      </w:r>
-      <w:r>
-        <w:rPr>
-          <w:lang w:val="pt_PT" w:bidi="pt_PT"/>
-        </w:rPr>
-        <w:t>8.18</w:t>
-      </w:r>
-      <w:r>
-        <w:rPr>
-          <w:lang w:val="pt_PT" w:bidi="pt_PT"/>
-        </w:rPr>
-        <w:t xml:space="preserve">; </w:t>
-      </w:r>
-      <w:r>
-        <w:rPr>
-          <w:lang w:val="pt_PT" w:bidi="pt_PT"/>
-        </w:rPr>
-        <w:t>9.11</w:t>
-      </w:r>
-      <w:r>
-        <w:rPr>
-          <w:lang w:val="pt_PT" w:bidi="pt_PT"/>
-        </w:rPr>
-        <w:t>).</w:t>
-      </w:r>
-      <w:r>
-        <w:rPr>
-          <w:lang w:val="pt_PT" w:bidi="pt_PT"/>
-        </w:rPr>
-      </w:r>
-      <w:r>
-        <w:rPr>
-          <w:lang w:val="pt_PT" w:bidi="pt_PT"/>
-        </w:rPr>
-      </w:r>
-    </w:p>
-    <w:p>
-      <w:pPr/>
-      <w:r>
-        <w:rPr>
-          <w:lang w:val="pt_PT" w:bidi="pt_PT"/>
-        </w:rPr>
-      </w:r>
-    </w:p>
-    <w:p>
-      <w:pPr>
-        <w:pStyle w:val="Heading2"/>
-      </w:pPr>
-      <w:r>
-        <w:rPr>
-          <w:lang w:val="pt_PT" w:bidi="pt_PT"/>
-        </w:rPr>
-        <w:t>2 Timóteo 3.11</w:t>
-      </w:r>
-      <w:r>
-        <w:rPr>
-          <w:lang w:val="pt_PT" w:bidi="pt_PT"/>
-        </w:rPr>
-      </w:r>
-    </w:p>
-    <w:p>
-      <w:pPr/>
-      <w:r>
-        <w:rPr>
-          <w:lang w:val="pt_PT" w:bidi="pt_PT"/>
-        </w:rPr>
-      </w:r>
-      <w:r>
-        <w:rPr>
-          <w:lang w:val="pt_PT" w:bidi="pt_PT"/>
-        </w:rPr>
-        <w:t>Timóteo era de Listra</w:t>
-      </w:r>
-      <w:r>
-        <w:rPr>
-          <w:i/>
-          <w:lang w:val="pt_PT" w:bidi="pt_PT"/>
-        </w:rPr>
-        <w:t>,</w:t>
-      </w:r>
-      <w:r>
-        <w:rPr>
-          <w:lang w:val="pt_PT" w:bidi="pt_PT"/>
-        </w:rPr>
-        <w:t xml:space="preserve"> perto de Antioquia e Icônio</w:t>
-      </w:r>
-      <w:r>
-        <w:rPr>
-          <w:i/>
-          <w:lang w:val="pt_PT" w:bidi="pt_PT"/>
-        </w:rPr>
-        <w:t>,</w:t>
-      </w:r>
-      <w:r>
-        <w:rPr>
-          <w:lang w:val="pt_PT" w:bidi="pt_PT"/>
-        </w:rPr>
-        <w:t xml:space="preserve"> então ele sabia tudo sobre o que Paulo havia sofrido (veja </w:t>
-      </w:r>
-      <w:r>
-        <w:rPr>
-          <w:lang w:val="pt_PT" w:bidi="pt_PT"/>
-        </w:rPr>
-        <w:t>At 13.14</w:t>
-      </w:r>
-      <w:r>
-        <w:rPr>
-          <w:lang w:val="pt_PT" w:bidi="pt_PT"/>
-        </w:rPr>
-        <w:t xml:space="preserve">, </w:t>
-      </w:r>
-      <w:r>
-        <w:rPr>
-          <w:lang w:val="pt_PT" w:bidi="pt_PT"/>
-        </w:rPr>
-        <w:t>45–51</w:t>
-      </w:r>
-      <w:r>
-        <w:rPr>
-          <w:lang w:val="pt_PT" w:bidi="pt_PT"/>
-        </w:rPr>
-        <w:t xml:space="preserve">; </w:t>
-      </w:r>
-      <w:r>
-        <w:rPr>
-          <w:lang w:val="pt_PT" w:bidi="pt_PT"/>
-        </w:rPr>
-        <w:t>14.1–8</w:t>
-      </w:r>
-      <w:r>
-        <w:rPr>
-          <w:lang w:val="pt_PT" w:bidi="pt_PT"/>
-        </w:rPr>
-        <w:t xml:space="preserve">, </w:t>
-      </w:r>
-      <w:r>
-        <w:rPr>
-          <w:lang w:val="pt_PT" w:bidi="pt_PT"/>
-        </w:rPr>
-        <w:t>19–22</w:t>
-      </w:r>
-      <w:r>
-        <w:rPr>
-          <w:lang w:val="pt_PT" w:bidi="pt_PT"/>
-        </w:rPr>
-        <w:t>), embora tenha sido recrutado após esses eventos (</w:t>
-      </w:r>
-      <w:r>
-        <w:rPr>
-          <w:lang w:val="pt_PT" w:bidi="pt_PT"/>
-        </w:rPr>
-        <w:t>At 16.1–3</w:t>
-      </w:r>
-      <w:r>
-        <w:rPr>
-          <w:lang w:val="pt_PT" w:bidi="pt_PT"/>
-        </w:rPr>
-        <w:t xml:space="preserve">). • o Senhor me livrou: Paulo podia atestar por sua própria vida que o Senhor cumpriria seus propósitos através de seu servo fiel (veja </w:t>
-      </w:r>
-      <w:r>
-        <w:rPr>
-          <w:lang w:val="pt_PT" w:bidi="pt_PT"/>
-        </w:rPr>
-        <w:t>2Tm 4.6–8</w:t>
-      </w:r>
-      <w:r>
-        <w:rPr>
-          <w:lang w:val="pt_PT" w:bidi="pt_PT"/>
-        </w:rPr>
-        <w:t xml:space="preserve">, </w:t>
-      </w:r>
-      <w:r>
-        <w:rPr>
-          <w:lang w:val="pt_PT" w:bidi="pt_PT"/>
-        </w:rPr>
-        <w:t>17–18</w:t>
-      </w:r>
-      <w:r>
-        <w:rPr>
-          <w:lang w:val="pt_PT" w:bidi="pt_PT"/>
-        </w:rPr>
-        <w:t xml:space="preserve">; </w:t>
-      </w:r>
-      <w:r>
-        <w:rPr>
-          <w:lang w:val="pt_PT" w:bidi="pt_PT"/>
-        </w:rPr>
-        <w:t>Sl 22.19–22</w:t>
-      </w:r>
-      <w:r>
-        <w:rPr>
-          <w:lang w:val="pt_PT" w:bidi="pt_PT"/>
-        </w:rPr>
-        <w:t xml:space="preserve">; </w:t>
-      </w:r>
-      <w:r>
-        <w:rPr>
-          <w:lang w:val="pt_PT" w:bidi="pt_PT"/>
-        </w:rPr>
-        <w:t>34.19</w:t>
-      </w:r>
-      <w:r>
-        <w:rPr>
-          <w:lang w:val="pt_PT" w:bidi="pt_PT"/>
-        </w:rPr>
-        <w:t xml:space="preserve">; </w:t>
-      </w:r>
-      <w:r>
-        <w:rPr>
-          <w:lang w:val="pt_PT" w:bidi="pt_PT"/>
-        </w:rPr>
-        <w:t>Dn 3.17–18</w:t>
-      </w:r>
-      <w:r>
-        <w:rPr>
-          <w:lang w:val="pt_PT" w:bidi="pt_PT"/>
-        </w:rPr>
-        <w:t xml:space="preserve">; </w:t>
-      </w:r>
-      <w:r>
-        <w:rPr>
-          <w:lang w:val="pt_PT" w:bidi="pt_PT"/>
-        </w:rPr>
-        <w:t>2Co 1.8–10</w:t>
-      </w:r>
-      <w:r>
-        <w:rPr>
-          <w:lang w:val="pt_PT" w:bidi="pt_PT"/>
-        </w:rPr>
-        <w:t xml:space="preserve">; </w:t>
-      </w:r>
-      <w:r>
-        <w:rPr>
-          <w:lang w:val="pt_PT" w:bidi="pt_PT"/>
-        </w:rPr>
-        <w:t>2Pe 2.7–9</w:t>
-      </w:r>
-      <w:r>
-        <w:rPr>
-          <w:lang w:val="pt_PT" w:bidi="pt_PT"/>
-        </w:rPr>
-        <w:t>).</w:t>
-      </w:r>
-      <w:r>
-        <w:rPr>
-          <w:lang w:val="pt_PT" w:bidi="pt_PT"/>
-        </w:rPr>
-      </w:r>
-      <w:r>
-        <w:rPr>
-          <w:lang w:val="pt_PT" w:bidi="pt_PT"/>
-        </w:rPr>
-      </w:r>
-    </w:p>
-    <w:p>
-      <w:pPr/>
-      <w:r>
-        <w:rPr>
-          <w:lang w:val="pt_PT" w:bidi="pt_PT"/>
-        </w:rPr>
-      </w:r>
-    </w:p>
-    <w:p>
-      <w:pPr>
-        <w:pStyle w:val="Heading2"/>
-      </w:pPr>
-      <w:r>
-        <w:rPr>
-          <w:lang w:val="pt_PT" w:bidi="pt_PT"/>
-        </w:rPr>
-        <w:t>2 Timóteo 3.14–15</w:t>
-      </w:r>
-      <w:r>
-        <w:rPr>
-          <w:lang w:val="pt_PT" w:bidi="pt_PT"/>
-        </w:rPr>
-      </w:r>
-    </w:p>
-    <w:p>
-      <w:pPr/>
-      <w:r>
-        <w:rPr>
-          <w:lang w:val="pt_PT" w:bidi="pt_PT"/>
-        </w:rPr>
-      </w:r>
-      <w:r>
-        <w:rPr>
-          <w:lang w:val="pt_PT" w:bidi="pt_PT"/>
-        </w:rPr>
-        <w:t xml:space="preserve">desde menino: a avó e a mãe judias de Timóteo, Loide e Eunice (veja </w:t>
-      </w:r>
-      <w:r>
-        <w:rPr>
-          <w:lang w:val="pt_PT" w:bidi="pt_PT"/>
-        </w:rPr>
-        <w:t>At 16.1–3</w:t>
-      </w:r>
-      <w:r>
-        <w:rPr>
-          <w:lang w:val="pt_PT" w:bidi="pt_PT"/>
-        </w:rPr>
-        <w:t xml:space="preserve">), proporcionaram sua educação nas Escrituras do Antigo Testamento (veja </w:t>
-      </w:r>
-      <w:r>
-        <w:rPr>
-          <w:lang w:val="pt_PT" w:bidi="pt_PT"/>
-        </w:rPr>
-        <w:t>2Tm 1.5</w:t>
-      </w:r>
-      <w:r>
-        <w:rPr>
-          <w:lang w:val="pt_PT" w:bidi="pt_PT"/>
-        </w:rPr>
-        <w:t>), e suas vidas reforçaram seu ensino. • as Escrituras Sagradas, as quais lhe podem dar a sabedoria que leva à salvação, por meio da fé em Cristo Jesus. Por sua vez, Jesus Cristo é necessário para entender plenamente as Escrituras do Antigo Testamento.</w:t>
-      </w:r>
-      <w:r>
-        <w:rPr>
-          <w:lang w:val="pt_PT" w:bidi="pt_PT"/>
-        </w:rPr>
-      </w:r>
-      <w:r>
-        <w:rPr>
-          <w:lang w:val="pt_PT" w:bidi="pt_PT"/>
-        </w:rPr>
-      </w:r>
-    </w:p>
-    <w:p>
-      <w:pPr/>
-      <w:r>
-        <w:rPr>
-          <w:lang w:val="pt_PT" w:bidi="pt_PT"/>
-        </w:rPr>
-      </w:r>
-    </w:p>
-    <w:p>
-      <w:pPr>
-        <w:pStyle w:val="Heading2"/>
-      </w:pPr>
-      <w:r>
-        <w:rPr>
-          <w:lang w:val="pt_PT" w:bidi="pt_PT"/>
-        </w:rPr>
-        <w:t>2 Timóteo 3.16</w:t>
-      </w:r>
-      <w:r>
-        <w:rPr>
-          <w:lang w:val="pt_PT" w:bidi="pt_PT"/>
-        </w:rPr>
-      </w:r>
-    </w:p>
-    <w:p>
-      <w:pPr/>
-      <w:r>
-        <w:rPr>
-          <w:lang w:val="pt_PT" w:bidi="pt_PT"/>
-        </w:rPr>
-      </w:r>
-      <w:r>
-        <w:rPr>
-          <w:lang w:val="pt_PT" w:bidi="pt_PT"/>
-        </w:rPr>
-        <w:t xml:space="preserve">O fato de que as Escrituras são inspiradas por Deus (literalmente </w:t>
-      </w:r>
-      <w:r>
-        <w:rPr>
-          <w:i/>
-          <w:lang w:val="pt_PT" w:bidi="pt_PT"/>
-        </w:rPr>
-        <w:t>sopradas por Deus,</w:t>
-      </w:r>
-      <w:r>
-        <w:rPr>
-          <w:lang w:val="pt_PT" w:bidi="pt_PT"/>
-        </w:rPr>
-        <w:t xml:space="preserve"> expelidas pela própria fala de Deus; veja também </w:t>
-      </w:r>
-      <w:r>
-        <w:rPr>
-          <w:lang w:val="pt_PT" w:bidi="pt_PT"/>
-        </w:rPr>
-        <w:t>Hb 4.12–13</w:t>
-      </w:r>
-      <w:r>
-        <w:rPr>
-          <w:lang w:val="pt_PT" w:bidi="pt_PT"/>
-        </w:rPr>
-        <w:t xml:space="preserve">; </w:t>
-      </w:r>
-      <w:r>
-        <w:rPr>
-          <w:lang w:val="pt_PT" w:bidi="pt_PT"/>
-        </w:rPr>
-        <w:t>2Pe 1.20–21</w:t>
-      </w:r>
-      <w:r>
-        <w:rPr>
-          <w:lang w:val="pt_PT" w:bidi="pt_PT"/>
-        </w:rPr>
-        <w:t xml:space="preserve">) não nega o envolvimento ativo dos autores humanos. Mas afirma que Deus é totalmente responsável por Sua palavra. As Escrituras são verdadeiras, confiáveis, autoritativas, permanentes e poderosas porque vêm do próprio Deus. Sua mensagem é coerente e consistente em seu testemunho sobre Jesus Cristo (veja </w:t>
-      </w:r>
-      <w:r>
-        <w:rPr>
-          <w:lang w:val="pt_PT" w:bidi="pt_PT"/>
-        </w:rPr>
-        <w:t>Lc 24.25–27</w:t>
-      </w:r>
-      <w:r>
-        <w:rPr>
-          <w:lang w:val="pt_PT" w:bidi="pt_PT"/>
-        </w:rPr>
-        <w:t>,</w:t>
-      </w:r>
-      <w:r>
-        <w:rPr>
-          <w:lang w:val="pt_PT" w:bidi="pt_PT"/>
-        </w:rPr>
-        <w:t>44</w:t>
-      </w:r>
-      <w:r>
-        <w:rPr>
-          <w:lang w:val="pt_PT" w:bidi="pt_PT"/>
-        </w:rPr>
-        <w:t xml:space="preserve">; </w:t>
-      </w:r>
-      <w:r>
-        <w:rPr>
-          <w:lang w:val="pt_PT" w:bidi="pt_PT"/>
-        </w:rPr>
-        <w:t>Jo 5.39–40</w:t>
-      </w:r>
-      <w:r>
-        <w:rPr>
-          <w:lang w:val="pt_PT" w:bidi="pt_PT"/>
-        </w:rPr>
-        <w:t xml:space="preserve">; </w:t>
-      </w:r>
-      <w:r>
-        <w:rPr>
-          <w:lang w:val="pt_PT" w:bidi="pt_PT"/>
-        </w:rPr>
-        <w:t>At 3.24</w:t>
-      </w:r>
-      <w:r>
-        <w:rPr>
-          <w:lang w:val="pt_PT" w:bidi="pt_PT"/>
-        </w:rPr>
-        <w:t xml:space="preserve">; </w:t>
-      </w:r>
-      <w:r>
-        <w:rPr>
-          <w:lang w:val="pt_PT" w:bidi="pt_PT"/>
-        </w:rPr>
-        <w:t>1Co 15.3–4</w:t>
-      </w:r>
-      <w:r>
-        <w:rPr>
-          <w:lang w:val="pt_PT" w:bidi="pt_PT"/>
-        </w:rPr>
-        <w:t>). Assim, tem o poder de trazer salvação e suscitar fé. Não deve ser abusada, como os falsos mestres vinham fazendo (</w:t>
-      </w:r>
-      <w:r>
-        <w:rPr>
-          <w:lang w:val="pt_PT" w:bidi="pt_PT"/>
-        </w:rPr>
-        <w:t>2Tm 4.2–4</w:t>
-      </w:r>
-      <w:r>
-        <w:rPr>
-          <w:lang w:val="pt_PT" w:bidi="pt_PT"/>
-        </w:rPr>
-        <w:t xml:space="preserve">; </w:t>
-      </w:r>
-      <w:r>
-        <w:rPr>
-          <w:lang w:val="pt_PT" w:bidi="pt_PT"/>
-        </w:rPr>
-        <w:t>1Tm 1.4–7</w:t>
-      </w:r>
-      <w:r>
-        <w:rPr>
-          <w:lang w:val="pt_PT" w:bidi="pt_PT"/>
-        </w:rPr>
-        <w:t xml:space="preserve">; cp. </w:t>
-      </w:r>
-      <w:r>
-        <w:rPr>
-          <w:lang w:val="pt_PT" w:bidi="pt_PT"/>
-        </w:rPr>
-        <w:t>2Pe 3.16</w:t>
-      </w:r>
-      <w:r>
-        <w:rPr>
-          <w:lang w:val="pt_PT" w:bidi="pt_PT"/>
-        </w:rPr>
-        <w:t>), mas deve ser ensinada corretamente (</w:t>
-      </w:r>
-      <w:r>
-        <w:rPr>
-          <w:lang w:val="pt_PT" w:bidi="pt_PT"/>
-        </w:rPr>
-        <w:t>2Tm 2.2</w:t>
-      </w:r>
-      <w:r>
-        <w:rPr>
-          <w:lang w:val="pt_PT" w:bidi="pt_PT"/>
-        </w:rPr>
-        <w:t>,</w:t>
-      </w:r>
-      <w:r>
-        <w:rPr>
-          <w:lang w:val="pt_PT" w:bidi="pt_PT"/>
-        </w:rPr>
-        <w:t>15</w:t>
-      </w:r>
-      <w:r>
-        <w:rPr>
-          <w:lang w:val="pt_PT" w:bidi="pt_PT"/>
-        </w:rPr>
-        <w:t>). • Como consequência da inspiração, toda a Escritura é útil. Tanto o Antigo Testamento quanto o Novo Testamento são juntos nosso guia e professor na vida.</w:t>
-      </w:r>
-      <w:r>
-        <w:rPr>
-          <w:lang w:val="pt_PT" w:bidi="pt_PT"/>
-        </w:rPr>
-      </w:r>
-      <w:r>
-        <w:rPr>
-          <w:lang w:val="pt_PT" w:bidi="pt_PT"/>
-        </w:rPr>
-      </w:r>
-    </w:p>
-    <w:p>
-      <w:pPr/>
-      <w:r>
-        <w:rPr>
-          <w:lang w:val="pt_PT" w:bidi="pt_PT"/>
-        </w:rPr>
-      </w:r>
-    </w:p>
-    <w:p>
-      <w:pPr>
-        <w:pStyle w:val="Heading2"/>
-      </w:pPr>
-      <w:r>
-        <w:rPr>
-          <w:lang w:val="pt_PT" w:bidi="pt_PT"/>
-        </w:rPr>
-        <w:t>2 Timóteo 3.16–17</w:t>
-      </w:r>
-      <w:r>
-        <w:rPr>
-          <w:lang w:val="pt_PT" w:bidi="pt_PT"/>
-        </w:rPr>
-      </w:r>
-    </w:p>
-    <w:p>
-      <w:pPr/>
-      <w:r>
-        <w:rPr>
-          <w:lang w:val="pt_PT" w:bidi="pt_PT"/>
-        </w:rPr>
-      </w:r>
-      <w:r>
-        <w:rPr>
-          <w:lang w:val="pt_PT" w:bidi="pt_PT"/>
-        </w:rPr>
-        <w:t xml:space="preserve">Esses versículos elaboram sobre </w:t>
-      </w:r>
-      <w:r>
-        <w:rPr>
-          <w:lang w:val="pt_PT" w:bidi="pt_PT"/>
-        </w:rPr>
-        <w:t>3.15</w:t>
-      </w:r>
-      <w:r>
-        <w:rPr>
-          <w:lang w:val="pt_PT" w:bidi="pt_PT"/>
-        </w:rPr>
-        <w:t>, explicando a eficácia das Escrituras, sua origem e as maneiras como elas proporcionam sabedoria para vivermos nossa salvação. Paulo estava falando das Escrituras Hebraicas (o Antigo Testamento), mas sua declaração agora pode se aplicar a todas as Escrituras</w:t>
-      </w:r>
-      <w:r>
-        <w:rPr>
-          <w:i/>
-          <w:lang w:val="pt_PT" w:bidi="pt_PT"/>
-        </w:rPr>
-        <w:t>,</w:t>
-      </w:r>
-      <w:r>
-        <w:rPr>
-          <w:lang w:val="pt_PT" w:bidi="pt_PT"/>
-        </w:rPr>
-        <w:t xml:space="preserve"> incluindo o Novo Testamento (veja, e.g., </w:t>
-      </w:r>
-      <w:r>
-        <w:rPr>
-          <w:lang w:val="pt_PT" w:bidi="pt_PT"/>
-        </w:rPr>
-        <w:t>2Pe 3.15–16</w:t>
-      </w:r>
-      <w:r>
-        <w:rPr>
-          <w:lang w:val="pt_PT" w:bidi="pt_PT"/>
-        </w:rPr>
-        <w:t>).</w:t>
-      </w:r>
-      <w:r>
-        <w:rPr>
-          <w:lang w:val="pt_PT" w:bidi="pt_PT"/>
-        </w:rPr>
-      </w:r>
-      <w:r>
-        <w:rPr>
-          <w:lang w:val="pt_PT" w:bidi="pt_PT"/>
-        </w:rPr>
-      </w:r>
-    </w:p>
-    <w:p>
-      <w:pPr/>
-      <w:r>
-        <w:rPr>
-          <w:lang w:val="pt_PT" w:bidi="pt_PT"/>
-        </w:rPr>
-      </w:r>
-    </w:p>
-    <w:p>
-      <w:pPr>
-        <w:pStyle w:val="Heading2"/>
-      </w:pPr>
-      <w:r>
-        <w:rPr>
-          <w:lang w:val="pt_PT" w:bidi="pt_PT"/>
-        </w:rPr>
-        <w:t>2 Timóteo 3.17</w:t>
-      </w:r>
-      <w:r>
-        <w:rPr>
-          <w:lang w:val="pt_PT" w:bidi="pt_PT"/>
-        </w:rPr>
-      </w:r>
-    </w:p>
-    <w:p>
-      <w:pPr/>
-      <w:r>
-        <w:rPr>
-          <w:lang w:val="pt_PT" w:bidi="pt_PT"/>
-        </w:rPr>
-      </w:r>
-      <w:r>
-        <w:rPr>
-          <w:lang w:val="pt_PT" w:bidi="pt_PT"/>
-        </w:rPr>
-        <w:t>Paulo deixa claro que a salvação (</w:t>
-      </w:r>
-      <w:r>
-        <w:rPr>
-          <w:lang w:val="pt_PT" w:bidi="pt_PT"/>
-        </w:rPr>
-        <w:t>3.15</w:t>
-      </w:r>
-      <w:r>
-        <w:rPr>
-          <w:lang w:val="pt_PT" w:bidi="pt_PT"/>
-        </w:rPr>
-        <w:t xml:space="preserve">) resulta em boas ações (veja </w:t>
-      </w:r>
-      <w:r>
-        <w:rPr>
-          <w:lang w:val="pt_PT" w:bidi="pt_PT"/>
-        </w:rPr>
-        <w:t>Gl 1.4</w:t>
-      </w:r>
-      <w:r>
-        <w:rPr>
-          <w:lang w:val="pt_PT" w:bidi="pt_PT"/>
-        </w:rPr>
-        <w:t xml:space="preserve">; </w:t>
-      </w:r>
-      <w:r>
-        <w:rPr>
-          <w:lang w:val="pt_PT" w:bidi="pt_PT"/>
-        </w:rPr>
-        <w:t>5.16–26</w:t>
-      </w:r>
-      <w:r>
-        <w:rPr>
-          <w:lang w:val="pt_PT" w:bidi="pt_PT"/>
-        </w:rPr>
-        <w:t xml:space="preserve">; </w:t>
-      </w:r>
-      <w:r>
-        <w:rPr>
-          <w:lang w:val="pt_PT" w:bidi="pt_PT"/>
-        </w:rPr>
-        <w:t>Ef 2.8–10</w:t>
-      </w:r>
-      <w:r>
-        <w:rPr>
-          <w:lang w:val="pt_PT" w:bidi="pt_PT"/>
-        </w:rPr>
-        <w:t>).</w:t>
-      </w:r>
-      <w:r>
-        <w:rPr>
-          <w:lang w:val="pt_PT" w:bidi="pt_PT"/>
-        </w:rPr>
-      </w:r>
-      <w:r>
-        <w:rPr>
-          <w:lang w:val="pt_PT" w:bidi="pt_PT"/>
-        </w:rPr>
-      </w:r>
-    </w:p>
-    <w:p>
-      <w:pPr/>
-      <w:r>
-        <w:rPr>
-          <w:lang w:val="pt_PT" w:bidi="pt_PT"/>
-        </w:rPr>
-      </w:r>
-    </w:p>
-    <w:p>
-      <w:pPr>
-        <w:pStyle w:val="Heading2"/>
-      </w:pPr>
-      <w:r>
-        <w:rPr>
-          <w:lang w:val="pt_PT" w:bidi="pt_PT"/>
-        </w:rPr>
-        <w:t>2 Timóteo 4.1</w:t>
-      </w:r>
-      <w:r>
-        <w:rPr>
-          <w:lang w:val="pt_PT" w:bidi="pt_PT"/>
-        </w:rPr>
-      </w:r>
-    </w:p>
-    <w:p>
-      <w:pPr/>
-      <w:r>
-        <w:rPr>
-          <w:lang w:val="pt_PT" w:bidi="pt_PT"/>
-        </w:rPr>
-      </w:r>
-      <w:r>
-        <w:rPr>
-          <w:lang w:val="pt_PT" w:bidi="pt_PT"/>
-        </w:rPr>
-        <w:t xml:space="preserve">julgará todos os seres humanos, tanto os que estiverem vivos como os que estiverem mortos: Veja </w:t>
-      </w:r>
-      <w:r>
-        <w:rPr>
-          <w:lang w:val="pt_PT" w:bidi="pt_PT"/>
-        </w:rPr>
-        <w:t>Mt 25.31–46</w:t>
-      </w:r>
-      <w:r>
-        <w:rPr>
-          <w:lang w:val="pt_PT" w:bidi="pt_PT"/>
-        </w:rPr>
-        <w:t xml:space="preserve">; </w:t>
-      </w:r>
-      <w:r>
-        <w:rPr>
-          <w:lang w:val="pt_PT" w:bidi="pt_PT"/>
-        </w:rPr>
-        <w:t>At 10.42</w:t>
-      </w:r>
-      <w:r>
-        <w:rPr>
-          <w:lang w:val="pt_PT" w:bidi="pt_PT"/>
-        </w:rPr>
-        <w:t xml:space="preserve">; </w:t>
-      </w:r>
-      <w:r>
-        <w:rPr>
-          <w:lang w:val="pt_PT" w:bidi="pt_PT"/>
-        </w:rPr>
-        <w:t>Rm 14.7–12</w:t>
-      </w:r>
-      <w:r>
-        <w:rPr>
-          <w:lang w:val="pt_PT" w:bidi="pt_PT"/>
-        </w:rPr>
-        <w:t xml:space="preserve">; </w:t>
-      </w:r>
-      <w:r>
-        <w:rPr>
-          <w:lang w:val="pt_PT" w:bidi="pt_PT"/>
-        </w:rPr>
-        <w:t>Ap 20.11–15</w:t>
-      </w:r>
-      <w:r>
-        <w:rPr>
-          <w:lang w:val="pt_PT" w:bidi="pt_PT"/>
-        </w:rPr>
-        <w:t xml:space="preserve">. • por causa da vinda de Cristo (literalmente </w:t>
-      </w:r>
-      <w:r>
-        <w:rPr>
-          <w:i/>
-          <w:lang w:val="pt_PT" w:bidi="pt_PT"/>
-        </w:rPr>
-        <w:t>sua epifania</w:t>
-      </w:r>
-      <w:r>
-        <w:rPr>
-          <w:lang w:val="pt_PT" w:bidi="pt_PT"/>
-        </w:rPr>
-        <w:t xml:space="preserve">): Veja </w:t>
-      </w:r>
-      <w:r>
-        <w:rPr>
-          <w:lang w:val="pt_PT" w:bidi="pt_PT"/>
-        </w:rPr>
-        <w:t>nota de estudo em 1Tm 6.14</w:t>
-      </w:r>
-      <w:r>
-        <w:rPr>
-          <w:lang w:val="pt_PT" w:bidi="pt_PT"/>
-        </w:rPr>
-        <w:t xml:space="preserve">; veja também </w:t>
-      </w:r>
-      <w:r>
-        <w:rPr>
-          <w:lang w:val="pt_PT" w:bidi="pt_PT"/>
-        </w:rPr>
-        <w:t>2Tm 1.10</w:t>
-      </w:r>
-      <w:r>
-        <w:rPr>
-          <w:lang w:val="pt_PT" w:bidi="pt_PT"/>
-        </w:rPr>
-        <w:t xml:space="preserve">; </w:t>
-      </w:r>
-      <w:r>
-        <w:rPr>
-          <w:lang w:val="pt_PT" w:bidi="pt_PT"/>
-        </w:rPr>
-        <w:t>4.8</w:t>
-      </w:r>
-      <w:r>
-        <w:rPr>
-          <w:lang w:val="pt_PT" w:bidi="pt_PT"/>
-        </w:rPr>
-        <w:t xml:space="preserve">; </w:t>
-      </w:r>
-      <w:r>
-        <w:rPr>
-          <w:lang w:val="pt_PT" w:bidi="pt_PT"/>
-        </w:rPr>
-        <w:t>Tt 2.11–13</w:t>
-      </w:r>
-      <w:r>
-        <w:rPr>
-          <w:lang w:val="pt_PT" w:bidi="pt_PT"/>
-        </w:rPr>
-        <w:t xml:space="preserve">; </w:t>
-      </w:r>
-      <w:r>
-        <w:rPr>
-          <w:lang w:val="pt_PT" w:bidi="pt_PT"/>
-        </w:rPr>
-        <w:t>3.4</w:t>
-      </w:r>
-      <w:r>
-        <w:rPr>
-          <w:lang w:val="pt_PT" w:bidi="pt_PT"/>
-        </w:rPr>
-        <w:t>.</w:t>
-      </w:r>
-      <w:r>
-        <w:rPr>
-          <w:lang w:val="pt_PT" w:bidi="pt_PT"/>
-        </w:rPr>
-      </w:r>
-      <w:r>
-        <w:rPr>
-          <w:lang w:val="pt_PT" w:bidi="pt_PT"/>
-        </w:rPr>
-      </w:r>
-    </w:p>
-    <w:p>
-      <w:pPr/>
-      <w:r>
-        <w:rPr>
-          <w:lang w:val="pt_PT" w:bidi="pt_PT"/>
-        </w:rPr>
-      </w:r>
-    </w:p>
-    <w:p>
-      <w:pPr>
-        <w:pStyle w:val="Heading2"/>
-      </w:pPr>
-      <w:r>
-        <w:rPr>
-          <w:lang w:val="pt_PT" w:bidi="pt_PT"/>
-        </w:rPr>
-        <w:t>2 Timóteo 4.1–8</w:t>
-      </w:r>
-      <w:r>
-        <w:rPr>
-          <w:lang w:val="pt_PT" w:bidi="pt_PT"/>
-        </w:rPr>
-      </w:r>
-    </w:p>
-    <w:p>
-      <w:pPr/>
-      <w:r>
-        <w:rPr>
-          <w:lang w:val="pt_PT" w:bidi="pt_PT"/>
-        </w:rPr>
-      </w:r>
-      <w:r>
-        <w:rPr>
-          <w:lang w:val="pt_PT" w:bidi="pt_PT"/>
-        </w:rPr>
-        <w:t xml:space="preserve">Timóteo estava na presença de Deus e deveria trabalhar em vista da vinda de Jesus para julgar e estabelecer seu Reino (veja </w:t>
-      </w:r>
-      <w:r>
-        <w:rPr>
-          <w:lang w:val="pt_PT" w:bidi="pt_PT"/>
-        </w:rPr>
-        <w:t>1Tm 5.21</w:t>
-      </w:r>
-      <w:r>
-        <w:rPr>
-          <w:lang w:val="pt_PT" w:bidi="pt_PT"/>
-        </w:rPr>
-        <w:t xml:space="preserve">; </w:t>
-      </w:r>
-      <w:r>
-        <w:rPr>
-          <w:lang w:val="pt_PT" w:bidi="pt_PT"/>
-        </w:rPr>
-        <w:t>6.13–14</w:t>
-      </w:r>
-      <w:r>
-        <w:rPr>
-          <w:lang w:val="pt_PT" w:bidi="pt_PT"/>
-        </w:rPr>
-        <w:t>). A aparição de Cristo trará purificação (</w:t>
-      </w:r>
-      <w:r>
-        <w:rPr>
-          <w:lang w:val="pt_PT" w:bidi="pt_PT"/>
-        </w:rPr>
-        <w:t>2Tm 2.19</w:t>
-      </w:r>
-      <w:r>
-        <w:rPr>
-          <w:lang w:val="pt_PT" w:bidi="pt_PT"/>
-        </w:rPr>
-        <w:t>), responsabilidade (</w:t>
-      </w:r>
-      <w:r>
-        <w:rPr>
-          <w:lang w:val="pt_PT" w:bidi="pt_PT"/>
-        </w:rPr>
-        <w:t>3.8–9</w:t>
-      </w:r>
-      <w:r>
-        <w:rPr>
-          <w:lang w:val="pt_PT" w:bidi="pt_PT"/>
-        </w:rPr>
-        <w:t>), salvação, vindicação e o prêmio da vitória (</w:t>
-      </w:r>
-      <w:r>
-        <w:rPr>
-          <w:lang w:val="pt_PT" w:bidi="pt_PT"/>
-        </w:rPr>
-        <w:t>4.8</w:t>
-      </w:r>
-      <w:r>
-        <w:rPr>
-          <w:lang w:val="pt_PT" w:bidi="pt_PT"/>
-        </w:rPr>
-        <w:t>,</w:t>
-      </w:r>
-      <w:r>
-        <w:rPr>
-          <w:lang w:val="pt_PT" w:bidi="pt_PT"/>
-        </w:rPr>
-        <w:t>18</w:t>
-      </w:r>
-      <w:r>
-        <w:rPr>
-          <w:lang w:val="pt_PT" w:bidi="pt_PT"/>
-        </w:rPr>
-        <w:t xml:space="preserve">). Veja também </w:t>
-      </w:r>
-      <w:r>
-        <w:rPr>
-          <w:lang w:val="pt_PT" w:bidi="pt_PT"/>
-        </w:rPr>
-        <w:t>1Co 3.10–15</w:t>
-      </w:r>
-      <w:r>
-        <w:rPr>
-          <w:lang w:val="pt_PT" w:bidi="pt_PT"/>
-        </w:rPr>
-        <w:t xml:space="preserve">; </w:t>
-      </w:r>
-      <w:r>
-        <w:rPr>
-          <w:lang w:val="pt_PT" w:bidi="pt_PT"/>
-        </w:rPr>
-        <w:t>4.4–5</w:t>
-      </w:r>
-      <w:r>
-        <w:rPr>
-          <w:lang w:val="pt_PT" w:bidi="pt_PT"/>
-        </w:rPr>
-        <w:t xml:space="preserve">; </w:t>
-      </w:r>
-      <w:r>
-        <w:rPr>
-          <w:lang w:val="pt_PT" w:bidi="pt_PT"/>
-        </w:rPr>
-        <w:t>2Co 5.10</w:t>
-      </w:r>
-      <w:r>
-        <w:rPr>
-          <w:lang w:val="pt_PT" w:bidi="pt_PT"/>
-        </w:rPr>
-        <w:t>.</w:t>
-      </w:r>
-      <w:r>
-        <w:rPr>
-          <w:lang w:val="pt_PT" w:bidi="pt_PT"/>
-        </w:rPr>
-      </w:r>
-      <w:r>
-        <w:rPr>
-          <w:lang w:val="pt_PT" w:bidi="pt_PT"/>
-        </w:rPr>
-      </w:r>
-    </w:p>
-    <w:p>
-      <w:pPr/>
-      <w:r>
-        <w:rPr>
-          <w:lang w:val="pt_PT" w:bidi="pt_PT"/>
-        </w:rPr>
-      </w:r>
-    </w:p>
-    <w:p>
-      <w:pPr>
-        <w:pStyle w:val="Heading2"/>
-      </w:pPr>
-      <w:r>
-        <w:rPr>
-          <w:lang w:val="pt_PT" w:bidi="pt_PT"/>
-        </w:rPr>
-        <w:t>2 Timóteo 4.5</w:t>
-      </w:r>
-      <w:r>
-        <w:rPr>
-          <w:lang w:val="pt_PT" w:bidi="pt_PT"/>
-        </w:rPr>
-      </w:r>
-    </w:p>
-    <w:p>
-      <w:pPr/>
-      <w:r>
-        <w:rPr>
-          <w:lang w:val="pt_PT" w:bidi="pt_PT"/>
-        </w:rPr>
-      </w:r>
-      <w:r>
-        <w:rPr>
-          <w:lang w:val="pt_PT" w:bidi="pt_PT"/>
-        </w:rPr>
-        <w:t>Esta última acusação resume o que foi dito anteriormente (</w:t>
-      </w:r>
-      <w:r>
-        <w:rPr>
-          <w:lang w:val="pt_PT" w:bidi="pt_PT"/>
-        </w:rPr>
-        <w:t>1.6–14</w:t>
-      </w:r>
-      <w:r>
-        <w:rPr>
-          <w:lang w:val="pt_PT" w:bidi="pt_PT"/>
-        </w:rPr>
-        <w:t xml:space="preserve">; </w:t>
-      </w:r>
-      <w:r>
-        <w:rPr>
-          <w:lang w:val="pt_PT" w:bidi="pt_PT"/>
-        </w:rPr>
-        <w:t>2.1–15</w:t>
-      </w:r>
-      <w:r>
-        <w:rPr>
-          <w:lang w:val="pt_PT" w:bidi="pt_PT"/>
-        </w:rPr>
-        <w:t>,</w:t>
-      </w:r>
-      <w:r>
-        <w:rPr>
-          <w:lang w:val="pt_PT" w:bidi="pt_PT"/>
-        </w:rPr>
-        <w:t>24–26</w:t>
-      </w:r>
-      <w:r>
-        <w:rPr>
-          <w:lang w:val="pt_PT" w:bidi="pt_PT"/>
-        </w:rPr>
-        <w:t xml:space="preserve">; </w:t>
-      </w:r>
-      <w:r>
-        <w:rPr>
-          <w:lang w:val="pt_PT" w:bidi="pt_PT"/>
-        </w:rPr>
-        <w:t>3.12</w:t>
-      </w:r>
-      <w:r>
-        <w:rPr>
-          <w:lang w:val="pt_PT" w:bidi="pt_PT"/>
-        </w:rPr>
-        <w:t>).</w:t>
-      </w:r>
-      <w:r>
-        <w:rPr>
-          <w:lang w:val="pt_PT" w:bidi="pt_PT"/>
-        </w:rPr>
-      </w:r>
-      <w:r>
-        <w:rPr>
-          <w:lang w:val="pt_PT" w:bidi="pt_PT"/>
-        </w:rPr>
-      </w:r>
-    </w:p>
-    <w:p>
-      <w:pPr/>
-      <w:r>
-        <w:rPr>
-          <w:lang w:val="pt_PT" w:bidi="pt_PT"/>
-        </w:rPr>
-      </w:r>
-    </w:p>
-    <w:p>
-      <w:pPr>
-        <w:pStyle w:val="Heading2"/>
-      </w:pPr>
-      <w:r>
-        <w:rPr>
-          <w:lang w:val="pt_PT" w:bidi="pt_PT"/>
-        </w:rPr>
-        <w:t>2 Timóteo 4.5–8</w:t>
-      </w:r>
-      <w:r>
-        <w:rPr>
-          <w:lang w:val="pt_PT" w:bidi="pt_PT"/>
-        </w:rPr>
-      </w:r>
-    </w:p>
-    <w:p>
-      <w:pPr/>
-      <w:r>
-        <w:rPr>
-          <w:lang w:val="pt_PT" w:bidi="pt_PT"/>
-        </w:rPr>
-      </w:r>
-      <w:r>
-        <w:rPr>
-          <w:lang w:val="pt_PT" w:bidi="pt_PT"/>
-        </w:rPr>
-        <w:t xml:space="preserve">Paulo efetivamente entrega o manto da liderança a Timóteo (cf. </w:t>
-      </w:r>
-      <w:r>
-        <w:rPr>
-          <w:lang w:val="pt_PT" w:bidi="pt_PT"/>
-        </w:rPr>
-        <w:t>Dt 31.7–8</w:t>
-      </w:r>
-      <w:r>
-        <w:rPr>
-          <w:lang w:val="pt_PT" w:bidi="pt_PT"/>
-        </w:rPr>
-        <w:t xml:space="preserve">; </w:t>
-      </w:r>
-      <w:r>
-        <w:rPr>
-          <w:lang w:val="pt_PT" w:bidi="pt_PT"/>
-        </w:rPr>
-        <w:t>34.9</w:t>
-      </w:r>
-      <w:r>
-        <w:rPr>
-          <w:lang w:val="pt_PT" w:bidi="pt_PT"/>
-        </w:rPr>
-        <w:t xml:space="preserve">; </w:t>
-      </w:r>
-      <w:r>
-        <w:rPr>
-          <w:lang w:val="pt_PT" w:bidi="pt_PT"/>
-        </w:rPr>
-        <w:t>2Rs 2.1–18</w:t>
-      </w:r>
-      <w:r>
-        <w:rPr>
-          <w:lang w:val="pt_PT" w:bidi="pt_PT"/>
-        </w:rPr>
-        <w:t>).</w:t>
-      </w:r>
-      <w:r>
-        <w:rPr>
-          <w:lang w:val="pt_PT" w:bidi="pt_PT"/>
-        </w:rPr>
-      </w:r>
-      <w:r>
-        <w:rPr>
-          <w:lang w:val="pt_PT" w:bidi="pt_PT"/>
-        </w:rPr>
-      </w:r>
-    </w:p>
-    <w:p>
-      <w:pPr/>
-      <w:r>
-        <w:rPr>
-          <w:lang w:val="pt_PT" w:bidi="pt_PT"/>
-        </w:rPr>
-      </w:r>
-    </w:p>
-    <w:p>
-      <w:pPr>
-        <w:pStyle w:val="Heading2"/>
-      </w:pPr>
-      <w:r>
-        <w:rPr>
-          <w:lang w:val="pt_PT" w:bidi="pt_PT"/>
-        </w:rPr>
-        <w:t>2 Timóteo 4.6</w:t>
-      </w:r>
-      <w:r>
-        <w:rPr>
-          <w:lang w:val="pt_PT" w:bidi="pt_PT"/>
-        </w:rPr>
-      </w:r>
-    </w:p>
-    <w:p>
-      <w:pPr/>
-      <w:r>
-        <w:rPr>
-          <w:lang w:val="pt_PT" w:bidi="pt_PT"/>
-        </w:rPr>
-      </w:r>
-      <w:r>
-        <w:rPr>
-          <w:lang w:val="pt_PT" w:bidi="pt_PT"/>
-        </w:rPr>
-        <w:t xml:space="preserve">Paulo imagina sua morte como uma oferta de bebida que é derramada para Deus (veja </w:t>
-      </w:r>
-      <w:r>
-        <w:rPr>
-          <w:lang w:val="pt_PT" w:bidi="pt_PT"/>
-        </w:rPr>
-        <w:t>Êx 29.40–41</w:t>
-      </w:r>
-      <w:r>
-        <w:rPr>
-          <w:lang w:val="pt_PT" w:bidi="pt_PT"/>
-        </w:rPr>
-        <w:t xml:space="preserve">; </w:t>
-      </w:r>
-      <w:r>
-        <w:rPr>
-          <w:lang w:val="pt_PT" w:bidi="pt_PT"/>
-        </w:rPr>
-        <w:t>Lv 23.13</w:t>
-      </w:r>
-      <w:r>
-        <w:rPr>
-          <w:lang w:val="pt_PT" w:bidi="pt_PT"/>
-        </w:rPr>
-        <w:t xml:space="preserve">; </w:t>
-      </w:r>
-      <w:r>
-        <w:rPr>
-          <w:lang w:val="pt_PT" w:bidi="pt_PT"/>
-        </w:rPr>
-        <w:t>Nm 28.7</w:t>
-      </w:r>
-      <w:r>
-        <w:rPr>
-          <w:lang w:val="pt_PT" w:bidi="pt_PT"/>
-        </w:rPr>
-        <w:t xml:space="preserve">; </w:t>
-      </w:r>
-      <w:r>
-        <w:rPr>
-          <w:lang w:val="pt_PT" w:bidi="pt_PT"/>
-        </w:rPr>
-        <w:t>Fp 2.17</w:t>
-      </w:r>
-      <w:r>
-        <w:rPr>
-          <w:lang w:val="pt_PT" w:bidi="pt_PT"/>
-        </w:rPr>
-        <w:t xml:space="preserve">); esta oferta participa do próprio sacrifício de Cristo (veja </w:t>
-      </w:r>
-      <w:r>
-        <w:rPr>
-          <w:lang w:val="pt_PT" w:bidi="pt_PT"/>
-        </w:rPr>
-        <w:t>Cl 1.24</w:t>
-      </w:r>
-      <w:r>
-        <w:rPr>
-          <w:lang w:val="pt_PT" w:bidi="pt_PT"/>
-        </w:rPr>
-        <w:t xml:space="preserve">; veja também </w:t>
-      </w:r>
-      <w:r>
-        <w:rPr>
-          <w:lang w:val="pt_PT" w:bidi="pt_PT"/>
-        </w:rPr>
-        <w:t>Rm 12.1</w:t>
-      </w:r>
-      <w:r>
-        <w:rPr>
-          <w:lang w:val="pt_PT" w:bidi="pt_PT"/>
-        </w:rPr>
-        <w:t>).</w:t>
-      </w:r>
-      <w:r>
-        <w:rPr>
-          <w:lang w:val="pt_PT" w:bidi="pt_PT"/>
-        </w:rPr>
-      </w:r>
-      <w:r>
-        <w:rPr>
-          <w:lang w:val="pt_PT" w:bidi="pt_PT"/>
-        </w:rPr>
-      </w:r>
-    </w:p>
-    <w:p>
-      <w:pPr/>
-      <w:r>
-        <w:rPr>
-          <w:lang w:val="pt_PT" w:bidi="pt_PT"/>
-        </w:rPr>
-      </w:r>
-    </w:p>
-    <w:p>
-      <w:pPr>
-        <w:pStyle w:val="Heading2"/>
-      </w:pPr>
-      <w:r>
-        <w:rPr>
-          <w:lang w:val="pt_PT" w:bidi="pt_PT"/>
-        </w:rPr>
-        <w:t>2 Timóteo 4.6–8</w:t>
-      </w:r>
-      <w:r>
-        <w:rPr>
-          <w:lang w:val="pt_PT" w:bidi="pt_PT"/>
-        </w:rPr>
-      </w:r>
-    </w:p>
-    <w:p>
-      <w:pPr/>
-      <w:r>
-        <w:rPr>
-          <w:lang w:val="pt_PT" w:bidi="pt_PT"/>
-        </w:rPr>
-      </w:r>
-      <w:r>
-        <w:rPr>
-          <w:lang w:val="pt_PT" w:bidi="pt_PT"/>
-        </w:rPr>
-        <w:t>A fidelidade, a vindicação e a recompensa de Paulo são um modelo e um desafio para os outros - particularmente Timóteo - seguirem o exemplo de Paulo após sua partida.</w:t>
-      </w:r>
-      <w:r>
-        <w:rPr>
-          <w:lang w:val="pt_PT" w:bidi="pt_PT"/>
-        </w:rPr>
-      </w:r>
-      <w:r>
-        <w:rPr>
-          <w:lang w:val="pt_PT" w:bidi="pt_PT"/>
-        </w:rPr>
-      </w:r>
-    </w:p>
-    <w:p>
-      <w:pPr/>
-      <w:r>
-        <w:rPr>
-          <w:lang w:val="pt_PT" w:bidi="pt_PT"/>
-        </w:rPr>
-      </w:r>
-    </w:p>
-    <w:p>
-      <w:pPr>
-        <w:pStyle w:val="Heading2"/>
-      </w:pPr>
-      <w:r>
-        <w:rPr>
-          <w:lang w:val="pt_PT" w:bidi="pt_PT"/>
-        </w:rPr>
-        <w:t>2 Timóteo 4.7</w:t>
-      </w:r>
-      <w:r>
-        <w:rPr>
-          <w:lang w:val="pt_PT" w:bidi="pt_PT"/>
-        </w:rPr>
-      </w:r>
-    </w:p>
-    <w:p>
-      <w:pPr/>
-      <w:r>
-        <w:rPr>
-          <w:lang w:val="pt_PT" w:bidi="pt_PT"/>
-        </w:rPr>
-      </w:r>
-      <w:r>
-        <w:rPr>
-          <w:lang w:val="pt_PT" w:bidi="pt_PT"/>
-        </w:rPr>
-        <w:t xml:space="preserve">Paulo havia permanecido fiel à confiança que lhe foi dada (veja notas de estudo em </w:t>
-      </w:r>
-      <w:r>
-        <w:rPr>
-          <w:lang w:val="pt_PT" w:bidi="pt_PT"/>
-        </w:rPr>
-        <w:t>1.12</w:t>
-      </w:r>
-      <w:r>
-        <w:rPr>
-          <w:lang w:val="pt_PT" w:bidi="pt_PT"/>
-        </w:rPr>
-        <w:t xml:space="preserve">; </w:t>
-      </w:r>
-      <w:r>
-        <w:rPr>
-          <w:lang w:val="pt_PT" w:bidi="pt_PT"/>
-        </w:rPr>
-        <w:t>1Tm 6.20</w:t>
-      </w:r>
-      <w:r>
-        <w:rPr>
-          <w:lang w:val="pt_PT" w:bidi="pt_PT"/>
-        </w:rPr>
-        <w:t xml:space="preserve">; cp. </w:t>
-      </w:r>
-      <w:r>
-        <w:rPr>
-          <w:lang w:val="pt_PT" w:bidi="pt_PT"/>
-        </w:rPr>
-        <w:t>At 20.24</w:t>
-      </w:r>
-      <w:r>
-        <w:rPr>
-          <w:lang w:val="pt_PT" w:bidi="pt_PT"/>
-        </w:rPr>
-        <w:t xml:space="preserve">). Ele havia preservado a integridade da fé cristã e queria que Timóteo seguisse seu exemplo (veja </w:t>
-      </w:r>
-      <w:r>
-        <w:rPr>
-          <w:lang w:val="pt_PT" w:bidi="pt_PT"/>
-        </w:rPr>
-        <w:t>2Tm 2.3–7</w:t>
-      </w:r>
-      <w:r>
-        <w:rPr>
-          <w:lang w:val="pt_PT" w:bidi="pt_PT"/>
-        </w:rPr>
-        <w:t xml:space="preserve">; </w:t>
-      </w:r>
-      <w:r>
-        <w:rPr>
-          <w:lang w:val="pt_PT" w:bidi="pt_PT"/>
-        </w:rPr>
-        <w:t>1Tm 1.18</w:t>
-      </w:r>
-      <w:r>
-        <w:rPr>
-          <w:lang w:val="pt_PT" w:bidi="pt_PT"/>
-        </w:rPr>
-        <w:t xml:space="preserve">; </w:t>
-      </w:r>
-      <w:r>
-        <w:rPr>
-          <w:lang w:val="pt_PT" w:bidi="pt_PT"/>
-        </w:rPr>
-        <w:t>6.12</w:t>
-      </w:r>
-      <w:r>
-        <w:rPr>
-          <w:lang w:val="pt_PT" w:bidi="pt_PT"/>
-        </w:rPr>
-        <w:t xml:space="preserve">; cp. </w:t>
-      </w:r>
-      <w:r>
-        <w:rPr>
-          <w:lang w:val="pt_PT" w:bidi="pt_PT"/>
-        </w:rPr>
-        <w:t>Rm 15.30–31</w:t>
-      </w:r>
-      <w:r>
-        <w:rPr>
-          <w:lang w:val="pt_PT" w:bidi="pt_PT"/>
-        </w:rPr>
-        <w:t xml:space="preserve">; </w:t>
-      </w:r>
-      <w:r>
-        <w:rPr>
-          <w:lang w:val="pt_PT" w:bidi="pt_PT"/>
-        </w:rPr>
-        <w:t>1Co 9.25–27</w:t>
-      </w:r>
-      <w:r>
-        <w:rPr>
-          <w:lang w:val="pt_PT" w:bidi="pt_PT"/>
-        </w:rPr>
-        <w:t xml:space="preserve">; </w:t>
-      </w:r>
-      <w:r>
-        <w:rPr>
-          <w:lang w:val="pt_PT" w:bidi="pt_PT"/>
-        </w:rPr>
-        <w:t>Hb 12.1</w:t>
-      </w:r>
-      <w:r>
-        <w:rPr>
-          <w:lang w:val="pt_PT" w:bidi="pt_PT"/>
-        </w:rPr>
-        <w:t xml:space="preserve">; </w:t>
-      </w:r>
-      <w:r>
-        <w:rPr>
-          <w:lang w:val="pt_PT" w:bidi="pt_PT"/>
-        </w:rPr>
-        <w:t>Jd 1.3</w:t>
-      </w:r>
-      <w:r>
-        <w:rPr>
-          <w:lang w:val="pt_PT" w:bidi="pt_PT"/>
-        </w:rPr>
-        <w:t>).</w:t>
-      </w:r>
-      <w:r>
-        <w:rPr>
-          <w:lang w:val="pt_PT" w:bidi="pt_PT"/>
-        </w:rPr>
-      </w:r>
-      <w:r>
-        <w:rPr>
-          <w:lang w:val="pt_PT" w:bidi="pt_PT"/>
-        </w:rPr>
-      </w:r>
-    </w:p>
-    <w:p>
-      <w:pPr/>
-      <w:r>
-        <w:rPr>
-          <w:lang w:val="pt_PT" w:bidi="pt_PT"/>
-        </w:rPr>
-      </w:r>
-    </w:p>
-    <w:p>
-      <w:pPr>
-        <w:pStyle w:val="Heading2"/>
-      </w:pPr>
-      <w:r>
-        <w:rPr>
-          <w:lang w:val="pt_PT" w:bidi="pt_PT"/>
-        </w:rPr>
-        <w:t>2 Timóteo 4.8</w:t>
-      </w:r>
-      <w:r>
-        <w:rPr>
-          <w:lang w:val="pt_PT" w:bidi="pt_PT"/>
-        </w:rPr>
-      </w:r>
-    </w:p>
-    <w:p>
-      <w:pPr/>
-      <w:r>
-        <w:rPr>
-          <w:lang w:val="pt_PT" w:bidi="pt_PT"/>
-        </w:rPr>
-      </w:r>
-      <w:r>
-        <w:rPr>
-          <w:lang w:val="pt_PT" w:bidi="pt_PT"/>
-        </w:rPr>
-        <w:t xml:space="preserve">Somente uma coisa restava para Paulo: o prêmio da vitória (veja também </w:t>
-      </w:r>
-      <w:r>
-        <w:rPr>
-          <w:lang w:val="pt_PT" w:bidi="pt_PT"/>
-        </w:rPr>
-        <w:t>Tg 1.12</w:t>
-      </w:r>
-      <w:r>
-        <w:rPr>
-          <w:lang w:val="pt_PT" w:bidi="pt_PT"/>
-        </w:rPr>
-        <w:t xml:space="preserve">; </w:t>
-      </w:r>
-      <w:r>
-        <w:rPr>
-          <w:lang w:val="pt_PT" w:bidi="pt_PT"/>
-        </w:rPr>
-        <w:t>1Pe 5.4</w:t>
-      </w:r>
-      <w:r>
-        <w:rPr>
-          <w:lang w:val="pt_PT" w:bidi="pt_PT"/>
-        </w:rPr>
-        <w:t xml:space="preserve">; </w:t>
-      </w:r>
-      <w:r>
-        <w:rPr>
-          <w:lang w:val="pt_PT" w:bidi="pt_PT"/>
-        </w:rPr>
-        <w:t>Ap 2.10</w:t>
-      </w:r>
-      <w:r>
-        <w:rPr>
-          <w:lang w:val="pt_PT" w:bidi="pt_PT"/>
-        </w:rPr>
-        <w:t xml:space="preserve">; </w:t>
-      </w:r>
-      <w:r>
-        <w:rPr>
-          <w:lang w:val="pt_PT" w:bidi="pt_PT"/>
-        </w:rPr>
-        <w:t>3.11</w:t>
-      </w:r>
-      <w:r>
-        <w:rPr>
-          <w:lang w:val="pt_PT" w:bidi="pt_PT"/>
-        </w:rPr>
-        <w:t xml:space="preserve">). • está me esperando o prêmio da vitória, que é dado para quem vive uma vida correta, o prêmio que o Senhor, o justo Juiz, me dará naquele dia , e não somente a mim, mas a todos os que esperam, com amor, a sua vinda (veja </w:t>
-      </w:r>
-      <w:r>
-        <w:rPr>
-          <w:lang w:val="pt_PT" w:bidi="pt_PT"/>
-        </w:rPr>
-        <w:t>1Tm 6.14</w:t>
-      </w:r>
-      <w:r>
-        <w:rPr>
-          <w:lang w:val="pt_PT" w:bidi="pt_PT"/>
-        </w:rPr>
-        <w:t>) para estabelecer seu reino (</w:t>
-      </w:r>
-      <w:r>
-        <w:rPr>
-          <w:lang w:val="pt_PT" w:bidi="pt_PT"/>
-        </w:rPr>
-        <w:t>2Tm 4.1</w:t>
-      </w:r>
-      <w:r>
-        <w:rPr>
-          <w:lang w:val="pt_PT" w:bidi="pt_PT"/>
-        </w:rPr>
-        <w:t>). Se não seguimos os mandamentos de Cristo, não podemos aguardar sua vinda como Juiz e Rei.</w:t>
-      </w:r>
-      <w:r>
-        <w:rPr>
-          <w:lang w:val="pt_PT" w:bidi="pt_PT"/>
-        </w:rPr>
-      </w:r>
-      <w:r>
-        <w:rPr>
-          <w:lang w:val="pt_PT" w:bidi="pt_PT"/>
-        </w:rPr>
-      </w:r>
-    </w:p>
-    <w:p>
-      <w:pPr/>
-      <w:r>
-        <w:rPr>
-          <w:lang w:val="pt_PT" w:bidi="pt_PT"/>
-        </w:rPr>
-      </w:r>
-    </w:p>
-    <w:p>
-      <w:pPr>
-        <w:pStyle w:val="Heading2"/>
-      </w:pPr>
-      <w:r>
-        <w:rPr>
-          <w:lang w:val="pt_PT" w:bidi="pt_PT"/>
-        </w:rPr>
-        <w:t>2 Timóteo 4.9</w:t>
-      </w:r>
-      <w:r>
-        <w:rPr>
-          <w:lang w:val="pt_PT" w:bidi="pt_PT"/>
-        </w:rPr>
-      </w:r>
-    </w:p>
-    <w:p>
-      <w:pPr/>
-      <w:r>
-        <w:rPr>
-          <w:lang w:val="pt_PT" w:bidi="pt_PT"/>
-        </w:rPr>
-      </w:r>
-      <w:r>
-        <w:rPr>
-          <w:lang w:val="pt_PT" w:bidi="pt_PT"/>
-        </w:rPr>
-        <w:t xml:space="preserve">Paulo faz um convite explícito para que Timóteo venha a Roma (veja </w:t>
-      </w:r>
-      <w:r>
-        <w:rPr>
-          <w:lang w:val="pt_PT" w:bidi="pt_PT"/>
-        </w:rPr>
-        <w:t>1.4</w:t>
-      </w:r>
-      <w:r>
-        <w:rPr>
-          <w:lang w:val="pt_PT" w:bidi="pt_PT"/>
-        </w:rPr>
-        <w:t>).</w:t>
-      </w:r>
-      <w:r>
-        <w:rPr>
-          <w:lang w:val="pt_PT" w:bidi="pt_PT"/>
-        </w:rPr>
-      </w:r>
-      <w:r>
-        <w:rPr>
-          <w:lang w:val="pt_PT" w:bidi="pt_PT"/>
-        </w:rPr>
-      </w:r>
-    </w:p>
-    <w:p>
-      <w:pPr/>
-      <w:r>
-        <w:rPr>
-          <w:lang w:val="pt_PT" w:bidi="pt_PT"/>
-        </w:rPr>
-      </w:r>
-    </w:p>
-    <w:p>
-      <w:pPr>
-        <w:pStyle w:val="Heading2"/>
-      </w:pPr>
-      <w:r>
-        <w:rPr>
-          <w:lang w:val="pt_PT" w:bidi="pt_PT"/>
-        </w:rPr>
-        <w:t>2 Timóteo 4.10</w:t>
-      </w:r>
-      <w:r>
-        <w:rPr>
-          <w:lang w:val="pt_PT" w:bidi="pt_PT"/>
-        </w:rPr>
-      </w:r>
-    </w:p>
-    <w:p>
-      <w:pPr/>
-      <w:r>
-        <w:rPr>
-          <w:lang w:val="pt_PT" w:bidi="pt_PT"/>
-        </w:rPr>
-      </w:r>
-      <w:r>
-        <w:rPr>
-          <w:lang w:val="pt_PT" w:bidi="pt_PT"/>
-        </w:rPr>
-        <w:t xml:space="preserve">Demas: Veja </w:t>
-      </w:r>
-      <w:r>
-        <w:rPr>
-          <w:lang w:val="pt_PT" w:bidi="pt_PT"/>
-        </w:rPr>
-        <w:t>Cl 4.14</w:t>
-      </w:r>
-      <w:r>
-        <w:rPr>
-          <w:lang w:val="pt_PT" w:bidi="pt_PT"/>
-        </w:rPr>
-        <w:t xml:space="preserve">; </w:t>
-      </w:r>
-      <w:r>
-        <w:rPr>
-          <w:lang w:val="pt_PT" w:bidi="pt_PT"/>
-        </w:rPr>
-        <w:t>Fm 1.24</w:t>
-      </w:r>
-      <w:r>
-        <w:rPr>
-          <w:lang w:val="pt_PT" w:bidi="pt_PT"/>
-        </w:rPr>
-        <w:t xml:space="preserve">. • abandonou: Veja também </w:t>
-      </w:r>
-      <w:r>
-        <w:rPr>
-          <w:lang w:val="pt_PT" w:bidi="pt_PT"/>
-        </w:rPr>
-        <w:t>2Tm 4.16–17</w:t>
-      </w:r>
-      <w:r>
-        <w:rPr>
-          <w:lang w:val="pt_PT" w:bidi="pt_PT"/>
-        </w:rPr>
-        <w:t xml:space="preserve">; compare com </w:t>
-      </w:r>
-      <w:r>
-        <w:rPr>
-          <w:lang w:val="pt_PT" w:bidi="pt_PT"/>
-        </w:rPr>
-        <w:t>Sl 22.1</w:t>
-      </w:r>
-      <w:r>
-        <w:rPr>
-          <w:lang w:val="pt_PT" w:bidi="pt_PT"/>
-        </w:rPr>
-        <w:t xml:space="preserve">; </w:t>
-      </w:r>
-      <w:r>
-        <w:rPr>
-          <w:lang w:val="pt_PT" w:bidi="pt_PT"/>
-        </w:rPr>
-        <w:t>Mc 15.34</w:t>
-      </w:r>
-      <w:r>
-        <w:rPr>
-          <w:lang w:val="pt_PT" w:bidi="pt_PT"/>
-        </w:rPr>
-        <w:t>. • Amar as coisas desta vida contrasta com a antecipação do glorioso retorno de Cristo (</w:t>
-      </w:r>
-      <w:r>
-        <w:rPr>
-          <w:lang w:val="pt_PT" w:bidi="pt_PT"/>
-        </w:rPr>
-        <w:t>2Tm 4.8</w:t>
-      </w:r>
-      <w:r>
-        <w:rPr>
-          <w:lang w:val="pt_PT" w:bidi="pt_PT"/>
-        </w:rPr>
-        <w:t>). • Crescente é de outra forma desconhecido; a ausência dele e de Tito parece ter aumentado o isolamento de Paulo. • Tito foi um colaborador eficaz e confiável de Paulo. Talvez ele tenha ido para a Dalmácia (noroeste da Grécia moderna) em uma missão para Paulo.</w:t>
-      </w:r>
-      <w:r>
-        <w:rPr>
-          <w:lang w:val="pt_PT" w:bidi="pt_PT"/>
-        </w:rPr>
-      </w:r>
-      <w:r>
-        <w:rPr>
-          <w:lang w:val="pt_PT" w:bidi="pt_PT"/>
-        </w:rPr>
-      </w:r>
-    </w:p>
-    <w:p>
-      <w:pPr/>
-      <w:r>
-        <w:rPr>
-          <w:lang w:val="pt_PT" w:bidi="pt_PT"/>
-        </w:rPr>
-      </w:r>
-    </w:p>
-    <w:p>
-      <w:pPr>
-        <w:pStyle w:val="Heading2"/>
-      </w:pPr>
-      <w:r>
-        <w:rPr>
-          <w:lang w:val="pt_PT" w:bidi="pt_PT"/>
-        </w:rPr>
-        <w:t>2 Timóteo 4.11</w:t>
-      </w:r>
-      <w:r>
-        <w:rPr>
-          <w:lang w:val="pt_PT" w:bidi="pt_PT"/>
-        </w:rPr>
-      </w:r>
-    </w:p>
-    <w:p>
-      <w:pPr/>
-      <w:r>
-        <w:rPr>
-          <w:lang w:val="pt_PT" w:bidi="pt_PT"/>
-        </w:rPr>
-      </w:r>
-      <w:r>
-        <w:rPr>
-          <w:lang w:val="pt_PT" w:bidi="pt_PT"/>
-        </w:rPr>
-        <w:t>Lucas</w:t>
-      </w:r>
-      <w:r>
-        <w:rPr>
-          <w:i/>
-          <w:lang w:val="pt_PT" w:bidi="pt_PT"/>
-        </w:rPr>
-        <w:t>,</w:t>
-      </w:r>
-      <w:r>
-        <w:rPr>
-          <w:lang w:val="pt_PT" w:bidi="pt_PT"/>
-        </w:rPr>
-        <w:t xml:space="preserve"> o autor de Lucas e Atos, acompanhou Paulo em suas viagens em vários momentos. Muitas vezes se supõe que Lucas estava com Paulo como seu médico (</w:t>
-      </w:r>
-      <w:r>
-        <w:rPr>
-          <w:lang w:val="pt_PT" w:bidi="pt_PT"/>
-        </w:rPr>
-        <w:t>Cl 4.14</w:t>
-      </w:r>
-      <w:r>
-        <w:rPr>
-          <w:lang w:val="pt_PT" w:bidi="pt_PT"/>
-        </w:rPr>
-        <w:t xml:space="preserve">). Lucas foi o único dos colaboradores de Paulo que esteve continuamente presente com ele. Assim, Paulo desejava que Timóteo viesse rapidamente. • Marcos: A avaliação de Paulo de que ele será útil para mim conta uma história de perdão e redenção (veja </w:t>
-      </w:r>
-      <w:r>
-        <w:rPr>
-          <w:lang w:val="pt_PT" w:bidi="pt_PT"/>
-        </w:rPr>
-        <w:t>At 13.13</w:t>
-      </w:r>
-      <w:r>
-        <w:rPr>
-          <w:lang w:val="pt_PT" w:bidi="pt_PT"/>
-        </w:rPr>
-        <w:t xml:space="preserve">; </w:t>
-      </w:r>
-      <w:r>
-        <w:rPr>
-          <w:lang w:val="pt_PT" w:bidi="pt_PT"/>
-        </w:rPr>
-        <w:t>15.36–40</w:t>
-      </w:r>
-      <w:r>
-        <w:rPr>
-          <w:lang w:val="pt_PT" w:bidi="pt_PT"/>
-        </w:rPr>
-        <w:t xml:space="preserve">; veja também </w:t>
-      </w:r>
-      <w:r>
-        <w:rPr>
-          <w:lang w:val="pt_PT" w:bidi="pt_PT"/>
-        </w:rPr>
-        <w:t>Cl 4.10</w:t>
-      </w:r>
-      <w:r>
-        <w:rPr>
-          <w:lang w:val="pt_PT" w:bidi="pt_PT"/>
-        </w:rPr>
-        <w:t xml:space="preserve">; </w:t>
-      </w:r>
-      <w:r>
-        <w:rPr>
-          <w:lang w:val="pt_PT" w:bidi="pt_PT"/>
-        </w:rPr>
-        <w:t>Fm 1.24</w:t>
-      </w:r>
-      <w:r>
-        <w:rPr>
-          <w:lang w:val="pt_PT" w:bidi="pt_PT"/>
-        </w:rPr>
-        <w:t>).</w:t>
-      </w:r>
-      <w:r>
-        <w:rPr>
-          <w:lang w:val="pt_PT" w:bidi="pt_PT"/>
-        </w:rPr>
-      </w:r>
-      <w:r>
-        <w:rPr>
-          <w:lang w:val="pt_PT" w:bidi="pt_PT"/>
-        </w:rPr>
-      </w:r>
-    </w:p>
-    <w:p>
-      <w:pPr/>
-      <w:r>
-        <w:rPr>
-          <w:lang w:val="pt_PT" w:bidi="pt_PT"/>
-        </w:rPr>
-      </w:r>
-    </w:p>
-    <w:p>
-      <w:pPr>
-        <w:pStyle w:val="Heading2"/>
-      </w:pPr>
-      <w:r>
-        <w:rPr>
-          <w:lang w:val="pt_PT" w:bidi="pt_PT"/>
-        </w:rPr>
-        <w:t>2 Timóteo 4.12</w:t>
-      </w:r>
-      <w:r>
-        <w:rPr>
-          <w:lang w:val="pt_PT" w:bidi="pt_PT"/>
-        </w:rPr>
-      </w:r>
-    </w:p>
-    <w:p>
-      <w:pPr/>
-      <w:r>
-        <w:rPr>
-          <w:lang w:val="pt_PT" w:bidi="pt_PT"/>
-        </w:rPr>
-      </w:r>
-      <w:r>
-        <w:rPr>
-          <w:lang w:val="pt_PT" w:bidi="pt_PT"/>
-        </w:rPr>
-        <w:t xml:space="preserve">Tíquico era aparentemente um grego (implícito em </w:t>
-      </w:r>
-      <w:r>
-        <w:rPr>
-          <w:lang w:val="pt_PT" w:bidi="pt_PT"/>
-        </w:rPr>
-        <w:t>Cl 4.7–8</w:t>
-      </w:r>
-      <w:r>
-        <w:rPr>
-          <w:lang w:val="pt_PT" w:bidi="pt_PT"/>
-        </w:rPr>
-        <w:t>,</w:t>
-      </w:r>
-      <w:r>
-        <w:rPr>
-          <w:lang w:val="pt_PT" w:bidi="pt_PT"/>
-        </w:rPr>
-        <w:t>10–11</w:t>
-      </w:r>
-      <w:r>
-        <w:rPr>
-          <w:lang w:val="pt_PT" w:bidi="pt_PT"/>
-        </w:rPr>
-        <w:t xml:space="preserve">) da Ásia Menor (veja também </w:t>
-      </w:r>
-      <w:r>
-        <w:rPr>
-          <w:lang w:val="pt_PT" w:bidi="pt_PT"/>
-        </w:rPr>
-        <w:t>At 20.4</w:t>
-      </w:r>
-      <w:r>
-        <w:rPr>
-          <w:lang w:val="pt_PT" w:bidi="pt_PT"/>
-        </w:rPr>
-        <w:t xml:space="preserve">; </w:t>
-      </w:r>
-      <w:r>
-        <w:rPr>
-          <w:lang w:val="pt_PT" w:bidi="pt_PT"/>
-        </w:rPr>
-        <w:t>Ef 6.21–22</w:t>
-      </w:r>
-      <w:r>
-        <w:rPr>
-          <w:lang w:val="pt_PT" w:bidi="pt_PT"/>
-        </w:rPr>
-        <w:t xml:space="preserve">; </w:t>
-      </w:r>
-      <w:r>
-        <w:rPr>
-          <w:lang w:val="pt_PT" w:bidi="pt_PT"/>
-        </w:rPr>
-        <w:t>Cl 4.7–8</w:t>
-      </w:r>
-      <w:r>
-        <w:rPr>
-          <w:lang w:val="pt_PT" w:bidi="pt_PT"/>
-        </w:rPr>
-        <w:t xml:space="preserve">; </w:t>
-      </w:r>
-      <w:r>
-        <w:rPr>
-          <w:lang w:val="pt_PT" w:bidi="pt_PT"/>
-        </w:rPr>
-        <w:t>Tt 3.12</w:t>
-      </w:r>
-      <w:r>
-        <w:rPr>
-          <w:lang w:val="pt_PT" w:bidi="pt_PT"/>
-        </w:rPr>
-        <w:t xml:space="preserve">). Ele possivelmente estava indo para Éfeso para entregar a presente carta e substituir Timóteo (assumindo que Timóteo estava em Éfeso; veja notas de estudo em </w:t>
-      </w:r>
-      <w:r>
-        <w:rPr>
-          <w:lang w:val="pt_PT" w:bidi="pt_PT"/>
-        </w:rPr>
-        <w:t>2Tm 4.13</w:t>
-      </w:r>
-      <w:r>
-        <w:rPr>
-          <w:lang w:val="pt_PT" w:bidi="pt_PT"/>
-        </w:rPr>
-        <w:t>,</w:t>
-      </w:r>
-      <w:r>
-        <w:rPr>
-          <w:lang w:val="pt_PT" w:bidi="pt_PT"/>
-        </w:rPr>
-        <w:t>19</w:t>
-      </w:r>
-      <w:r>
-        <w:rPr>
-          <w:lang w:val="pt_PT" w:bidi="pt_PT"/>
-        </w:rPr>
-        <w:t>).</w:t>
-      </w:r>
-      <w:r>
-        <w:rPr>
-          <w:lang w:val="pt_PT" w:bidi="pt_PT"/>
-        </w:rPr>
-      </w:r>
-      <w:r>
-        <w:rPr>
-          <w:lang w:val="pt_PT" w:bidi="pt_PT"/>
-        </w:rPr>
-      </w:r>
-    </w:p>
-    <w:p>
-      <w:pPr/>
-      <w:r>
-        <w:rPr>
-          <w:lang w:val="pt_PT" w:bidi="pt_PT"/>
-        </w:rPr>
-      </w:r>
-    </w:p>
-    <w:p>
-      <w:pPr>
-        <w:pStyle w:val="Heading2"/>
-      </w:pPr>
-      <w:r>
-        <w:rPr>
-          <w:lang w:val="pt_PT" w:bidi="pt_PT"/>
-        </w:rPr>
-        <w:t>2 Timóteo 4.13</w:t>
-      </w:r>
-      <w:r>
-        <w:rPr>
-          <w:lang w:val="pt_PT" w:bidi="pt_PT"/>
-        </w:rPr>
-      </w:r>
-    </w:p>
-    <w:p>
-      <w:pPr/>
-      <w:r>
-        <w:rPr>
-          <w:lang w:val="pt_PT" w:bidi="pt_PT"/>
-        </w:rPr>
-      </w:r>
-      <w:r>
-        <w:rPr>
-          <w:lang w:val="pt_PT" w:bidi="pt_PT"/>
-        </w:rPr>
-        <w:t>A prisão e transferência de Paulo para Roma aparentemente não permitiram que ele reunisse seus pertences. • a minha capa: O inverno estava chegando (</w:t>
-      </w:r>
-      <w:r>
-        <w:rPr>
-          <w:lang w:val="pt_PT" w:bidi="pt_PT"/>
-        </w:rPr>
-        <w:t>4.21</w:t>
-      </w:r>
-      <w:r>
-        <w:rPr>
-          <w:lang w:val="pt_PT" w:bidi="pt_PT"/>
-        </w:rPr>
-        <w:t>). • Carpo pode ter sido o anfitrião de Paulo em Trôade. A referência a Trôade implica que Timóteo ainda estava em Éfeso e viajaria por Trôade, uma cidade portuária. • os livros também, principalmente os de couro: Esses escritos podem ter incluído Escrituras, notas pessoais, cartas endereçadas a Paulo, cópias das próprias cartas de Paulo e outros materiais cristãos e judaicos.</w:t>
-      </w:r>
-      <w:r>
-        <w:rPr>
-          <w:lang w:val="pt_PT" w:bidi="pt_PT"/>
-        </w:rPr>
-      </w:r>
-      <w:r>
-        <w:rPr>
-          <w:lang w:val="pt_PT" w:bidi="pt_PT"/>
-        </w:rPr>
-      </w:r>
-    </w:p>
-    <w:p>
-      <w:pPr/>
-      <w:r>
-        <w:rPr>
-          <w:lang w:val="pt_PT" w:bidi="pt_PT"/>
-        </w:rPr>
-      </w:r>
-    </w:p>
-    <w:p>
-      <w:pPr>
-        <w:pStyle w:val="Heading2"/>
-      </w:pPr>
-      <w:r>
-        <w:rPr>
-          <w:lang w:val="pt_PT" w:bidi="pt_PT"/>
-        </w:rPr>
-        <w:t>2 Timóteo 4.14</w:t>
-      </w:r>
-      <w:r>
-        <w:rPr>
-          <w:lang w:val="pt_PT" w:bidi="pt_PT"/>
-        </w:rPr>
-      </w:r>
-    </w:p>
-    <w:p>
-      <w:pPr/>
-      <w:r>
-        <w:rPr>
-          <w:lang w:val="pt_PT" w:bidi="pt_PT"/>
-        </w:rPr>
-      </w:r>
-      <w:r>
-        <w:rPr>
-          <w:lang w:val="pt_PT" w:bidi="pt_PT"/>
-        </w:rPr>
-        <w:t xml:space="preserve">Alexandre era um nome comum (cp. </w:t>
-      </w:r>
-      <w:r>
-        <w:rPr>
-          <w:lang w:val="pt_PT" w:bidi="pt_PT"/>
-        </w:rPr>
-        <w:t>Mc 15.21</w:t>
-      </w:r>
-      <w:r>
-        <w:rPr>
-          <w:lang w:val="pt_PT" w:bidi="pt_PT"/>
-        </w:rPr>
-        <w:t xml:space="preserve">; </w:t>
-      </w:r>
-      <w:r>
-        <w:rPr>
-          <w:lang w:val="pt_PT" w:bidi="pt_PT"/>
-        </w:rPr>
-        <w:t>At 4.6</w:t>
-      </w:r>
-      <w:r>
-        <w:rPr>
-          <w:lang w:val="pt_PT" w:bidi="pt_PT"/>
-        </w:rPr>
-        <w:t xml:space="preserve">; </w:t>
-      </w:r>
-      <w:r>
-        <w:rPr>
-          <w:lang w:val="pt_PT" w:bidi="pt_PT"/>
-        </w:rPr>
-        <w:t>19.33</w:t>
-      </w:r>
-      <w:r>
-        <w:rPr>
-          <w:lang w:val="pt_PT" w:bidi="pt_PT"/>
-        </w:rPr>
-        <w:t xml:space="preserve">). Alexandre, o latoeiro, provavelmente era a mesma pessoa mencionada em </w:t>
-      </w:r>
-      <w:r>
-        <w:rPr>
-          <w:lang w:val="pt_PT" w:bidi="pt_PT"/>
-        </w:rPr>
-        <w:t>1Tm 1.20</w:t>
-      </w:r>
-      <w:r>
-        <w:rPr>
-          <w:lang w:val="pt_PT" w:bidi="pt_PT"/>
-        </w:rPr>
-        <w:t>. • me prejudicou muito: Aparentemente, ele fez mais do que apenas se opor ao ensino de Paulo. Talvez ele tenha tido participação na prisão de Paulo.</w:t>
-      </w:r>
-      <w:r>
-        <w:rPr>
-          <w:lang w:val="pt_PT" w:bidi="pt_PT"/>
-        </w:rPr>
-      </w:r>
-      <w:r>
-        <w:rPr>
-          <w:lang w:val="pt_PT" w:bidi="pt_PT"/>
-        </w:rPr>
-      </w:r>
-    </w:p>
-    <w:p>
-      <w:pPr/>
-      <w:r>
-        <w:rPr>
-          <w:lang w:val="pt_PT" w:bidi="pt_PT"/>
-        </w:rPr>
-      </w:r>
-    </w:p>
-    <w:p>
-      <w:pPr>
-        <w:pStyle w:val="Heading2"/>
-      </w:pPr>
-      <w:r>
-        <w:rPr>
-          <w:lang w:val="pt_PT" w:bidi="pt_PT"/>
-        </w:rPr>
         <w:t>2 Timóteo 4.16</w:t>
       </w:r>
       <w:r>
@@ -6728,19 +6704,7 @@
         <w:rPr>
           <w:lang w:val="pt_PT" w:bidi="pt_PT"/>
         </w:rPr>
-        <w:t xml:space="preserve">; veja </w:t>
-      </w:r>
-      <w:r>
-        <w:rPr>
-          <w:lang w:val="pt_PT" w:bidi="pt_PT"/>
-        </w:rPr>
-        <w:t>Introdução ao Livro de 2 Timóteo</w:t>
-      </w:r>
-      <w:r>
-        <w:rPr>
-          <w:lang w:val="pt_PT" w:bidi="pt_PT"/>
-        </w:rPr>
-        <w:t xml:space="preserve">, “Data da Escrita”). • Todos me abandonaram: Veja </w:t>
+        <w:t xml:space="preserve">; veja Introdução ao Livro de 2 Timóteo, “Data da Escrita”). • Todos me abandonaram: Veja </w:t>
       </w:r>
       <w:r>
         <w:rPr>
